--- a/Lec/NLP/note.docx
+++ b/Lec/NLP/note.docx
@@ -109,6 +109,9 @@
     </w:p>
     <w:p>
       <w:r>
+        <w:rPr>
+          <w:noProof/>
+        </w:rPr>
         <w:drawing>
           <wp:inline distT="0" distB="0" distL="0" distR="0" wp14:anchorId="21F39005" wp14:editId="064A89F4">
             <wp:extent cx="1797086" cy="1726264"/>
@@ -125,7 +128,7 @@
                     <pic:cNvPicPr/>
                   </pic:nvPicPr>
                   <pic:blipFill>
-                    <a:blip r:embed="rId4"/>
+                    <a:blip r:embed="rId5"/>
                     <a:stretch>
                       <a:fillRect/>
                     </a:stretch>
@@ -261,10 +264,7 @@
         <w:t>，也称为单词标记化</w:t>
       </w:r>
       <w:r>
-        <w:t xml:space="preserve">wordpiece </w:t>
-      </w:r>
-      <w:r>
-        <w:t>tokenization</w:t>
+        <w:t>wordpiece tokenization</w:t>
       </w:r>
       <w:r>
         <w:rPr>
@@ -281,6 +281,9 @@
         <w:tab/>
       </w:r>
       <w:r>
+        <w:rPr>
+          <w:noProof/>
+        </w:rPr>
         <w:drawing>
           <wp:inline distT="0" distB="0" distL="0" distR="0" wp14:anchorId="564A6FD6" wp14:editId="543C4B09">
             <wp:extent cx="4302437" cy="1213654"/>
@@ -297,7 +300,7 @@
                     <pic:cNvPicPr/>
                   </pic:nvPicPr>
                   <pic:blipFill>
-                    <a:blip r:embed="rId5"/>
+                    <a:blip r:embed="rId6"/>
                     <a:stretch>
                       <a:fillRect/>
                     </a:stretch>
@@ -421,6 +424,9 @@
         <w:ind w:left="420" w:firstLine="420"/>
       </w:pPr>
       <w:r>
+        <w:rPr>
+          <w:noProof/>
+        </w:rPr>
         <w:drawing>
           <wp:inline distT="0" distB="0" distL="0" distR="0" wp14:anchorId="6111CE1F" wp14:editId="1CB83314">
             <wp:extent cx="3118474" cy="1390320"/>
@@ -437,7 +443,7 @@
                     <pic:cNvPicPr/>
                   </pic:nvPicPr>
                   <pic:blipFill>
-                    <a:blip r:embed="rId6"/>
+                    <a:blip r:embed="rId7"/>
                     <a:stretch>
                       <a:fillRect/>
                     </a:stretch>
@@ -494,6 +500,9 @@
         <w:tab/>
       </w:r>
       <w:r>
+        <w:rPr>
+          <w:noProof/>
+        </w:rPr>
         <w:drawing>
           <wp:inline distT="0" distB="0" distL="0" distR="0" wp14:anchorId="0FD2ED32" wp14:editId="5C7534DF">
             <wp:extent cx="2394354" cy="1786461"/>
@@ -510,7 +519,7 @@
                     <pic:cNvPicPr/>
                   </pic:nvPicPr>
                   <pic:blipFill>
-                    <a:blip r:embed="rId7"/>
+                    <a:blip r:embed="rId8"/>
                     <a:stretch>
                       <a:fillRect/>
                     </a:stretch>
@@ -542,13 +551,7 @@
         <w:rPr>
           <w:rFonts w:hint="eastAsia"/>
         </w:rPr>
-        <w:t xml:space="preserve"> </w:t>
-      </w:r>
-      <w:r>
-        <w:rPr>
-          <w:rFonts w:hint="eastAsia"/>
-        </w:rPr>
-        <w:t>命名实体识别</w:t>
+        <w:t xml:space="preserve"> 命名实体识别</w:t>
       </w:r>
       <w:r>
         <w:rPr>
@@ -575,18 +578,16 @@
       </w:r>
     </w:p>
     <w:p>
-      <w:pPr>
-        <w:rPr>
-          <w:rFonts w:hint="eastAsia"/>
-        </w:rPr>
-      </w:pPr>
-      <w:r>
-        <w:tab/>
-      </w:r>
-      <w:r>
-        <w:tab/>
-      </w:r>
-      <w:r>
+      <w:r>
+        <w:tab/>
+      </w:r>
+      <w:r>
+        <w:tab/>
+      </w:r>
+      <w:r>
+        <w:rPr>
+          <w:noProof/>
+        </w:rPr>
         <w:drawing>
           <wp:inline distT="0" distB="0" distL="0" distR="0" wp14:anchorId="5D64709A" wp14:editId="1CC60C85">
             <wp:extent cx="4143870" cy="484932"/>
@@ -603,7 +604,7 @@
                     <pic:cNvPicPr/>
                   </pic:nvPicPr>
                   <pic:blipFill>
-                    <a:blip r:embed="rId8"/>
+                    <a:blip r:embed="rId9"/>
                     <a:stretch>
                       <a:fillRect/>
                     </a:stretch>
@@ -624,6 +625,4889 @@
         </w:drawing>
       </w:r>
     </w:p>
+    <w:p/>
+    <w:p/>
+    <w:p/>
+    <w:p/>
+    <w:p/>
+    <w:p>
+      <w:r>
+        <w:lastRenderedPageBreak/>
+        <w:t>Vowels</w:t>
+      </w:r>
+      <w:r>
+        <w:rPr>
+          <w:rFonts w:hint="eastAsia"/>
+        </w:rPr>
+        <w:t>原音：</w:t>
+      </w:r>
+      <w:r>
+        <w:rPr>
+          <w:rFonts w:hint="eastAsia"/>
+        </w:rPr>
+        <w:t>声带振动并保持声腔开放，允许气流自由流动，没有明显的阻碍。</w:t>
+      </w:r>
+    </w:p>
+    <w:p>
+      <w:r>
+        <w:tab/>
+      </w:r>
+      <w:r>
+        <w:rPr>
+          <w:rFonts w:hint="eastAsia"/>
+        </w:rPr>
+        <w:t>不同的元音以其共振峰</w:t>
+      </w:r>
+      <w:r>
+        <w:t>formants</w:t>
+      </w:r>
+      <w:r>
+        <w:rPr>
+          <w:rFonts w:hint="eastAsia"/>
+        </w:rPr>
+        <w:t>的相对值来区分，共振峰是声腔的声学共鸣，在频谱图</w:t>
+      </w:r>
+      <w:r>
+        <w:t>spectrogram</w:t>
+      </w:r>
+      <w:r>
+        <w:rPr>
+          <w:rFonts w:hint="eastAsia"/>
+        </w:rPr>
+        <w:t>上表现为暗带</w:t>
+      </w:r>
+      <w:r>
+        <w:t>dark bands</w:t>
+      </w:r>
+      <w:r>
+        <w:rPr>
+          <w:rFonts w:hint="eastAsia"/>
+        </w:rPr>
+        <w:t>。</w:t>
+      </w:r>
+    </w:p>
+    <w:p>
+      <w:r>
+        <w:t>Consonants</w:t>
+      </w:r>
+      <w:r>
+        <w:rPr>
+          <w:rFonts w:hint="eastAsia"/>
+        </w:rPr>
+        <w:t>辅音：</w:t>
+      </w:r>
+      <w:r>
+        <w:rPr>
+          <w:rFonts w:hint="eastAsia"/>
+        </w:rPr>
+        <w:t>通过在声腔的一个或多个位置阻碍气流来产生的语音。</w:t>
+      </w:r>
+    </w:p>
+    <w:p>
+      <w:r>
+        <w:t>Voiceless</w:t>
+      </w:r>
+      <w:r>
+        <w:rPr>
+          <w:rFonts w:hint="eastAsia"/>
+        </w:rPr>
+        <w:t>清音</w:t>
+      </w:r>
+      <w:r>
+        <w:rPr>
+          <w:rFonts w:hint="eastAsia"/>
+        </w:rPr>
+        <w:t xml:space="preserve"> </w:t>
+      </w:r>
+      <w:r>
+        <w:rPr>
+          <w:rFonts w:hint="eastAsia"/>
+        </w:rPr>
+        <w:t>清音是声带不振动产生的语音</w:t>
+      </w:r>
+    </w:p>
+    <w:p>
+      <w:r>
+        <w:t>Voiced</w:t>
+      </w:r>
+      <w:r>
+        <w:rPr>
+          <w:rFonts w:hint="eastAsia"/>
+        </w:rPr>
+        <w:t>浊音</w:t>
+      </w:r>
+      <w:r>
+        <w:rPr>
+          <w:rFonts w:hint="eastAsia"/>
+        </w:rPr>
+        <w:t xml:space="preserve"> </w:t>
+      </w:r>
+      <w:r>
+        <w:rPr>
+          <w:rFonts w:hint="eastAsia"/>
+        </w:rPr>
+        <w:t>而浊音涉及声带振动</w:t>
+      </w:r>
+    </w:p>
+    <w:p>
+      <w:r>
+        <w:t>Aspirated Sounds</w:t>
+      </w:r>
+      <w:r>
+        <w:rPr>
+          <w:rFonts w:hint="eastAsia"/>
+        </w:rPr>
+        <w:t>送气音</w:t>
+      </w:r>
+      <w:r>
+        <w:rPr>
+          <w:rFonts w:hint="eastAsia"/>
+        </w:rPr>
+        <w:t xml:space="preserve"> </w:t>
+      </w:r>
+      <w:r>
+        <w:rPr>
+          <w:rFonts w:hint="eastAsia"/>
+        </w:rPr>
+        <w:t>发音时伴随着明显的气流喷出</w:t>
+      </w:r>
+    </w:p>
+    <w:p>
+      <w:r>
+        <w:t>Unaspirated Sounds</w:t>
+      </w:r>
+      <w:r>
+        <w:rPr>
+          <w:rFonts w:hint="eastAsia"/>
+        </w:rPr>
+        <w:t>不送气音</w:t>
+      </w:r>
+    </w:p>
+    <w:p>
+      <w:r>
+        <w:t>Trilled Consonants</w:t>
+      </w:r>
+      <w:r>
+        <w:rPr>
+          <w:rFonts w:hint="eastAsia"/>
+        </w:rPr>
+        <w:t xml:space="preserve">颤音 </w:t>
+      </w:r>
+      <w:r>
+        <w:rPr>
+          <w:rFonts w:hint="eastAsia"/>
+        </w:rPr>
+        <w:t>使声道的某一部分快速振动来发出的辅音。</w:t>
+      </w:r>
+    </w:p>
+    <w:p>
+      <w:r>
+        <w:tab/>
+      </w:r>
+      <w:r>
+        <w:t>Bilabial Tril</w:t>
+      </w:r>
+      <w:r>
+        <w:rPr>
+          <w:rFonts w:hint="eastAsia"/>
+        </w:rPr>
+        <w:t>齿龈颤音</w:t>
+      </w:r>
+      <w:r>
+        <w:t>: /r/</w:t>
+      </w:r>
+    </w:p>
+    <w:p>
+      <w:r>
+        <w:tab/>
+      </w:r>
+      <w:r>
+        <w:t>Alveolar Tril</w:t>
+      </w:r>
+      <w:r>
+        <w:rPr>
+          <w:rFonts w:hint="eastAsia"/>
+        </w:rPr>
+        <w:t>小舌颤音</w:t>
+      </w:r>
+      <w:r>
+        <w:t>: /</w:t>
+      </w:r>
+      <w:r>
+        <w:rPr>
+          <w:rFonts w:ascii="Times New Roman" w:hAnsi="Times New Roman" w:cs="Times New Roman"/>
+        </w:rPr>
+        <w:t>ʀ</w:t>
+      </w:r>
+      <w:r>
+        <w:t>/</w:t>
+      </w:r>
+    </w:p>
+    <w:p>
+      <w:r>
+        <w:tab/>
+      </w:r>
+      <w:r>
+        <w:t>Uvular Tril</w:t>
+      </w:r>
+      <w:r>
+        <w:rPr>
+          <w:rFonts w:hint="eastAsia"/>
+        </w:rPr>
+        <w:t>双唇颤音</w:t>
+      </w:r>
+    </w:p>
+    <w:p>
+      <w:r>
+        <w:tab/>
+      </w:r>
+      <w:r>
+        <w:t>Linguolabial Tril</w:t>
+      </w:r>
+      <w:r>
+        <w:rPr>
+          <w:rFonts w:hint="eastAsia"/>
+        </w:rPr>
+        <w:t>舌唇颤音</w:t>
+      </w:r>
+    </w:p>
+    <w:p/>
+    <w:p>
+      <w:r>
+        <w:t>Writing Systems</w:t>
+      </w:r>
+      <w:r>
+        <w:rPr>
+          <w:rFonts w:hint="eastAsia"/>
+        </w:rPr>
+        <w:t>：</w:t>
+      </w:r>
+    </w:p>
+    <w:p>
+      <w:r>
+        <w:tab/>
+      </w:r>
+      <w:r>
+        <w:rPr>
+          <w:rFonts w:hint="eastAsia"/>
+        </w:rPr>
+        <w:t>通过符号来视觉化地表示语言的方法。</w:t>
+      </w:r>
+    </w:p>
+    <w:p>
+      <w:r>
+        <w:tab/>
+      </w:r>
+      <w:r>
+        <w:rPr>
+          <w:rFonts w:hint="eastAsia"/>
+        </w:rPr>
+        <w:t>根据基本语言单位进行分类：</w:t>
+      </w:r>
+    </w:p>
+    <w:p>
+      <w:r>
+        <w:tab/>
+      </w:r>
+      <w:r>
+        <w:rPr>
+          <w:rFonts w:hint="eastAsia"/>
+        </w:rPr>
+        <w:t>音节文字</w:t>
+      </w:r>
+      <w:r>
+        <w:t>Syllabaries</w:t>
+      </w:r>
+      <w:r>
+        <w:t xml:space="preserve">: </w:t>
+      </w:r>
+    </w:p>
+    <w:p>
+      <w:pPr>
+        <w:ind w:left="420" w:firstLine="420"/>
+      </w:pPr>
+      <w:r>
+        <w:t>使用符号来表示音节。每个符号通常对应一个完整音节，而不是单个音素。</w:t>
+      </w:r>
+    </w:p>
+    <w:p>
+      <w:pPr>
+        <w:ind w:firstLine="420"/>
+      </w:pPr>
+      <w:r>
+        <w:t>字母文字</w:t>
+      </w:r>
+      <w:r>
+        <w:t>Alphabets</w:t>
+      </w:r>
+      <w:r>
+        <w:t xml:space="preserve">: </w:t>
+      </w:r>
+    </w:p>
+    <w:p>
+      <w:pPr>
+        <w:ind w:firstLine="420"/>
+      </w:pPr>
+      <w:r>
+        <w:tab/>
+      </w:r>
+      <w:r>
+        <w:t>符号或字母代表单个音位</w:t>
+      </w:r>
+      <w:r>
+        <w:t>phonemes</w:t>
+      </w:r>
+      <w:r>
+        <w:t>（音素</w:t>
+      </w:r>
+      <w:r>
+        <w:t>sounds</w:t>
+      </w:r>
+      <w:r>
+        <w:t>）。</w:t>
+      </w:r>
+    </w:p>
+    <w:p>
+      <w:pPr>
+        <w:ind w:firstLine="420"/>
+      </w:pPr>
+      <w:r>
+        <w:t>表意文字</w:t>
+      </w:r>
+      <w:r>
+        <w:t>Logographic systems</w:t>
+      </w:r>
+      <w:r>
+        <w:t xml:space="preserve">: </w:t>
+      </w:r>
+    </w:p>
+    <w:p>
+      <w:pPr>
+        <w:ind w:firstLine="420"/>
+      </w:pPr>
+      <w:r>
+        <w:tab/>
+      </w:r>
+      <w:r>
+        <w:rPr>
+          <w:rFonts w:hint="eastAsia"/>
+        </w:rPr>
+        <w:t>使用符号来表示词或语素</w:t>
+      </w:r>
+    </w:p>
+    <w:p>
+      <w:pPr>
+        <w:ind w:firstLine="420"/>
+      </w:pPr>
+      <w:r>
+        <w:t>混合文字系统</w:t>
+      </w:r>
+      <w:r>
+        <w:t>Mixed Writing Systems</w:t>
+      </w:r>
+      <w:r>
+        <w:t>: 结合了上述几种文字系统的元素。</w:t>
+      </w:r>
+    </w:p>
+    <w:p/>
+    <w:p/>
+    <w:p/>
+    <w:p>
+      <w:r>
+        <w:lastRenderedPageBreak/>
+        <w:t>Word Order</w:t>
+      </w:r>
+      <w:r>
+        <w:rPr>
+          <w:rFonts w:hint="eastAsia"/>
+        </w:rPr>
+        <w:t>词序</w:t>
+      </w:r>
+      <w:r>
+        <w:rPr>
+          <w:rFonts w:hint="eastAsia"/>
+        </w:rPr>
+        <w:t>：</w:t>
+      </w:r>
+      <w:r>
+        <w:rPr>
+          <w:rFonts w:hint="eastAsia"/>
+        </w:rPr>
+        <w:t>语言中词语排列成句子的顺序。主要的词序基于句子中的</w:t>
+      </w:r>
+      <w:r>
+        <w:t xml:space="preserve"> SVO（主语Subject-谓语Verb-宾语Object）。</w:t>
+      </w:r>
+    </w:p>
+    <w:p>
+      <w:r>
+        <w:t>SVO: 非常常见，例如英语、中文</w:t>
+      </w:r>
+    </w:p>
+    <w:p>
+      <w:r>
+        <w:t>SOV: 非常常见，例如日语、韩语、印度语言、现代口语阿拉伯语</w:t>
+      </w:r>
+    </w:p>
+    <w:p>
+      <w:r>
+        <w:t>Tense</w:t>
+      </w:r>
+      <w:r>
+        <w:rPr>
+          <w:rFonts w:hint="eastAsia"/>
+        </w:rPr>
+        <w:t>时态：</w:t>
+      </w:r>
+      <w:r>
+        <w:rPr>
+          <w:rFonts w:hint="eastAsia"/>
+        </w:rPr>
+        <w:t>语法特征，用来表示动作发生的时间，通常分为过去、现在和将来。</w:t>
+      </w:r>
+    </w:p>
+    <w:p>
+      <w:r>
+        <w:t>Aspect</w:t>
+      </w:r>
+      <w:r>
+        <w:rPr>
+          <w:rFonts w:hint="eastAsia"/>
+        </w:rPr>
+        <w:t>体：</w:t>
+      </w:r>
+      <w:r>
+        <w:rPr>
+          <w:rFonts w:hint="eastAsia"/>
+        </w:rPr>
+        <w:t>描述动作与时间的关系，侧重于动作是否在持续、完成、重复或习惯性进行。</w:t>
+      </w:r>
+    </w:p>
+    <w:p>
+      <w:r>
+        <w:t>Mood</w:t>
+      </w:r>
+      <w:r>
+        <w:rPr>
+          <w:rFonts w:hint="eastAsia"/>
+        </w:rPr>
+        <w:t>语气：</w:t>
+      </w:r>
+      <w:r>
+        <w:rPr>
+          <w:rFonts w:hint="eastAsia"/>
+        </w:rPr>
+        <w:t>一种语法特征，用来显示说话者的态度。</w:t>
+      </w:r>
+    </w:p>
+    <w:p>
+      <w:r>
+        <w:tab/>
+      </w:r>
+      <w:r>
+        <w:t>Indicative Mood</w:t>
+      </w:r>
+      <w:r>
+        <w:rPr>
+          <w:rFonts w:hint="eastAsia"/>
+        </w:rPr>
+        <w:t>陈述语气</w:t>
+      </w:r>
+    </w:p>
+    <w:p>
+      <w:r>
+        <w:tab/>
+      </w:r>
+      <w:r>
+        <w:t>Imperative Mood</w:t>
+      </w:r>
+      <w:r>
+        <w:rPr>
+          <w:rFonts w:hint="eastAsia"/>
+        </w:rPr>
+        <w:t>祈使语气</w:t>
+      </w:r>
+    </w:p>
+    <w:p>
+      <w:r>
+        <w:tab/>
+      </w:r>
+      <w:r>
+        <w:t>Subjunctive Mood</w:t>
+      </w:r>
+      <w:r>
+        <w:rPr>
+          <w:rFonts w:hint="eastAsia"/>
+        </w:rPr>
+        <w:t>虚拟语气</w:t>
+      </w:r>
+    </w:p>
+    <w:p>
+      <w:r>
+        <w:tab/>
+      </w:r>
+      <w:r>
+        <w:t>Conditional Mood</w:t>
+      </w:r>
+      <w:r>
+        <w:rPr>
+          <w:rFonts w:hint="eastAsia"/>
+        </w:rPr>
+        <w:t>条件语气</w:t>
+      </w:r>
+    </w:p>
+    <w:p>
+      <w:r>
+        <w:tab/>
+      </w:r>
+      <w:r>
+        <w:t>Hortative Mood</w:t>
+      </w:r>
+      <w:r>
+        <w:rPr>
+          <w:rFonts w:hint="eastAsia"/>
+        </w:rPr>
+        <w:t>鼓励语气</w:t>
+      </w:r>
+    </w:p>
+    <w:p>
+      <w:r>
+        <w:tab/>
+      </w:r>
+      <w:r>
+        <w:t>Hypothetical Mood</w:t>
+      </w:r>
+      <w:r>
+        <w:rPr>
+          <w:rFonts w:hint="eastAsia"/>
+        </w:rPr>
+        <w:t>假设语气</w:t>
+      </w:r>
+    </w:p>
+    <w:p>
+      <w:r>
+        <w:t>Voice</w:t>
+      </w:r>
+      <w:r>
+        <w:rPr>
+          <w:rFonts w:hint="eastAsia"/>
+        </w:rPr>
+        <w:t>语态</w:t>
+      </w:r>
+    </w:p>
+    <w:p>
+      <w:r>
+        <w:t>Person</w:t>
+      </w:r>
+      <w:r>
+        <w:rPr>
+          <w:rFonts w:hint="eastAsia"/>
+        </w:rPr>
+        <w:t>人称</w:t>
+      </w:r>
+      <w:r>
+        <w:rPr>
+          <w:rFonts w:hint="eastAsia"/>
+        </w:rPr>
+        <w:t>：</w:t>
+      </w:r>
+      <w:r>
+        <w:rPr>
+          <w:rFonts w:hint="eastAsia"/>
+        </w:rPr>
+        <w:t>对话或话语中不同参与者之间的区别</w:t>
+      </w:r>
+    </w:p>
+    <w:p>
+      <w:r>
+        <w:t>Gender</w:t>
+      </w:r>
+      <w:r>
+        <w:rPr>
+          <w:rFonts w:hint="eastAsia"/>
+        </w:rPr>
+        <w:t>性别</w:t>
+      </w:r>
+    </w:p>
+    <w:p>
+      <w:r>
+        <w:t>C</w:t>
+      </w:r>
+      <w:r>
+        <w:rPr>
+          <w:rFonts w:hint="eastAsia"/>
+        </w:rPr>
+        <w:t>ase</w:t>
+      </w:r>
+      <w:r>
+        <w:rPr>
+          <w:rFonts w:hint="eastAsia"/>
+        </w:rPr>
+        <w:t>格</w:t>
+      </w:r>
+      <w:r>
+        <w:rPr>
+          <w:rFonts w:hint="eastAsia"/>
+        </w:rPr>
+        <w:t>：</w:t>
+      </w:r>
+      <w:r>
+        <w:t>Nominative Case</w:t>
+      </w:r>
+      <w:r>
+        <w:t>(Subjective Case</w:t>
+      </w:r>
+      <w:r>
+        <w:rPr>
+          <w:rFonts w:hint="eastAsia"/>
+        </w:rPr>
+        <w:t>)</w:t>
+      </w:r>
+      <w:r>
+        <w:rPr>
+          <w:rFonts w:hint="eastAsia"/>
+        </w:rPr>
+        <w:t>主格</w:t>
+      </w:r>
+      <w:r>
+        <w:t>Accusative Case</w:t>
+      </w:r>
+      <w:r>
+        <w:t>(Objective Case)</w:t>
+      </w:r>
+      <w:r>
+        <w:rPr>
+          <w:rFonts w:hint="eastAsia"/>
+        </w:rPr>
+        <w:t>宾格</w:t>
+      </w:r>
+      <w:r>
+        <w:t>Genitive Case</w:t>
+      </w:r>
+      <w:r>
+        <w:t>(Possessive Case</w:t>
+      </w:r>
+      <w:r>
+        <w:rPr>
+          <w:rFonts w:hint="eastAsia"/>
+        </w:rPr>
+        <w:t>)</w:t>
+      </w:r>
+      <w:r>
+        <w:rPr>
+          <w:rFonts w:hint="eastAsia"/>
+        </w:rPr>
+        <w:t>属格</w:t>
+      </w:r>
+    </w:p>
+    <w:p>
+      <w:r>
+        <w:t>Number</w:t>
+      </w:r>
+      <w:r>
+        <w:rPr>
+          <w:rFonts w:hint="eastAsia"/>
+        </w:rPr>
+        <w:t>数</w:t>
+      </w:r>
+      <w:r>
+        <w:rPr>
+          <w:rFonts w:hint="eastAsia"/>
+        </w:rPr>
+        <w:t xml:space="preserve"> 单数复数</w:t>
+      </w:r>
+    </w:p>
+    <w:p/>
+    <w:p>
+      <w:r>
+        <w:t>Context-Free Grammars</w:t>
+      </w:r>
+      <w:r>
+        <w:rPr>
+          <w:rFonts w:hint="eastAsia"/>
+        </w:rPr>
+        <w:t>：</w:t>
+      </w:r>
+    </w:p>
+    <w:p>
+      <w:r>
+        <w:tab/>
+      </w:r>
+      <w:r>
+        <w:rPr>
+          <w:rFonts w:hint="eastAsia"/>
+        </w:rPr>
+        <w:t>语境无关文法</w:t>
+      </w:r>
+      <w:r>
+        <w:rPr>
+          <w:rFonts w:hint="eastAsia"/>
+        </w:rPr>
+        <w:t>，</w:t>
+      </w:r>
+      <w:r>
+        <w:rPr>
+          <w:rFonts w:hint="eastAsia"/>
+        </w:rPr>
+        <w:t>使用特定规则来展示语言中句子如何构建的系统。</w:t>
+      </w:r>
+      <w:r>
+        <w:rPr>
+          <w:rFonts w:hint="eastAsia"/>
+        </w:rPr>
+        <w:t>这些规则定义了句子中元素（例如名词和动词）如何组合</w:t>
+      </w:r>
+    </w:p>
+    <w:p>
+      <w:r>
+        <w:tab/>
+      </w:r>
+      <w:r>
+        <w:t>Non-terminals</w:t>
+      </w:r>
+      <w:r>
+        <w:rPr>
+          <w:rFonts w:hint="eastAsia"/>
+        </w:rPr>
+        <w:t>非终结符</w:t>
+      </w:r>
+      <w:r>
+        <w:t>:</w:t>
+      </w:r>
+      <w:r>
+        <w:rPr>
+          <w:rFonts w:hint="eastAsia"/>
+        </w:rPr>
+        <w:t xml:space="preserve"> 抽象符号，代表一组词语，例如句子</w:t>
+      </w:r>
+      <w:r>
+        <w:t xml:space="preserve"> (sentences</w:t>
+      </w:r>
+      <w:r>
+        <w:rPr>
+          <w:rFonts w:hint="eastAsia"/>
+        </w:rPr>
+        <w:t xml:space="preserve"> </w:t>
+      </w:r>
+      <w:r>
+        <w:t>S)、名词短语 (noun phrases</w:t>
+      </w:r>
+      <w:r>
+        <w:rPr>
+          <w:rFonts w:hint="eastAsia"/>
+        </w:rPr>
+        <w:t xml:space="preserve"> </w:t>
+      </w:r>
+      <w:r>
+        <w:t>NP) 或动词短语 (verb phrases</w:t>
+      </w:r>
+      <w:r>
+        <w:rPr>
+          <w:rFonts w:hint="eastAsia"/>
+        </w:rPr>
+        <w:t xml:space="preserve"> </w:t>
+      </w:r>
+      <w:r>
+        <w:t>VP)。它们有助于构建句子的结构，但不会出现在实际文本中。</w:t>
+      </w:r>
+      <w:r>
+        <w:t>NP (Noun Phrase</w:t>
+      </w:r>
+      <w:r>
+        <w:rPr>
+          <w:rFonts w:hint="eastAsia"/>
+        </w:rPr>
+        <w:t>名词短语</w:t>
+      </w:r>
+      <w:r>
+        <w:t>), Det (Determiner</w:t>
+      </w:r>
+      <w:r>
+        <w:rPr>
+          <w:rFonts w:hint="eastAsia"/>
+        </w:rPr>
+        <w:t>限定词</w:t>
+      </w:r>
+      <w:r>
+        <w:t>)</w:t>
+      </w:r>
+      <w:r>
+        <w:rPr>
+          <w:rFonts w:hint="eastAsia"/>
+        </w:rPr>
+        <w:t>,</w:t>
+      </w:r>
+      <w:r>
+        <w:t xml:space="preserve"> ProperNoun</w:t>
+      </w:r>
+      <w:r>
+        <w:rPr>
+          <w:rFonts w:hint="eastAsia"/>
+        </w:rPr>
+        <w:t>专有名词</w:t>
+      </w:r>
+      <w:r>
+        <w:rPr>
+          <w:rFonts w:hint="eastAsia"/>
+        </w:rPr>
+        <w:t>,</w:t>
+      </w:r>
+      <w:r>
+        <w:t xml:space="preserve"> Nominal</w:t>
+      </w:r>
+      <w:r>
+        <w:rPr>
+          <w:rFonts w:hint="eastAsia"/>
+        </w:rPr>
+        <w:t>名词性词</w:t>
+      </w:r>
+      <w:r>
+        <w:rPr>
+          <w:rFonts w:hint="eastAsia"/>
+        </w:rPr>
+        <w:t>,</w:t>
+      </w:r>
+      <w:r>
+        <w:t xml:space="preserve"> Noun</w:t>
+      </w:r>
+      <w:r>
+        <w:rPr>
+          <w:rFonts w:hint="eastAsia"/>
+        </w:rPr>
+        <w:t>名词</w:t>
+      </w:r>
+    </w:p>
+    <w:p>
+      <w:r>
+        <w:tab/>
+      </w:r>
+      <w:r>
+        <w:t>Terminals</w:t>
+      </w:r>
+      <w:r>
+        <w:rPr>
+          <w:rFonts w:hint="eastAsia"/>
+        </w:rPr>
+        <w:t>终结符</w:t>
+      </w:r>
+      <w:r>
+        <w:t>:</w:t>
+      </w:r>
+      <w:r>
+        <w:rPr>
+          <w:rFonts w:hint="eastAsia"/>
+        </w:rPr>
+        <w:t xml:space="preserve"> 语言中的实际词语，例如</w:t>
+      </w:r>
+      <w:r>
+        <w:t xml:space="preserve"> ‘cat’、‘sees’ 或 ‘the’。</w:t>
+      </w:r>
+      <w:r>
+        <w:rPr>
+          <w:rFonts w:hint="eastAsia"/>
+        </w:rPr>
+        <w:t>a,the,flight</w:t>
+      </w:r>
+    </w:p>
+    <w:p>
+      <w:r>
+        <w:lastRenderedPageBreak/>
+        <w:tab/>
+      </w:r>
+      <w:r>
+        <w:t>Production Rules</w:t>
+      </w:r>
+      <w:r>
+        <w:rPr>
+          <w:rFonts w:hint="eastAsia"/>
+        </w:rPr>
+        <w:t>产生式规则</w:t>
+      </w:r>
+      <w:r>
+        <w:rPr>
+          <w:rFonts w:hint="eastAsia"/>
+        </w:rPr>
+        <w:t>：</w:t>
+      </w:r>
+      <w:r>
+        <w:rPr>
+          <w:rFonts w:hint="eastAsia"/>
+        </w:rPr>
+        <w:t>这些规则展示了如何通过用终结符或其他非终结符替换非终结符来构建句子。例如，一条规则可能说明句子</w:t>
+      </w:r>
+      <w:r>
+        <w:t xml:space="preserve"> (S) 由名词短语 (NP) 和动词短语 (VP) 组成，表示为 S → NP VP。</w:t>
+      </w:r>
+      <w:r>
+        <w:t>NP → Det Nominal</w:t>
+      </w:r>
+      <w:r>
+        <w:rPr>
+          <w:rFonts w:hint="eastAsia"/>
+        </w:rPr>
+        <w:t>,</w:t>
+      </w:r>
+      <w:r>
+        <w:t xml:space="preserve"> NP → ProperNoun</w:t>
+      </w:r>
+      <w:r>
+        <w:rPr>
+          <w:rFonts w:hint="eastAsia"/>
+        </w:rPr>
+        <w:t>,</w:t>
+      </w:r>
+      <w:r>
+        <w:t xml:space="preserve"> Nominal → Noun | Nominal Noun</w:t>
+      </w:r>
+      <w:r>
+        <w:rPr>
+          <w:rFonts w:hint="eastAsia"/>
+        </w:rPr>
+        <w:t>,</w:t>
+      </w:r>
+      <w:r>
+        <w:t xml:space="preserve"> Det → a</w:t>
+      </w:r>
+      <w:r>
+        <w:rPr>
+          <w:rFonts w:hint="eastAsia"/>
+        </w:rPr>
+        <w:t>,</w:t>
+      </w:r>
+      <w:r>
+        <w:t xml:space="preserve"> Det → the</w:t>
+      </w:r>
+      <w:r>
+        <w:rPr>
+          <w:rFonts w:hint="eastAsia"/>
+        </w:rPr>
+        <w:t>,</w:t>
+      </w:r>
+      <w:r>
+        <w:t xml:space="preserve"> Noun → flight</w:t>
+      </w:r>
+    </w:p>
+    <w:p>
+      <w:r>
+        <w:rPr>
+          <w:rFonts w:hint="eastAsia"/>
+        </w:rPr>
+        <w:t>将</w:t>
+      </w:r>
+      <w:r>
+        <w:t xml:space="preserve"> CFG 视为生成器，我们可以将 → 箭头读作“用右侧的符号串重写左侧的符号”</w:t>
+      </w:r>
+    </w:p>
+    <w:p>
+      <w:r>
+        <w:rPr>
+          <w:rFonts w:hint="eastAsia"/>
+        </w:rPr>
+        <w:t>由</w:t>
+      </w:r>
+      <w:r>
+        <w:t xml:space="preserve"> CFG 定义的正规语言是由指定起始符号派生出的字符串集合。每个 CFG 必须有一个指定的起始符号，通常称为 S，代表“句子”。通过添加一些规则，句子可以由名词短语后跟动词短语组成。</w:t>
+      </w:r>
+    </w:p>
+    <w:p>
+      <w:r>
+        <w:tab/>
+      </w:r>
+      <w:r>
+        <w:t xml:space="preserve">S → </w:t>
+      </w:r>
+      <w:r>
+        <w:rPr>
+          <w:color w:val="EE0000"/>
+        </w:rPr>
+        <w:t>NP</w:t>
+      </w:r>
+      <w:r>
+        <w:t xml:space="preserve"> </w:t>
+      </w:r>
+      <w:r>
+        <w:rPr>
+          <w:color w:val="156082" w:themeColor="accent1"/>
+        </w:rPr>
+        <w:t>VP</w:t>
+      </w:r>
+      <w:r>
+        <w:t xml:space="preserve"> </w:t>
+      </w:r>
+      <w:r>
+        <w:rPr>
+          <w:color w:val="EE0000"/>
+        </w:rPr>
+        <w:t>I</w:t>
+      </w:r>
+      <w:r>
+        <w:t xml:space="preserve"> </w:t>
+      </w:r>
+      <w:r>
+        <w:rPr>
+          <w:color w:val="156082" w:themeColor="accent1"/>
+        </w:rPr>
+        <w:t>prefer a morning flight</w:t>
+      </w:r>
+    </w:p>
+    <w:p>
+      <w:pPr>
+        <w:rPr>
+          <w:color w:val="156082" w:themeColor="accent1"/>
+        </w:rPr>
+      </w:pPr>
+      <w:r>
+        <w:tab/>
+      </w:r>
+      <w:r>
+        <w:t xml:space="preserve">VP → </w:t>
+      </w:r>
+      <w:r>
+        <w:rPr>
+          <w:color w:val="EE0000"/>
+        </w:rPr>
+        <w:t>Verb</w:t>
+      </w:r>
+      <w:r>
+        <w:t xml:space="preserve"> </w:t>
+      </w:r>
+      <w:r>
+        <w:rPr>
+          <w:color w:val="156082" w:themeColor="accent1"/>
+        </w:rPr>
+        <w:t>NP</w:t>
+      </w:r>
+      <w:r>
+        <w:t xml:space="preserve"> </w:t>
+      </w:r>
+      <w:r>
+        <w:rPr>
+          <w:color w:val="EE0000"/>
+        </w:rPr>
+        <w:t>prefer</w:t>
+      </w:r>
+      <w:r>
+        <w:t xml:space="preserve"> </w:t>
+      </w:r>
+      <w:r>
+        <w:rPr>
+          <w:color w:val="156082" w:themeColor="accent1"/>
+        </w:rPr>
+        <w:t>a morning flight</w:t>
+      </w:r>
+    </w:p>
+    <w:p>
+      <w:r>
+        <w:rPr>
+          <w:rFonts w:hint="eastAsia"/>
+        </w:rPr>
+        <w:t>正规语言</w:t>
+      </w:r>
+      <w:r>
+        <w:rPr>
+          <w:rFonts w:hint="eastAsia"/>
+        </w:rPr>
+        <w:t>：</w:t>
+      </w:r>
+      <w:r>
+        <w:rPr>
+          <w:rFonts w:hint="eastAsia"/>
+        </w:rPr>
+        <w:t>语法能够生成的句子被认为是这种正规语言中的“语法正确的</w:t>
+      </w:r>
+      <w:r>
+        <w:t>grammatical</w:t>
+      </w:r>
+      <w:r>
+        <w:rPr>
+          <w:rFonts w:hint="eastAsia"/>
+        </w:rPr>
+        <w:t>”。</w:t>
+      </w:r>
+    </w:p>
+    <w:p>
+      <w:r>
+        <w:rPr>
+          <w:rFonts w:hint="eastAsia"/>
+        </w:rPr>
+        <w:t>形式语言</w:t>
+      </w:r>
+      <w:r>
+        <w:t xml:space="preserve"> </w:t>
+      </w:r>
+      <w:r>
+        <w:rPr>
+          <w:rFonts w:ascii="Cambria Math" w:hAnsi="Cambria Math" w:cs="Cambria Math"/>
+        </w:rPr>
+        <w:t>ℒ𝐺</w:t>
+      </w:r>
+      <w:r>
+        <w:t xml:space="preserve"> 的语境无关文法 G 由四个参数定义：N, Σ, R, S。即：G={N, Σ, R, S}</w:t>
+      </w:r>
+    </w:p>
+    <w:p>
+      <w:r>
+        <w:t>N：一组非终结符符号（或变量）</w:t>
+      </w:r>
+    </w:p>
+    <w:p>
+      <w:r>
+        <w:rPr>
+          <w:rFonts w:hint="eastAsia"/>
+        </w:rPr>
+        <w:t>Σ：一组终结符符号（与</w:t>
+      </w:r>
+      <w:r>
+        <w:t xml:space="preserve"> N 不相交）</w:t>
+      </w:r>
+    </w:p>
+    <w:p>
+      <w:r>
+        <w:t>R：一组规则或产生式，每个产生式形式为 A → β，其中 A 是非终结符，β 是从无限符号集 (Σ ∪ N )</w:t>
+      </w:r>
+      <w:r>
+        <w:rPr>
+          <w:rFonts w:ascii="Cambria Math" w:hAnsi="Cambria Math" w:cs="Cambria Math"/>
+        </w:rPr>
+        <w:t>∗</w:t>
+      </w:r>
+      <w:r>
+        <w:t xml:space="preserve"> 中得到的符号串</w:t>
+      </w:r>
+    </w:p>
+    <w:p>
+      <w:r>
+        <w:t>S：指定的起始符号，也是 N 的一个成员</w:t>
+      </w:r>
+    </w:p>
+    <w:p>
+      <w:r>
+        <w:rPr>
+          <w:rFonts w:hint="eastAsia"/>
+        </w:rPr>
+        <w:t>CFG用途：</w:t>
+      </w:r>
+    </w:p>
+    <w:p>
+      <w:r>
+        <w:tab/>
+      </w:r>
+      <w:r>
+        <w:t>Parsing</w:t>
+      </w:r>
+      <w:r>
+        <w:rPr>
+          <w:rFonts w:hint="eastAsia"/>
+        </w:rPr>
+        <w:t>语法分析：分析句子的结构，理解其语法。</w:t>
+      </w:r>
+    </w:p>
+    <w:p>
+      <w:r>
+        <w:tab/>
+      </w:r>
+      <w:r>
+        <w:t>Grammar Checking</w:t>
+      </w:r>
+      <w:r>
+        <w:rPr>
+          <w:rFonts w:hint="eastAsia"/>
+        </w:rPr>
+        <w:t>语法检查：检查句子是否符合语法规则，识别句子中的错误。</w:t>
+      </w:r>
+    </w:p>
+    <w:p>
+      <w:r>
+        <w:tab/>
+      </w:r>
+      <w:r>
+        <w:t>Sentence Generation</w:t>
+      </w:r>
+      <w:r>
+        <w:rPr>
+          <w:rFonts w:hint="eastAsia"/>
+        </w:rPr>
+        <w:t>句子生成：创建语法正确的新句子。</w:t>
+      </w:r>
+    </w:p>
+    <w:p/>
+    <w:p>
+      <w:r>
+        <w:t>Parse Tree</w:t>
+      </w:r>
+      <w:r>
+        <w:rPr>
+          <w:rFonts w:hint="eastAsia"/>
+        </w:rPr>
+        <w:t>：</w:t>
+      </w:r>
+    </w:p>
+    <w:p>
+      <w:r>
+        <w:tab/>
+      </w:r>
+      <w:r>
+        <w:rPr>
+          <w:rFonts w:hint="eastAsia"/>
+        </w:rPr>
+        <w:t>语法树，是根据给定语法表示句子语法结构的树状图。语法分析树由</w:t>
+      </w:r>
+      <w:r>
+        <w:t xml:space="preserve"> CFG 派生而来，并根据 CFG 中定义的规则表示句子的语法结构。</w:t>
+      </w:r>
+    </w:p>
+    <w:p>
+      <w:r>
+        <w:rPr>
+          <w:noProof/>
+        </w:rPr>
+        <w:lastRenderedPageBreak/>
+        <w:drawing>
+          <wp:inline distT="0" distB="0" distL="0" distR="0" wp14:anchorId="1FC73AFC" wp14:editId="2AF608F1">
+            <wp:extent cx="1580683" cy="1959429"/>
+            <wp:effectExtent l="0" t="0" r="635" b="3175"/>
+            <wp:docPr id="1405715612" name="图片 1" descr="图示, 示意图&#10;&#10;AI 生成的内容可能不正确。"/>
+            <wp:cNvGraphicFramePr>
+              <a:graphicFrameLocks xmlns:a="http://schemas.openxmlformats.org/drawingml/2006/main" noChangeAspect="1"/>
+            </wp:cNvGraphicFramePr>
+            <a:graphic xmlns:a="http://schemas.openxmlformats.org/drawingml/2006/main">
+              <a:graphicData uri="http://schemas.openxmlformats.org/drawingml/2006/picture">
+                <pic:pic xmlns:pic="http://schemas.openxmlformats.org/drawingml/2006/picture">
+                  <pic:nvPicPr>
+                    <pic:cNvPr id="1405715612" name="图片 1" descr="图示, 示意图&#10;&#10;AI 生成的内容可能不正确。"/>
+                    <pic:cNvPicPr/>
+                  </pic:nvPicPr>
+                  <pic:blipFill>
+                    <a:blip r:embed="rId10"/>
+                    <a:stretch>
+                      <a:fillRect/>
+                    </a:stretch>
+                  </pic:blipFill>
+                  <pic:spPr>
+                    <a:xfrm>
+                      <a:off x="0" y="0"/>
+                      <a:ext cx="1584303" cy="1963916"/>
+                    </a:xfrm>
+                    <a:prstGeom prst="rect">
+                      <a:avLst/>
+                    </a:prstGeom>
+                  </pic:spPr>
+                </pic:pic>
+              </a:graphicData>
+            </a:graphic>
+          </wp:inline>
+        </w:drawing>
+      </w:r>
+      <w:r>
+        <w:t>I prefer a morning flight</w:t>
+      </w:r>
+    </w:p>
+    <w:p>
+      <w:r>
+        <w:rPr>
+          <w:rFonts w:hint="eastAsia"/>
+        </w:rPr>
+        <w:t>内部节点代表非终结符，表示语法类别和结构规则。叶节点是终结符，即句子中的实际词语。树中的分支连接节点，展示了句子如何被划分为其组成部分。根节点，通常标记为</w:t>
+      </w:r>
+      <w:r>
+        <w:t xml:space="preserve"> ‘S’（句子），代表整个句子。</w:t>
+      </w:r>
+    </w:p>
+    <w:p/>
+    <w:p>
+      <w:r>
+        <w:rPr>
+          <w:rFonts w:hint="eastAsia"/>
+        </w:rPr>
+        <w:t>乔姆斯基范式</w:t>
+      </w:r>
+      <w:r>
+        <w:t xml:space="preserve"> (CNF)</w:t>
+      </w:r>
+    </w:p>
+    <w:p>
+      <w:r>
+        <w:rPr>
+          <w:rFonts w:hint="eastAsia"/>
+        </w:rPr>
+        <w:t>一种特定的</w:t>
+      </w:r>
+      <w:r>
+        <w:t xml:space="preserve"> CFG 结构方式，它使得在计算过程中更容易处理，特别是在像 CKY（Cocke-Younger-Kasami）算法这样的语法分析算法中。</w:t>
+      </w:r>
+    </w:p>
+    <w:p>
+      <w:r>
+        <w:rPr>
+          <w:rFonts w:hint="eastAsia"/>
+        </w:rPr>
+        <w:t>在</w:t>
+      </w:r>
+      <w:r>
+        <w:t xml:space="preserve"> CNF 中，所有 CFG 的规则必须遵循以下格式之一：</w:t>
+      </w:r>
+    </w:p>
+    <w:p>
+      <w:r>
+        <w:rPr>
+          <w:rFonts w:hint="eastAsia"/>
+        </w:rPr>
+        <w:t>一个非终结符恰好产生两个非终结符</w:t>
+      </w:r>
+      <w:r>
+        <w:rPr>
+          <w:rFonts w:hint="eastAsia"/>
+        </w:rPr>
+        <w:t xml:space="preserve"> </w:t>
+      </w:r>
+      <w:r>
+        <w:t>S → NP VP</w:t>
+      </w:r>
+    </w:p>
+    <w:p>
+      <w:r>
+        <w:rPr>
+          <w:rFonts w:hint="eastAsia"/>
+        </w:rPr>
+        <w:t>一个非终结符产生一个单一的终结符</w:t>
+      </w:r>
+      <w:r>
+        <w:rPr>
+          <w:rFonts w:hint="eastAsia"/>
+        </w:rPr>
+        <w:t xml:space="preserve"> </w:t>
+      </w:r>
+      <w:r>
+        <w:t>Noun → book | flight</w:t>
+      </w:r>
+    </w:p>
+    <w:p>
+      <w:r>
+        <w:rPr>
+          <w:rFonts w:hint="eastAsia"/>
+        </w:rPr>
+        <w:t>每个</w:t>
+      </w:r>
+      <w:r>
+        <w:t xml:space="preserve"> CFG 都可以转换为 CNF。为此，通常涉及以下步骤：</w:t>
+      </w:r>
+    </w:p>
+    <w:p>
+      <w:r>
+        <w:tab/>
+      </w:r>
+      <w:r>
+        <w:rPr>
+          <w:rFonts w:hint="eastAsia"/>
+        </w:rPr>
+        <w:t>移除单元产生式：消除非终结符产生另一个单一非终结符的规则。</w:t>
+      </w:r>
+    </w:p>
+    <w:p>
+      <w:pPr>
+        <w:ind w:left="420" w:firstLine="420"/>
+      </w:pPr>
+      <w:r>
+        <w:t xml:space="preserve">A → B, B → flight </w:t>
+      </w:r>
+      <w:r>
+        <w:rPr>
+          <w:rFonts w:ascii="Cambria Math" w:hAnsi="Cambria Math" w:cs="Cambria Math"/>
+        </w:rPr>
+        <w:t>⇒</w:t>
+      </w:r>
+      <w:r>
+        <w:t xml:space="preserve"> A </w:t>
+      </w:r>
+      <w:r>
+        <w:rPr>
+          <w:rFonts w:ascii="等线" w:eastAsia="等线" w:hAnsi="等线" w:cs="等线" w:hint="eastAsia"/>
+        </w:rPr>
+        <w:t>→</w:t>
+      </w:r>
+      <w:r>
+        <w:t xml:space="preserve"> flight</w:t>
+      </w:r>
+    </w:p>
+    <w:p>
+      <w:r>
+        <w:tab/>
+      </w:r>
+      <w:r>
+        <w:rPr>
+          <w:rFonts w:hint="eastAsia"/>
+        </w:rPr>
+        <w:t>转换剩余规则：将右侧有</w:t>
+      </w:r>
+      <w:r>
+        <w:t xml:space="preserve"> 3 个或更多非终结符的规则分解为多个符合 CNF 结构的规则。</w:t>
+      </w:r>
+    </w:p>
+    <w:p>
+      <w:r>
+        <w:tab/>
+      </w:r>
+      <w:r>
+        <w:tab/>
+      </w:r>
+      <w:r>
+        <w:t xml:space="preserve">A → B C D </w:t>
+      </w:r>
+      <w:r>
+        <w:rPr>
+          <w:rFonts w:ascii="Cambria Math" w:hAnsi="Cambria Math" w:cs="Cambria Math"/>
+        </w:rPr>
+        <w:t>⇒</w:t>
+      </w:r>
+      <w:r>
+        <w:t xml:space="preserve"> A </w:t>
+      </w:r>
+      <w:r>
+        <w:rPr>
+          <w:rFonts w:ascii="等线" w:eastAsia="等线" w:hAnsi="等线" w:cs="等线" w:hint="eastAsia"/>
+        </w:rPr>
+        <w:t>→</w:t>
+      </w:r>
+      <w:r>
+        <w:t xml:space="preserve"> B X, X </w:t>
+      </w:r>
+      <w:r>
+        <w:rPr>
+          <w:rFonts w:ascii="等线" w:eastAsia="等线" w:hAnsi="等线" w:cs="等线" w:hint="eastAsia"/>
+        </w:rPr>
+        <w:t>→</w:t>
+      </w:r>
+      <w:r>
+        <w:t xml:space="preserve"> C D</w:t>
+      </w:r>
+    </w:p>
+    <w:p>
+      <w:r>
+        <w:tab/>
+      </w:r>
+      <w:r>
+        <w:rPr>
+          <w:rFonts w:hint="eastAsia"/>
+        </w:rPr>
+        <w:t>消除无用符号：移除产生空字符串的符号，或不在起始符号的任何推导中出现的符号。</w:t>
+      </w:r>
+    </w:p>
+    <w:p/>
+    <w:p>
+      <w:r>
+        <w:t>CKY 算法</w:t>
+      </w:r>
+    </w:p>
+    <w:p>
+      <w:r>
+        <w:rPr>
+          <w:rFonts w:hint="eastAsia"/>
+        </w:rPr>
+        <w:t>著名的语法分析算法，用于根据给定的</w:t>
+      </w:r>
+      <w:r>
+        <w:t xml:space="preserve"> CNF 语法对句子进行句法分析。</w:t>
+      </w:r>
+    </w:p>
+    <w:p>
+      <w:r>
+        <w:rPr>
+          <w:rFonts w:hint="eastAsia"/>
+        </w:rPr>
+        <w:lastRenderedPageBreak/>
+        <w:t>一种动态规划方法，它系统地填充解析表</w:t>
+      </w:r>
+      <w:r>
+        <w:t>parse</w:t>
+      </w:r>
+      <w:r>
+        <w:rPr>
+          <w:rFonts w:hint="eastAsia"/>
+        </w:rPr>
+        <w:t xml:space="preserve"> </w:t>
+      </w:r>
+      <w:r>
+        <w:t>table</w:t>
+      </w:r>
+      <w:r>
+        <w:rPr>
+          <w:rFonts w:hint="eastAsia"/>
+        </w:rPr>
+        <w:t>，以确定给定的句子是否可以由语法生成，如果可以，则构建相应的语法分析树。</w:t>
+      </w:r>
+    </w:p>
+    <w:p>
+      <w:r>
+        <w:rPr>
+          <w:rFonts w:hint="eastAsia"/>
+        </w:rPr>
+        <w:t>使用</w:t>
+      </w:r>
+      <w:r>
+        <w:t xml:space="preserve"> CKY 算法来解析句子 Book the flight through Aberdeen</w:t>
+      </w:r>
+      <w:r>
+        <w:rPr>
+          <w:rFonts w:hint="eastAsia"/>
+        </w:rPr>
+        <w:t>：</w:t>
+      </w:r>
+    </w:p>
+    <w:p>
+      <w:r>
+        <w:t>CFG Lexicon</w:t>
+      </w:r>
+      <w:r>
+        <w:rPr>
+          <w:rFonts w:hint="eastAsia"/>
+        </w:rPr>
+        <w:t>字典：</w:t>
+      </w:r>
+    </w:p>
+    <w:p>
+      <w:r>
+        <w:tab/>
+      </w:r>
+      <w:r>
+        <w:t>Verb → book</w:t>
+      </w:r>
+    </w:p>
+    <w:p>
+      <w:r>
+        <w:tab/>
+      </w:r>
+      <w:r>
+        <w:t>Noun → book | flight</w:t>
+      </w:r>
+    </w:p>
+    <w:p>
+      <w:r>
+        <w:tab/>
+      </w:r>
+      <w:r>
+        <w:t>Proper-Noun → Aberdeen</w:t>
+      </w:r>
+    </w:p>
+    <w:p>
+      <w:r>
+        <w:tab/>
+      </w:r>
+      <w:r>
+        <w:t>Det → the</w:t>
+      </w:r>
+    </w:p>
+    <w:p>
+      <w:r>
+        <w:tab/>
+      </w:r>
+      <w:r>
+        <w:t>Preposition → through</w:t>
+      </w:r>
+    </w:p>
+    <w:p>
+      <w:r>
+        <w:t>CFG Syntax</w:t>
+      </w:r>
+      <w:r>
+        <w:rPr>
+          <w:rFonts w:hint="eastAsia"/>
+        </w:rPr>
+        <w:t>语法：</w:t>
+      </w:r>
+    </w:p>
+    <w:p>
+      <w:r>
+        <w:tab/>
+      </w:r>
+      <w:r>
+        <w:t xml:space="preserve">S → VP </w:t>
+      </w:r>
+    </w:p>
+    <w:p>
+      <w:pPr>
+        <w:ind w:firstLine="420"/>
+      </w:pPr>
+      <w:r>
+        <w:t xml:space="preserve">VP → Verb NP </w:t>
+      </w:r>
+    </w:p>
+    <w:p>
+      <w:pPr>
+        <w:ind w:firstLine="420"/>
+      </w:pPr>
+      <w:r>
+        <w:t xml:space="preserve">VP → Verb NP PP </w:t>
+      </w:r>
+    </w:p>
+    <w:p>
+      <w:pPr>
+        <w:ind w:firstLine="420"/>
+      </w:pPr>
+      <w:r>
+        <w:t xml:space="preserve">NP → Det Nominal </w:t>
+      </w:r>
+    </w:p>
+    <w:p>
+      <w:pPr>
+        <w:ind w:firstLine="420"/>
+      </w:pPr>
+      <w:r>
+        <w:t xml:space="preserve">NP → Proper-Noun </w:t>
+      </w:r>
+    </w:p>
+    <w:p>
+      <w:pPr>
+        <w:ind w:firstLine="420"/>
+      </w:pPr>
+      <w:r>
+        <w:t xml:space="preserve">Nominal → Noun </w:t>
+      </w:r>
+    </w:p>
+    <w:p>
+      <w:pPr>
+        <w:ind w:firstLine="420"/>
+      </w:pPr>
+      <w:r>
+        <w:t xml:space="preserve">Nominal → Nominal PP </w:t>
+      </w:r>
+    </w:p>
+    <w:p>
+      <w:pPr>
+        <w:ind w:firstLine="420"/>
+      </w:pPr>
+      <w:r>
+        <w:t>PP → Preposition NP</w:t>
+      </w:r>
+    </w:p>
+    <w:p/>
+    <w:p>
+      <w:r>
+        <w:t>Probabilistic CKY Parsing</w:t>
+      </w:r>
+    </w:p>
+    <w:p>
+      <w:r>
+        <w:rPr>
+          <w:rFonts w:hint="eastAsia"/>
+        </w:rPr>
+        <w:t>概率</w:t>
+      </w:r>
+      <w:r>
+        <w:t xml:space="preserve"> CKY 语法分析 是标准 CKY 语法分析算法的扩展，它结合了概率信息。</w:t>
+      </w:r>
+      <w:r>
+        <w:rPr>
+          <w:rFonts w:hint="eastAsia"/>
+        </w:rPr>
+        <w:t>不仅用于确定句子是否可以由语法生成，还可以基于分配给语法规则的概率找到最可能的语法分析树。</w:t>
+      </w:r>
+    </w:p>
+    <w:p>
+      <w:pPr>
+        <w:ind w:firstLine="420"/>
+      </w:pPr>
+      <w:r>
+        <w:t xml:space="preserve">CFG: S → Verb NP, </w:t>
+      </w:r>
+      <w:r>
+        <w:tab/>
+      </w:r>
+      <w:r>
+        <w:rPr>
+          <w:rFonts w:hint="eastAsia"/>
+        </w:rPr>
+        <w:t xml:space="preserve">   </w:t>
+      </w:r>
+      <w:r>
+        <w:t>S → Verb NP PP</w:t>
+      </w:r>
+    </w:p>
+    <w:p>
+      <w:pPr>
+        <w:ind w:firstLine="420"/>
+      </w:pPr>
+      <w:r>
+        <w:t>PCFG: S → Verb NP (0.6), S → Verb NP PP (0.4)</w:t>
+      </w:r>
+    </w:p>
+    <w:p>
+      <w:pPr>
+        <w:ind w:firstLine="420"/>
+      </w:pPr>
+      <w:r>
+        <w:rPr>
+          <w:rFonts w:hint="eastAsia"/>
+        </w:rPr>
+        <w:t>从给定非终结符扩展的所有规则的几率之和为</w:t>
+      </w:r>
+      <w:r>
+        <w:t xml:space="preserve"> 1。</w:t>
+      </w:r>
+    </w:p>
+    <w:p/>
+    <w:p/>
+    <w:p>
+      <w:r>
+        <w:lastRenderedPageBreak/>
+        <w:t>CFG/PCFG</w:t>
+      </w:r>
+      <w:r>
+        <w:rPr>
+          <w:rFonts w:hint="eastAsia"/>
+        </w:rPr>
+        <w:t>局限：</w:t>
+      </w:r>
+    </w:p>
+    <w:p>
+      <w:r>
+        <w:tab/>
+      </w:r>
+      <w:r>
+        <w:t>Inability to Capture Contextual Dependencies</w:t>
+      </w:r>
+      <w:r>
+        <w:rPr>
+          <w:rFonts w:hint="eastAsia"/>
+        </w:rPr>
+        <w:t>：</w:t>
+      </w:r>
+    </w:p>
+    <w:p>
+      <w:r>
+        <w:tab/>
+      </w:r>
+      <w:r>
+        <w:t>CFG 是“语境无关context-free”的，这意味着它们无法解释依赖于句子更广泛上下文的词语或短语之间的依赖关系。</w:t>
+      </w:r>
+    </w:p>
+    <w:p>
+      <w:r>
+        <w:tab/>
+      </w:r>
+      <w:r>
+        <w:t>Limited Expressiveness</w:t>
+      </w:r>
+      <w:r>
+        <w:rPr>
+          <w:rFonts w:hint="eastAsia"/>
+        </w:rPr>
+        <w:t>：</w:t>
+      </w:r>
+    </w:p>
+    <w:p>
+      <w:r>
+        <w:tab/>
+      </w:r>
+      <w:r>
+        <w:rPr>
+          <w:rFonts w:hint="eastAsia"/>
+        </w:rPr>
+        <w:t>人类语言通常表现出</w:t>
+      </w:r>
+      <w:r>
+        <w:t xml:space="preserve"> CFG 无法处理的模式和规则，例如嵌套依赖和某些形式的句法歧义。这种局限性导致无法为复杂句子生成准确的语法分析树。</w:t>
+      </w:r>
+    </w:p>
+    <w:p>
+      <w:r>
+        <w:tab/>
+      </w:r>
+      <w:r>
+        <w:t>Ambiguity Handling</w:t>
+      </w:r>
+      <w:r>
+        <w:rPr>
+          <w:rFonts w:hint="eastAsia"/>
+        </w:rPr>
+        <w:t>：</w:t>
+      </w:r>
+    </w:p>
+    <w:p>
+      <w:r>
+        <w:tab/>
+      </w:r>
+      <w:r>
+        <w:t>CFG 通常为具有歧义语法的句子生成多个语法分析树（即可以以多种方式解释的句子）。虽然歧义是人类语言的自然特征，但 CFG 没有内置机制来偏好一种解释而不是另一种，需要额外的消歧过程或概率方法。</w:t>
+      </w:r>
+    </w:p>
+    <w:p>
+      <w:r>
+        <w:tab/>
+      </w:r>
+      <w:r>
+        <w:t>Lack of Lexical Sensitivity</w:t>
+      </w:r>
+      <w:r>
+        <w:rPr>
+          <w:rFonts w:hint="eastAsia"/>
+        </w:rPr>
+        <w:t>：</w:t>
+      </w:r>
+    </w:p>
+    <w:p>
+      <w:r>
+        <w:tab/>
+      </w:r>
+      <w:r>
+        <w:t>CFG 通常将词语视为原子单位，并不考虑基于词汇上下文的含义或用法的差异。这种局限性可能导致在自然语言中常见的、词语含义取决于其上下文的情况下，句子被错误解析。缺乏词汇敏感性。</w:t>
+      </w:r>
+    </w:p>
+    <w:p>
+      <w:r>
+        <w:tab/>
+      </w:r>
+      <w:r>
+        <w:t>Inflexibility with Idiomatic Expressions</w:t>
+      </w:r>
+      <w:r>
+        <w:rPr>
+          <w:rFonts w:hint="eastAsia"/>
+        </w:rPr>
+        <w:t>：</w:t>
+      </w:r>
+    </w:p>
+    <w:p>
+      <w:r>
+        <w:tab/>
+      </w:r>
+      <w:r>
+        <w:t>CFG 在处理不符合标准语法规则的习语</w:t>
+      </w:r>
+      <w:r>
+        <w:t>Idiomatic</w:t>
+      </w:r>
+      <w:r>
+        <w:t>表达和短语时遇到困难。这些表达通常需要特殊的处理，而 CFG 本质上并不具备提供这种处理的能力，因为它们依赖于固定的、非组合的含义，而这些含义 CFG 很难捕捉到。对习语表达的灵活性不足。</w:t>
+      </w:r>
+    </w:p>
+    <w:p>
+      <w:r>
+        <w:tab/>
+      </w:r>
+      <w:r>
+        <w:t>Scalability Issues</w:t>
+      </w:r>
+      <w:r>
+        <w:rPr>
+          <w:rFonts w:hint="eastAsia"/>
+        </w:rPr>
+        <w:t>：</w:t>
+      </w:r>
+    </w:p>
+    <w:p>
+      <w:r>
+        <w:tab/>
+      </w:r>
+      <w:r>
+        <w:rPr>
+          <w:rFonts w:hint="eastAsia"/>
+        </w:rPr>
+        <w:t>随着</w:t>
+      </w:r>
+      <w:r>
+        <w:t xml:space="preserve"> CFG 覆盖的语言语法越来越多，它们可能会变得非常庞大和复杂，这使得它们难以管理和处理。当试图覆盖任何自然语言中广泛而细腻的构造范围时，这种可扩展性问题变得尤为突出。可扩展性问题。</w:t>
+      </w:r>
+    </w:p>
+    <w:p>
+      <w:r>
+        <w:tab/>
+      </w:r>
+      <w:r>
+        <w:t>Inadequate for Parsing Non-Syntactic Elements</w:t>
+      </w:r>
+      <w:r>
+        <w:rPr>
+          <w:rFonts w:hint="eastAsia"/>
+        </w:rPr>
+        <w:t>：</w:t>
+      </w:r>
+    </w:p>
+    <w:p>
+      <w:r>
+        <w:tab/>
+      </w:r>
+      <w:r>
+        <w:t>CFG 关注句法结构，并不具备处理语言的非句法元素的能力，例如语用学、话语结构和韵律，这些元素在理解自然语言中通常起着关键作用。不适合解析非句法元素。</w:t>
+      </w:r>
+    </w:p>
+    <w:p/>
+    <w:p/>
+    <w:p/>
+    <w:p>
+      <w:r>
+        <w:lastRenderedPageBreak/>
+        <w:t>Language Model</w:t>
+      </w:r>
+      <w:r>
+        <w:rPr>
+          <w:rFonts w:hint="eastAsia"/>
+        </w:rPr>
+        <w:t>：</w:t>
+      </w:r>
+    </w:p>
+    <w:p>
+      <w:r>
+        <w:rPr>
+          <w:rFonts w:hint="eastAsia"/>
+        </w:rPr>
+        <w:t>语言模型是一种用于计算句子或词序列概率的计算</w:t>
+      </w:r>
+      <w:r>
+        <w:t>computational</w:t>
+      </w:r>
+      <w:r>
+        <w:rPr>
+          <w:rFonts w:hint="eastAsia"/>
+        </w:rPr>
+        <w:t>系统。</w:t>
+      </w:r>
+      <w:r>
+        <w:rPr>
+          <w:rFonts w:hint="eastAsia"/>
+        </w:rPr>
+        <w:t>评估句子是否在该语言中语法正确且语义连贯。</w:t>
+      </w:r>
+      <w:r>
+        <w:rPr>
+          <w:rFonts w:hint="eastAsia"/>
+        </w:rPr>
+        <w:t>主要用于</w:t>
+      </w:r>
+      <w:r>
+        <w:rPr>
+          <w:rFonts w:hint="eastAsia"/>
+        </w:rPr>
+        <w:t>预测一个词或词序列在给定上下文中出现的可能性。</w:t>
+      </w:r>
+    </w:p>
+    <w:p>
+      <w:r>
+        <w:rPr>
+          <w:rFonts w:hint="eastAsia"/>
+        </w:rPr>
+        <w:t>计算P(W)联合概率</w:t>
+      </w:r>
+      <w:r>
+        <w:t>joint probability</w:t>
+      </w:r>
+      <w:r>
+        <w:rPr>
+          <w:rFonts w:hint="eastAsia"/>
+        </w:rPr>
+        <w:t>：</w:t>
+      </w:r>
+    </w:p>
+    <w:p>
+      <w:r>
+        <w:tab/>
+      </w:r>
+      <w:r>
+        <w:rPr>
+          <w:rFonts w:ascii="Cambria Math" w:hAnsi="Cambria Math" w:cs="Cambria Math"/>
+        </w:rPr>
+        <w:t>𝑃</w:t>
+      </w:r>
+      <w:r>
+        <w:t>(its water is so transparent that)</w:t>
+      </w:r>
+    </w:p>
+    <w:p>
+      <w:r>
+        <w:rPr>
+          <w:rFonts w:hint="eastAsia"/>
+        </w:rPr>
+        <w:t>条件概率：P(A,B) = P(A)P(B|A)</w:t>
+      </w:r>
+      <w:r>
+        <w:rPr>
+          <w:rFonts w:hint="eastAsia"/>
+        </w:rPr>
+        <w:t>, P(A,B,C,D) = P(A)P(B|A)P(C|A,B)P(D|A,B,C)</w:t>
+      </w:r>
+    </w:p>
+    <w:p>
+      <w:r>
+        <w:rPr>
+          <w:rFonts w:hint="eastAsia"/>
+        </w:rPr>
+        <w:t>链式法则：P(w1,w2,</w:t>
+      </w:r>
+      <w:r>
+        <w:t>…</w:t>
+      </w:r>
+      <w:r>
+        <w:rPr>
+          <w:rFonts w:hint="eastAsia"/>
+        </w:rPr>
+        <w:t>,wn) = P(w1)P(w2|w1)</w:t>
+      </w:r>
+      <w:r>
+        <w:t>…</w:t>
+      </w:r>
+      <w:r>
+        <w:rPr>
+          <w:rFonts w:hint="eastAsia"/>
+        </w:rPr>
+        <w:t>P(wn|w1,w2</w:t>
+      </w:r>
+      <w:r>
+        <w:t>…</w:t>
+      </w:r>
+      <w:r>
+        <w:rPr>
+          <w:rFonts w:hint="eastAsia"/>
+        </w:rPr>
+        <w:t>wn-1)</w:t>
+      </w:r>
+    </w:p>
+    <w:p>
+      <w:r>
+        <w:rPr>
+          <w:noProof/>
+        </w:rPr>
+        <w:drawing>
+          <wp:inline distT="0" distB="0" distL="0" distR="0" wp14:anchorId="6DA2B29B" wp14:editId="3EEFE3A4">
+            <wp:extent cx="1929740" cy="460447"/>
+            <wp:effectExtent l="0" t="0" r="0" b="0"/>
+            <wp:docPr id="2091308777" name="图片 1" descr="徽标, 公司名称&#10;&#10;AI 生成的内容可能不正确。"/>
+            <wp:cNvGraphicFramePr>
+              <a:graphicFrameLocks xmlns:a="http://schemas.openxmlformats.org/drawingml/2006/main" noChangeAspect="1"/>
+            </wp:cNvGraphicFramePr>
+            <a:graphic xmlns:a="http://schemas.openxmlformats.org/drawingml/2006/main">
+              <a:graphicData uri="http://schemas.openxmlformats.org/drawingml/2006/picture">
+                <pic:pic xmlns:pic="http://schemas.openxmlformats.org/drawingml/2006/picture">
+                  <pic:nvPicPr>
+                    <pic:cNvPr id="2091308777" name="图片 1" descr="徽标, 公司名称&#10;&#10;AI 生成的内容可能不正确。"/>
+                    <pic:cNvPicPr/>
+                  </pic:nvPicPr>
+                  <pic:blipFill>
+                    <a:blip r:embed="rId11"/>
+                    <a:stretch>
+                      <a:fillRect/>
+                    </a:stretch>
+                  </pic:blipFill>
+                  <pic:spPr>
+                    <a:xfrm>
+                      <a:off x="0" y="0"/>
+                      <a:ext cx="1952725" cy="465931"/>
+                    </a:xfrm>
+                    <a:prstGeom prst="rect">
+                      <a:avLst/>
+                    </a:prstGeom>
+                  </pic:spPr>
+                </pic:pic>
+              </a:graphicData>
+            </a:graphic>
+          </wp:inline>
+        </w:drawing>
+      </w:r>
+      <w:r>
+        <w:rPr>
+          <w:rFonts w:hint="eastAsia"/>
+        </w:rPr>
+        <w:t>连乘</w:t>
+      </w:r>
+    </w:p>
+    <w:p>
+      <w:r>
+        <w:rPr>
+          <w:rFonts w:hint="eastAsia"/>
+        </w:rPr>
+        <w:t>语料库</w:t>
+      </w:r>
+      <w:r>
+        <w:t>Corpus</w:t>
+      </w:r>
+      <w:r>
+        <w:rPr>
+          <w:rFonts w:hint="eastAsia"/>
+        </w:rPr>
+        <w:t>：</w:t>
+      </w:r>
+    </w:p>
+    <w:p>
+      <w:r>
+        <w:tab/>
+      </w:r>
+      <w:r>
+        <w:rPr>
+          <w:rFonts w:hint="eastAsia"/>
+        </w:rPr>
+        <w:t>大量结构化的文本集合</w:t>
+      </w:r>
+      <w:r>
+        <w:rPr>
+          <w:rFonts w:hint="eastAsia"/>
+        </w:rPr>
+        <w:t>，</w:t>
+      </w:r>
+      <w:r>
+        <w:rPr>
+          <w:rFonts w:hint="eastAsia"/>
+        </w:rPr>
+        <w:t>用于定义一种语言或子语言</w:t>
+      </w:r>
+      <w:r>
+        <w:rPr>
+          <w:rFonts w:hint="eastAsia"/>
+        </w:rPr>
+        <w:t>，</w:t>
+      </w:r>
+      <w:r>
+        <w:rPr>
+          <w:rFonts w:hint="eastAsia"/>
+        </w:rPr>
+        <w:t>用于进行统计分析、假设检验、检查特定语言区域内的出现情况或验证语言规则</w:t>
+      </w:r>
+    </w:p>
+    <w:p>
+      <w:r>
+        <w:tab/>
+      </w:r>
+      <w:r>
+        <w:t>Large Scale:</w:t>
+      </w:r>
+      <w:r>
+        <w:rPr>
+          <w:rFonts w:hint="eastAsia"/>
+        </w:rPr>
+        <w:t xml:space="preserve"> 包含广泛的文本数据</w:t>
+      </w:r>
+    </w:p>
+    <w:p>
+      <w:r>
+        <w:tab/>
+      </w:r>
+      <w:r>
+        <w:t>Structured:</w:t>
+      </w:r>
+      <w:r>
+        <w:rPr>
+          <w:rFonts w:hint="eastAsia"/>
+        </w:rPr>
+        <w:t xml:space="preserve"> 根据某些规则组织</w:t>
+      </w:r>
+    </w:p>
+    <w:p>
+      <w:r>
+        <w:tab/>
+      </w:r>
+      <w:r>
+        <w:t>Representative:</w:t>
+      </w:r>
+      <w:r>
+        <w:rPr>
+          <w:rFonts w:hint="eastAsia"/>
+        </w:rPr>
+        <w:t xml:space="preserve"> 文本来自多样化的来源，旨在反映目标语言的实际情况。</w:t>
+      </w:r>
+    </w:p>
+    <w:p>
+      <w:r>
+        <w:rPr>
+          <w:rFonts w:hint="eastAsia"/>
+        </w:rPr>
+        <w:t>如果一个二元模型的概率为</w:t>
+      </w:r>
+      <w:r>
+        <w:t xml:space="preserve"> 0，它会导致整个句子的概率为 0。</w:t>
+      </w:r>
+    </w:p>
+    <w:p>
+      <w:r>
+        <w:rPr>
+          <w:rFonts w:hint="eastAsia"/>
+        </w:rPr>
+        <w:t>解决办法：</w:t>
+      </w:r>
+      <w:r>
+        <w:rPr>
+          <w:rFonts w:hint="eastAsia"/>
+        </w:rPr>
+        <w:t>选择一个更大的语料库</w:t>
+      </w:r>
+      <w:r>
+        <w:rPr>
+          <w:rFonts w:hint="eastAsia"/>
+        </w:rPr>
+        <w:t>，</w:t>
+      </w:r>
+      <w:r>
+        <w:rPr>
+          <w:rFonts w:hint="eastAsia"/>
+        </w:rPr>
+        <w:t>应用平滑算法</w:t>
+      </w:r>
+      <w:r>
+        <w:t>smoothing algorithm</w:t>
+      </w:r>
+      <w:r>
+        <w:rPr>
+          <w:rFonts w:hint="eastAsia"/>
+        </w:rPr>
+        <w:t>来估计概率</w:t>
+      </w:r>
+    </w:p>
+    <w:p/>
+    <w:p>
+      <w:r>
+        <w:t>Smoothing</w:t>
+      </w:r>
+    </w:p>
+    <w:p>
+      <w:r>
+        <w:t>Add-one (Laplace) Smoothing</w:t>
+      </w:r>
+      <w:r>
+        <w:rPr>
+          <w:rFonts w:hint="eastAsia"/>
+        </w:rPr>
+        <w:t>加一平滑：</w:t>
+      </w:r>
+    </w:p>
+    <w:p>
+      <w:r>
+        <w:tab/>
+      </w:r>
+      <w:r>
+        <w:rPr>
+          <w:rFonts w:hint="eastAsia"/>
+        </w:rPr>
+        <w:t>在概率和统计学中用于处理分类数据中零概率问题的技术。通过向所有事件计数中添加一个小的常数（通常是</w:t>
+      </w:r>
+      <w:r>
+        <w:t xml:space="preserve"> 1）来解决零概率问题，从而确保每个可能的事件都有一个非零概率</w:t>
+      </w:r>
+      <w:r>
+        <w:rPr>
+          <w:rFonts w:hint="eastAsia"/>
+        </w:rPr>
+        <w:t>。</w:t>
+      </w:r>
+    </w:p>
+    <w:p>
+      <w:r>
+        <w:drawing>
+          <wp:inline distT="0" distB="0" distL="0" distR="0" wp14:anchorId="3510E86E" wp14:editId="140D2B11">
+            <wp:extent cx="5274310" cy="484505"/>
+            <wp:effectExtent l="0" t="0" r="2540" b="0"/>
+            <wp:docPr id="1662868518" name="图片 1"/>
+            <wp:cNvGraphicFramePr>
+              <a:graphicFrameLocks xmlns:a="http://schemas.openxmlformats.org/drawingml/2006/main" noChangeAspect="1"/>
+            </wp:cNvGraphicFramePr>
+            <a:graphic xmlns:a="http://schemas.openxmlformats.org/drawingml/2006/main">
+              <a:graphicData uri="http://schemas.openxmlformats.org/drawingml/2006/picture">
+                <pic:pic xmlns:pic="http://schemas.openxmlformats.org/drawingml/2006/picture">
+                  <pic:nvPicPr>
+                    <pic:cNvPr id="1662868518" name=""/>
+                    <pic:cNvPicPr/>
+                  </pic:nvPicPr>
+                  <pic:blipFill>
+                    <a:blip r:embed="rId12"/>
+                    <a:stretch>
+                      <a:fillRect/>
+                    </a:stretch>
+                  </pic:blipFill>
+                  <pic:spPr>
+                    <a:xfrm>
+                      <a:off x="0" y="0"/>
+                      <a:ext cx="5274310" cy="484505"/>
+                    </a:xfrm>
+                    <a:prstGeom prst="rect">
+                      <a:avLst/>
+                    </a:prstGeom>
+                  </pic:spPr>
+                </pic:pic>
+              </a:graphicData>
+            </a:graphic>
+          </wp:inline>
+        </w:drawing>
+      </w:r>
+    </w:p>
+    <w:p>
+      <w:r>
+        <w:rPr>
+          <w:rFonts w:hint="eastAsia"/>
+        </w:rPr>
+        <w:t>其中</w:t>
+      </w:r>
+      <w:r>
+        <w:t xml:space="preserve"> </w:t>
+      </w:r>
+      <w:r>
+        <w:rPr>
+          <w:rFonts w:ascii="Cambria Math" w:hAnsi="Cambria Math" w:cs="Cambria Math"/>
+        </w:rPr>
+        <w:t>𝑉</w:t>
+      </w:r>
+      <w:r>
+        <w:t xml:space="preserve"> 是词汇量的大小。</w:t>
+      </w:r>
+    </w:p>
+    <w:p>
+      <w:r>
+        <w:lastRenderedPageBreak/>
+        <w:drawing>
+          <wp:inline distT="0" distB="0" distL="0" distR="0" wp14:anchorId="229175D7" wp14:editId="78864969">
+            <wp:extent cx="2132680" cy="338447"/>
+            <wp:effectExtent l="0" t="0" r="1270" b="5080"/>
+            <wp:docPr id="315487304" name="图片 1" descr="图片包含 箭头&#10;&#10;AI 生成的内容可能不正确。"/>
+            <wp:cNvGraphicFramePr>
+              <a:graphicFrameLocks xmlns:a="http://schemas.openxmlformats.org/drawingml/2006/main" noChangeAspect="1"/>
+            </wp:cNvGraphicFramePr>
+            <a:graphic xmlns:a="http://schemas.openxmlformats.org/drawingml/2006/main">
+              <a:graphicData uri="http://schemas.openxmlformats.org/drawingml/2006/picture">
+                <pic:pic xmlns:pic="http://schemas.openxmlformats.org/drawingml/2006/picture">
+                  <pic:nvPicPr>
+                    <pic:cNvPr id="315487304" name="图片 1" descr="图片包含 箭头&#10;&#10;AI 生成的内容可能不正确。"/>
+                    <pic:cNvPicPr/>
+                  </pic:nvPicPr>
+                  <pic:blipFill>
+                    <a:blip r:embed="rId13"/>
+                    <a:stretch>
+                      <a:fillRect/>
+                    </a:stretch>
+                  </pic:blipFill>
+                  <pic:spPr>
+                    <a:xfrm>
+                      <a:off x="0" y="0"/>
+                      <a:ext cx="2197402" cy="348718"/>
+                    </a:xfrm>
+                    <a:prstGeom prst="rect">
+                      <a:avLst/>
+                    </a:prstGeom>
+                  </pic:spPr>
+                </pic:pic>
+              </a:graphicData>
+            </a:graphic>
+          </wp:inline>
+        </w:drawing>
+      </w:r>
+    </w:p>
+    <w:p>
+      <w:r>
+        <w:rPr>
+          <w:rFonts w:hint="eastAsia"/>
+        </w:rPr>
+        <w:t>其中</w:t>
+      </w:r>
+      <w:r>
+        <w:t xml:space="preserve"> </w:t>
+      </w:r>
+      <w:r>
+        <w:rPr>
+          <w:rFonts w:ascii="Cambria Math" w:hAnsi="Cambria Math" w:cs="Cambria Math"/>
+        </w:rPr>
+        <w:t>𝑐𝑖</w:t>
+      </w:r>
+      <w:r>
+        <w:t xml:space="preserve"> 和 </w:t>
+      </w:r>
+      <w:r>
+        <w:rPr>
+          <w:rFonts w:ascii="Cambria Math" w:hAnsi="Cambria Math" w:cs="Cambria Math"/>
+        </w:rPr>
+        <w:t>𝑁</w:t>
+      </w:r>
+      <w:r>
+        <w:t xml:space="preserve"> 表示 </w:t>
+      </w:r>
+      <w:r>
+        <w:rPr>
+          <w:rFonts w:ascii="Cambria Math" w:hAnsi="Cambria Math" w:cs="Cambria Math"/>
+        </w:rPr>
+        <w:t>𝑤𝑖</w:t>
+      </w:r>
+      <w:r>
+        <w:t xml:space="preserve"> 的词计数和语料库的词计数。</w:t>
+      </w:r>
+    </w:p>
+    <w:p>
+      <w:r>
+        <w:rPr>
+          <w:rFonts w:hint="eastAsia"/>
+        </w:rPr>
+        <w:t>通过用平滑概率替换</w:t>
+      </w:r>
+      <w:r>
+        <w:t xml:space="preserve"> </w:t>
+      </w:r>
+      <w:r>
+        <w:rPr>
+          <w:rFonts w:ascii="Cambria Math" w:hAnsi="Cambria Math" w:cs="Cambria Math"/>
+        </w:rPr>
+        <w:t>𝑃</w:t>
+      </w:r>
+      <w:r>
+        <w:t>(</w:t>
+      </w:r>
+      <w:r>
+        <w:rPr>
+          <w:rFonts w:ascii="Cambria Math" w:hAnsi="Cambria Math" w:cs="Cambria Math"/>
+        </w:rPr>
+        <w:t>𝑤𝑖</w:t>
+      </w:r>
+      <w:r>
+        <w:t>)，我们得到：</w:t>
+      </w:r>
+      <w:r>
+        <w:drawing>
+          <wp:inline distT="0" distB="0" distL="0" distR="0" wp14:anchorId="34A409E0" wp14:editId="106F5F7F">
+            <wp:extent cx="1122220" cy="415637"/>
+            <wp:effectExtent l="0" t="0" r="1905" b="3810"/>
+            <wp:docPr id="519906796" name="图片 1" descr="图示, 示意图&#10;&#10;AI 生成的内容可能不正确。"/>
+            <wp:cNvGraphicFramePr>
+              <a:graphicFrameLocks xmlns:a="http://schemas.openxmlformats.org/drawingml/2006/main" noChangeAspect="1"/>
+            </wp:cNvGraphicFramePr>
+            <a:graphic xmlns:a="http://schemas.openxmlformats.org/drawingml/2006/main">
+              <a:graphicData uri="http://schemas.openxmlformats.org/drawingml/2006/picture">
+                <pic:pic xmlns:pic="http://schemas.openxmlformats.org/drawingml/2006/picture">
+                  <pic:nvPicPr>
+                    <pic:cNvPr id="519906796" name="图片 1" descr="图示, 示意图&#10;&#10;AI 生成的内容可能不正确。"/>
+                    <pic:cNvPicPr/>
+                  </pic:nvPicPr>
+                  <pic:blipFill>
+                    <a:blip r:embed="rId14"/>
+                    <a:stretch>
+                      <a:fillRect/>
+                    </a:stretch>
+                  </pic:blipFill>
+                  <pic:spPr>
+                    <a:xfrm>
+                      <a:off x="0" y="0"/>
+                      <a:ext cx="1130413" cy="418672"/>
+                    </a:xfrm>
+                    <a:prstGeom prst="rect">
+                      <a:avLst/>
+                    </a:prstGeom>
+                  </pic:spPr>
+                </pic:pic>
+              </a:graphicData>
+            </a:graphic>
+          </wp:inline>
+        </w:drawing>
+      </w:r>
+    </w:p>
+    <w:p>
+      <w:r>
+        <w:t>Advantages</w:t>
+      </w:r>
+      <w:r>
+        <w:rPr>
+          <w:rFonts w:hint="eastAsia"/>
+        </w:rPr>
+        <w:t>：</w:t>
+      </w:r>
+    </w:p>
+    <w:p>
+      <w:r>
+        <w:tab/>
+      </w:r>
+      <w:r>
+        <w:t>Simplicity</w:t>
+      </w:r>
+    </w:p>
+    <w:p>
+      <w:r>
+        <w:tab/>
+      </w:r>
+      <w:r>
+        <w:t>Non-zero Probabilities</w:t>
+      </w:r>
+    </w:p>
+    <w:p>
+      <w:r>
+        <w:t>Disadvantages</w:t>
+      </w:r>
+      <w:r>
+        <w:rPr>
+          <w:rFonts w:hint="eastAsia"/>
+        </w:rPr>
+        <w:t>：</w:t>
+      </w:r>
+    </w:p>
+    <w:p>
+      <w:r>
+        <w:tab/>
+      </w:r>
+      <w:r>
+        <w:t>Over-smoothing</w:t>
+      </w:r>
+      <w:r>
+        <w:rPr>
+          <w:rFonts w:hint="eastAsia"/>
+        </w:rPr>
+        <w:t>：</w:t>
+      </w:r>
+      <w:r>
+        <w:rPr>
+          <w:rFonts w:hint="eastAsia"/>
+        </w:rPr>
+        <w:t>与更常见的事件相比，可能会使罕见事件的概率过高。</w:t>
+      </w:r>
+    </w:p>
+    <w:p>
+      <w:r>
+        <w:tab/>
+      </w:r>
+      <w:r>
+        <w:t>Large reduction:</w:t>
+      </w:r>
+      <w:r>
+        <w:rPr>
+          <w:rFonts w:hint="eastAsia"/>
+        </w:rPr>
+        <w:t xml:space="preserve"> </w:t>
+      </w:r>
+      <w:r>
+        <w:rPr>
+          <w:rFonts w:hint="eastAsia"/>
+        </w:rPr>
+        <w:t>如果上下文词很少见，减少量可能非常大。</w:t>
+      </w:r>
+    </w:p>
+    <w:p>
+      <w:r>
+        <w:t>Interpolation</w:t>
+      </w:r>
+      <w:r>
+        <w:rPr>
+          <w:rFonts w:hint="eastAsia"/>
+        </w:rPr>
+        <w:t>插值：</w:t>
+      </w:r>
+    </w:p>
+    <w:p>
+      <w:r>
+        <w:tab/>
+      </w:r>
+      <w:r>
+        <w:rPr>
+          <w:rFonts w:hint="eastAsia"/>
+        </w:rPr>
+        <w:t>插值通过加权求和多个</w:t>
+      </w:r>
+      <w:r>
+        <w:t xml:space="preserve"> n-gram 模型的概率（例如，一元模型、二元模型、三元模型）来组合它们。</w:t>
+      </w:r>
+      <w:r>
+        <w:rPr>
+          <w:rFonts w:hint="eastAsia"/>
+        </w:rPr>
+        <w:t>混合不同级别的概率，提供一个更平衡的估计</w:t>
+      </w:r>
+      <w:r>
+        <w:rPr>
+          <w:rFonts w:hint="eastAsia"/>
+        </w:rPr>
+        <w:t>，</w:t>
+      </w:r>
+      <w:r>
+        <w:rPr>
+          <w:rFonts w:hint="eastAsia"/>
+        </w:rPr>
+        <w:t>同时利用数据中的特定和一般模式。例如，当我们使用三元模型时，我们同时使用一元模型、二元模型和三元模型，然后使用三个</w:t>
+      </w:r>
+      <w:r>
+        <w:t xml:space="preserve"> </w:t>
+      </w:r>
+      <w:r>
+        <w:rPr>
+          <w:rFonts w:ascii="Cambria Math" w:hAnsi="Cambria Math" w:cs="Cambria Math"/>
+        </w:rPr>
+        <w:t>𝜆</w:t>
+      </w:r>
+      <w:r>
+        <w:t xml:space="preserve"> 值来平衡权重。</w:t>
+      </w:r>
+    </w:p>
+    <w:p>
+      <w:r>
+        <w:drawing>
+          <wp:inline distT="0" distB="0" distL="0" distR="0" wp14:anchorId="74C226D5" wp14:editId="7E85C034">
+            <wp:extent cx="2826327" cy="344699"/>
+            <wp:effectExtent l="0" t="0" r="0" b="0"/>
+            <wp:docPr id="2091442561" name="图片 1"/>
+            <wp:cNvGraphicFramePr>
+              <a:graphicFrameLocks xmlns:a="http://schemas.openxmlformats.org/drawingml/2006/main" noChangeAspect="1"/>
+            </wp:cNvGraphicFramePr>
+            <a:graphic xmlns:a="http://schemas.openxmlformats.org/drawingml/2006/main">
+              <a:graphicData uri="http://schemas.openxmlformats.org/drawingml/2006/picture">
+                <pic:pic xmlns:pic="http://schemas.openxmlformats.org/drawingml/2006/picture">
+                  <pic:nvPicPr>
+                    <pic:cNvPr id="2091442561" name=""/>
+                    <pic:cNvPicPr/>
+                  </pic:nvPicPr>
+                  <pic:blipFill>
+                    <a:blip r:embed="rId15"/>
+                    <a:stretch>
+                      <a:fillRect/>
+                    </a:stretch>
+                  </pic:blipFill>
+                  <pic:spPr>
+                    <a:xfrm>
+                      <a:off x="0" y="0"/>
+                      <a:ext cx="2862903" cy="349160"/>
+                    </a:xfrm>
+                    <a:prstGeom prst="rect">
+                      <a:avLst/>
+                    </a:prstGeom>
+                  </pic:spPr>
+                </pic:pic>
+              </a:graphicData>
+            </a:graphic>
+          </wp:inline>
+        </w:drawing>
+      </w:r>
+    </w:p>
+    <w:p>
+      <w:r>
+        <w:t>Backoff</w:t>
+      </w:r>
+      <w:r>
+        <w:rPr>
+          <w:rFonts w:hint="eastAsia"/>
+        </w:rPr>
+        <w:t>回退</w:t>
+      </w:r>
+      <w:r>
+        <w:rPr>
+          <w:rFonts w:hint="eastAsia"/>
+        </w:rPr>
+        <w:t>：</w:t>
+      </w:r>
+    </w:p>
+    <w:p>
+      <w:r>
+        <w:tab/>
+      </w:r>
+      <w:r>
+        <w:rPr>
+          <w:rFonts w:hint="eastAsia"/>
+        </w:rPr>
+        <w:t>如果</w:t>
+      </w:r>
+      <w:r>
+        <w:t xml:space="preserve"> n-gram（例如，三元组）的计数为零，模型会“回退”到较低阶的 n-gram（例如，二元组或一元组）来估计概率。</w:t>
+      </w:r>
+      <w:r>
+        <w:rPr>
+          <w:rFonts w:hint="eastAsia"/>
+        </w:rPr>
+        <w:t>确保即使特定的</w:t>
+      </w:r>
+      <w:r>
+        <w:t xml:space="preserve"> n-gram 在训练数据中不存在，模型仍然可以使用更广泛的上下文来提供概率估计。</w:t>
+      </w:r>
+    </w:p>
+    <w:p>
+      <w:r>
+        <w:drawing>
+          <wp:inline distT="0" distB="0" distL="0" distR="0" wp14:anchorId="18732F4E" wp14:editId="072F34D7">
+            <wp:extent cx="5274310" cy="549275"/>
+            <wp:effectExtent l="0" t="0" r="2540" b="3175"/>
+            <wp:docPr id="959715430" name="图片 1"/>
+            <wp:cNvGraphicFramePr>
+              <a:graphicFrameLocks xmlns:a="http://schemas.openxmlformats.org/drawingml/2006/main" noChangeAspect="1"/>
+            </wp:cNvGraphicFramePr>
+            <a:graphic xmlns:a="http://schemas.openxmlformats.org/drawingml/2006/main">
+              <a:graphicData uri="http://schemas.openxmlformats.org/drawingml/2006/picture">
+                <pic:pic xmlns:pic="http://schemas.openxmlformats.org/drawingml/2006/picture">
+                  <pic:nvPicPr>
+                    <pic:cNvPr id="959715430" name=""/>
+                    <pic:cNvPicPr/>
+                  </pic:nvPicPr>
+                  <pic:blipFill>
+                    <a:blip r:embed="rId16"/>
+                    <a:stretch>
+                      <a:fillRect/>
+                    </a:stretch>
+                  </pic:blipFill>
+                  <pic:spPr>
+                    <a:xfrm>
+                      <a:off x="0" y="0"/>
+                      <a:ext cx="5274310" cy="549275"/>
+                    </a:xfrm>
+                    <a:prstGeom prst="rect">
+                      <a:avLst/>
+                    </a:prstGeom>
+                  </pic:spPr>
+                </pic:pic>
+              </a:graphicData>
+            </a:graphic>
+          </wp:inline>
+        </w:drawing>
+      </w:r>
+    </w:p>
+    <w:p>
+      <w:r>
+        <w:rPr>
+          <w:rFonts w:hint="eastAsia"/>
+        </w:rPr>
+        <w:t>其中，额外的语料库也是必需的，以找到</w:t>
+      </w:r>
+      <w:r>
+        <w:t xml:space="preserve"> α。</w:t>
+      </w:r>
+    </w:p>
+    <w:p>
+      <w:r>
+        <w:t>Stupid Backoff</w:t>
+      </w:r>
+      <w:r>
+        <w:rPr>
+          <w:rFonts w:hint="eastAsia"/>
+        </w:rPr>
+        <w:t>简单回退：</w:t>
+      </w:r>
+    </w:p>
+    <w:p>
+      <w:r>
+        <w:tab/>
+      </w:r>
+      <w:r>
+        <w:rPr>
+          <w:rFonts w:hint="eastAsia"/>
+        </w:rPr>
+        <w:t>对于非常大的语言模型，一个更简单的算法可能就足够了。放弃了尝试使语言模型成为真正的概率分布的想法。没有对高阶概率进行折扣。如果一个高阶</w:t>
+      </w:r>
+      <w:r>
+        <w:t xml:space="preserve"> n-gram 的计数为零，我们简单地回退到较低阶的 n-gram，并且使用一个固定的（与上下文无关的）权重。</w:t>
+      </w:r>
+    </w:p>
+    <w:p>
+      <w:r>
+        <w:lastRenderedPageBreak/>
+        <w:drawing>
+          <wp:inline distT="0" distB="0" distL="0" distR="0" wp14:anchorId="2CB5F3FF" wp14:editId="2602D60C">
+            <wp:extent cx="5274310" cy="467360"/>
+            <wp:effectExtent l="0" t="0" r="2540" b="8890"/>
+            <wp:docPr id="1799766589" name="图片 1"/>
+            <wp:cNvGraphicFramePr>
+              <a:graphicFrameLocks xmlns:a="http://schemas.openxmlformats.org/drawingml/2006/main" noChangeAspect="1"/>
+            </wp:cNvGraphicFramePr>
+            <a:graphic xmlns:a="http://schemas.openxmlformats.org/drawingml/2006/main">
+              <a:graphicData uri="http://schemas.openxmlformats.org/drawingml/2006/picture">
+                <pic:pic xmlns:pic="http://schemas.openxmlformats.org/drawingml/2006/picture">
+                  <pic:nvPicPr>
+                    <pic:cNvPr id="1799766589" name=""/>
+                    <pic:cNvPicPr/>
+                  </pic:nvPicPr>
+                  <pic:blipFill>
+                    <a:blip r:embed="rId17"/>
+                    <a:stretch>
+                      <a:fillRect/>
+                    </a:stretch>
+                  </pic:blipFill>
+                  <pic:spPr>
+                    <a:xfrm>
+                      <a:off x="0" y="0"/>
+                      <a:ext cx="5274310" cy="467360"/>
+                    </a:xfrm>
+                    <a:prstGeom prst="rect">
+                      <a:avLst/>
+                    </a:prstGeom>
+                  </pic:spPr>
+                </pic:pic>
+              </a:graphicData>
+            </a:graphic>
+          </wp:inline>
+        </w:drawing>
+      </w:r>
+    </w:p>
+    <w:p>
+      <w:r>
+        <w:rPr>
+          <w:rFonts w:hint="eastAsia"/>
+        </w:rPr>
+        <w:t>如果语料库非常大（例如，使用</w:t>
+      </w:r>
+      <w:r>
+        <w:t xml:space="preserve"> Google NGrams），那么 α = 0.4 的值效果很好。</w:t>
+      </w:r>
+    </w:p>
+    <w:p/>
+    <w:p>
+      <w:r>
+        <w:t>Evaluate Language Models</w:t>
+      </w:r>
+    </w:p>
+    <w:p>
+      <w:r>
+        <w:t>Extrinsic</w:t>
+      </w:r>
+      <w:r>
+        <w:rPr>
+          <w:rFonts w:hint="eastAsia"/>
+        </w:rPr>
+        <w:t>外部</w:t>
+      </w:r>
+      <w:r>
+        <w:t xml:space="preserve"> (in-vivo</w:t>
+      </w:r>
+      <w:r>
+        <w:rPr>
+          <w:rFonts w:hint="eastAsia"/>
+        </w:rPr>
+        <w:t>体内</w:t>
+      </w:r>
+      <w:r>
+        <w:t>) Evaluation</w:t>
+      </w:r>
+      <w:r>
+        <w:rPr>
+          <w:rFonts w:hint="eastAsia"/>
+        </w:rPr>
+        <w:t>：</w:t>
+      </w:r>
+    </w:p>
+    <w:p>
+      <w:pPr>
+        <w:ind w:firstLine="420"/>
+      </w:pPr>
+      <w:r>
+        <w:rPr>
+          <w:rFonts w:hint="eastAsia"/>
+        </w:rPr>
+        <w:t>要比较模型</w:t>
+      </w:r>
+      <w:r>
+        <w:t xml:space="preserve"> A 和 B：</w:t>
+      </w:r>
+    </w:p>
+    <w:p>
+      <w:pPr>
+        <w:pStyle w:val="a9"/>
+        <w:numPr>
+          <w:ilvl w:val="0"/>
+          <w:numId w:val="1"/>
+        </w:numPr>
+      </w:pPr>
+      <w:r>
+        <w:rPr>
+          <w:rFonts w:hint="eastAsia"/>
+        </w:rPr>
+        <w:t>将每个模型放入一个实际任务中</w:t>
+      </w:r>
+      <w:r>
+        <w:rPr>
+          <w:rFonts w:hint="eastAsia"/>
+        </w:rPr>
+        <w:t xml:space="preserve"> </w:t>
+      </w:r>
+      <w:r>
+        <w:rPr>
+          <w:rFonts w:hint="eastAsia"/>
+        </w:rPr>
+        <w:t>例如，机器翻译、语音识别等。</w:t>
+      </w:r>
+    </w:p>
+    <w:p>
+      <w:pPr>
+        <w:pStyle w:val="a9"/>
+        <w:numPr>
+          <w:ilvl w:val="0"/>
+          <w:numId w:val="1"/>
+        </w:numPr>
+      </w:pPr>
+      <w:r>
+        <w:rPr>
+          <w:rFonts w:hint="eastAsia"/>
+        </w:rPr>
+        <w:t>运行任务，为</w:t>
+      </w:r>
+      <w:r>
+        <w:t xml:space="preserve"> A 和 B 获取分数</w:t>
+      </w:r>
+      <w:r>
+        <w:rPr>
+          <w:rFonts w:hint="eastAsia"/>
+        </w:rPr>
+        <w:t xml:space="preserve"> </w:t>
+      </w:r>
+      <w:r>
+        <w:rPr>
+          <w:rFonts w:hint="eastAsia"/>
+        </w:rPr>
+        <w:t>例如，正确翻译的单词数量</w:t>
+      </w:r>
+    </w:p>
+    <w:p>
+      <w:pPr>
+        <w:pStyle w:val="a9"/>
+        <w:numPr>
+          <w:ilvl w:val="0"/>
+          <w:numId w:val="1"/>
+        </w:numPr>
+      </w:pPr>
+      <w:r>
+        <w:rPr>
+          <w:rFonts w:hint="eastAsia"/>
+        </w:rPr>
+        <w:t>比较</w:t>
+      </w:r>
+      <w:r>
+        <w:t xml:space="preserve"> A 和 B 的准确度</w:t>
+      </w:r>
+      <w:r>
+        <w:rPr>
+          <w:rFonts w:hint="eastAsia"/>
+        </w:rPr>
+        <w:t xml:space="preserve"> </w:t>
+      </w:r>
+      <w:r>
+        <w:rPr>
+          <w:rFonts w:hint="eastAsia"/>
+        </w:rPr>
+        <w:t>外部</w:t>
+      </w:r>
+      <w:r>
+        <w:t>Extrinsic</w:t>
+      </w:r>
+      <w:r>
+        <w:rPr>
+          <w:rFonts w:hint="eastAsia"/>
+        </w:rPr>
+        <w:t>评估并不总是可能的</w:t>
+      </w:r>
+      <w:r>
+        <w:rPr>
+          <w:rFonts w:hint="eastAsia"/>
+        </w:rPr>
+        <w:t xml:space="preserve"> </w:t>
+      </w:r>
+      <w:r>
+        <w:t>Expensive, time-consuming</w:t>
+      </w:r>
+      <w:r>
+        <w:rPr>
+          <w:rFonts w:hint="eastAsia"/>
+        </w:rPr>
+        <w:t xml:space="preserve"> </w:t>
+      </w:r>
+      <w:r>
+        <w:rPr>
+          <w:rFonts w:hint="eastAsia"/>
+        </w:rPr>
+        <w:t>不总是能推广到其他应用</w:t>
+      </w:r>
+    </w:p>
+    <w:p>
+      <w:r>
+        <w:t>Intrinsic</w:t>
+      </w:r>
+      <w:r>
+        <w:rPr>
+          <w:rFonts w:hint="eastAsia"/>
+        </w:rPr>
+        <w:t>内部</w:t>
+      </w:r>
+      <w:r>
+        <w:t xml:space="preserve"> (in-vitro</w:t>
+      </w:r>
+      <w:r>
+        <w:rPr>
+          <w:rFonts w:hint="eastAsia"/>
+        </w:rPr>
+        <w:t>体外</w:t>
+      </w:r>
+      <w:r>
+        <w:t>) Evaluation</w:t>
+      </w:r>
+      <w:r>
+        <w:rPr>
+          <w:rFonts w:hint="eastAsia"/>
+        </w:rPr>
+        <w:t>：</w:t>
+      </w:r>
+    </w:p>
+    <w:p>
+      <w:r>
+        <w:tab/>
+      </w:r>
+      <w:r>
+        <w:rPr>
+          <w:rFonts w:hint="eastAsia"/>
+        </w:rPr>
+        <w:t>内部评估：困惑度</w:t>
+      </w:r>
+      <w:r>
+        <w:t>perplexity</w:t>
+      </w:r>
+    </w:p>
+    <w:p>
+      <w:pPr>
+        <w:numPr>
+          <w:ilvl w:val="0"/>
+          <w:numId w:val="2"/>
+        </w:numPr>
+      </w:pPr>
+      <w:r>
+        <w:tab/>
+      </w:r>
+      <w:r>
+        <w:t>直接衡量语言模型在预测单词方面的性能。</w:t>
+      </w:r>
+    </w:p>
+    <w:p>
+      <w:pPr>
+        <w:numPr>
+          <w:ilvl w:val="0"/>
+          <w:numId w:val="2"/>
+        </w:numPr>
+      </w:pPr>
+      <w:r>
+        <w:t>不一定与实际应用性能相对应</w:t>
+      </w:r>
+    </w:p>
+    <w:p>
+      <w:pPr>
+        <w:numPr>
+          <w:ilvl w:val="0"/>
+          <w:numId w:val="2"/>
+        </w:numPr>
+      </w:pPr>
+      <w:r>
+        <w:t>但为我们提供了语言模型的一个单一通用指标</w:t>
+      </w:r>
+    </w:p>
+    <w:p>
+      <w:pPr>
+        <w:numPr>
+          <w:ilvl w:val="0"/>
+          <w:numId w:val="2"/>
+        </w:numPr>
+      </w:pPr>
+      <w:r>
+        <w:t>对大型语言模型（LLMs）以及 n-gram 都很有用</w:t>
+      </w:r>
+    </w:p>
+    <w:p>
+      <w:r>
+        <w:t>Training Sets &amp; Test Sets</w:t>
+      </w:r>
+      <w:r>
+        <w:rPr>
+          <w:rFonts w:hint="eastAsia"/>
+        </w:rPr>
+        <w:t>：</w:t>
+      </w:r>
+    </w:p>
+    <w:p>
+      <w:r>
+        <w:tab/>
+      </w:r>
+      <w:r>
+        <w:rPr>
+          <w:rFonts w:hint="eastAsia"/>
+        </w:rPr>
+        <w:t>在训练集上训练模型的参数。在</w:t>
+      </w:r>
+      <w:r>
+        <w:rPr>
+          <w:rFonts w:hint="eastAsia"/>
+          <w:color w:val="EE0000"/>
+        </w:rPr>
+        <w:t>未见过</w:t>
+      </w:r>
+      <w:r>
+        <w:rPr>
+          <w:rFonts w:hint="eastAsia"/>
+        </w:rPr>
+        <w:t>的数据上测试模型的性能。</w:t>
+      </w:r>
+    </w:p>
+    <w:p>
+      <w:r>
+        <w:rPr>
+          <w:rFonts w:hint="eastAsia"/>
+        </w:rPr>
+        <w:t>如果我们正在为特定任务构建一个语言模型</w:t>
+      </w:r>
+      <w:r>
+        <w:rPr>
+          <w:rFonts w:hint="eastAsia"/>
+        </w:rPr>
+        <w:t>，</w:t>
+      </w:r>
+      <w:r>
+        <w:rPr>
+          <w:rFonts w:hint="eastAsia"/>
+        </w:rPr>
+        <w:t>测试集应该反映我们想要使用模型的语言</w:t>
+      </w:r>
+      <w:r>
+        <w:rPr>
+          <w:rFonts w:hint="eastAsia"/>
+        </w:rPr>
+        <w:t>。</w:t>
+      </w:r>
+      <w:r>
+        <w:rPr>
+          <w:rFonts w:hint="eastAsia"/>
+        </w:rPr>
+        <w:t>如果我们正在构建一个通用模型</w:t>
+      </w:r>
+      <w:r>
+        <w:rPr>
+          <w:rFonts w:hint="eastAsia"/>
+        </w:rPr>
+        <w:t>，</w:t>
+      </w:r>
+      <w:r>
+        <w:rPr>
+          <w:rFonts w:hint="eastAsia"/>
+        </w:rPr>
+        <w:t>我们不希望训练集或测试集只来自一个领域、作者或语言。</w:t>
+      </w:r>
+    </w:p>
+    <w:p>
+      <w:r>
+        <w:rPr>
+          <w:rFonts w:hint="eastAsia"/>
+        </w:rPr>
+        <w:t>不能将测试数据用于训练</w:t>
+      </w:r>
+    </w:p>
+    <w:p>
+      <w:r>
+        <w:rPr>
+          <w:rFonts w:hint="eastAsia"/>
+        </w:rPr>
+        <w:t>第三个数据集：</w:t>
+      </w:r>
+    </w:p>
+    <w:p>
+      <w:r>
+        <w:tab/>
+      </w:r>
+      <w:r>
+        <w:rPr>
+          <w:rFonts w:hint="eastAsia"/>
+        </w:rPr>
+        <w:t>开发测试集或开发集</w:t>
+      </w:r>
+      <w:r>
+        <w:t>dev</w:t>
+      </w:r>
+      <w:r>
+        <w:rPr>
+          <w:rFonts w:hint="eastAsia"/>
+        </w:rPr>
+        <w:t xml:space="preserve"> </w:t>
+      </w:r>
+      <w:r>
+        <w:t>set</w:t>
+      </w:r>
+      <w:r>
+        <w:rPr>
+          <w:rFonts w:hint="eastAsia"/>
+        </w:rPr>
+        <w:t>。</w:t>
+      </w:r>
+    </w:p>
+    <w:p>
+      <w:r>
+        <w:tab/>
+      </w:r>
+      <w:r>
+        <w:rPr>
+          <w:rFonts w:hint="eastAsia"/>
+        </w:rPr>
+        <w:t>我们在开发集上测试我们的</w:t>
+      </w:r>
+      <w:r>
+        <w:t xml:space="preserve"> LM，直到最后</w:t>
+      </w:r>
+      <w:r>
+        <w:rPr>
+          <w:rFonts w:hint="eastAsia"/>
+        </w:rPr>
+        <w:t xml:space="preserve"> </w:t>
+      </w:r>
+      <w:r>
+        <w:rPr>
+          <w:rFonts w:hint="eastAsia"/>
+        </w:rPr>
+        <w:t>然后在测试集上测试我们的</w:t>
+      </w:r>
+      <w:r>
+        <w:t xml:space="preserve"> LM </w:t>
+      </w:r>
+      <w:r>
+        <w:rPr>
+          <w:color w:val="EE0000"/>
+        </w:rPr>
+        <w:t>一次</w:t>
+      </w:r>
+    </w:p>
+    <w:p/>
+    <w:p/>
+    <w:p>
+      <w:r>
+        <w:lastRenderedPageBreak/>
+        <w:t>Information theory</w:t>
+      </w:r>
+    </w:p>
+    <w:p>
+      <w:r>
+        <w:t>Entropy</w:t>
+      </w:r>
+      <w:r>
+        <w:rPr>
+          <w:rFonts w:hint="eastAsia"/>
+        </w:rPr>
+        <w:t>:</w:t>
+      </w:r>
+    </w:p>
+    <w:p>
+      <w:r>
+        <w:tab/>
+      </w:r>
+      <w:r>
+        <w:rPr>
+          <w:rFonts w:hint="eastAsia"/>
+        </w:rPr>
+        <w:t>衡量数据集中不确定性的度量。量化了随机数据源产生的平均信息量。简单来说，熵值越高，意味着不可预测性越高，信息量越多；而熵值越低，则意味着可预测性越高，信息量越少。</w:t>
+      </w:r>
+    </w:p>
+    <w:p>
+      <w:r>
+        <w:tab/>
+      </w:r>
+      <w:r>
+        <w:rPr>
+          <w:rFonts w:hint="eastAsia"/>
+        </w:rPr>
+        <w:t>熵的单位是bit，1bit是</w:t>
+      </w:r>
+      <w:r>
+        <w:rPr>
+          <w:rFonts w:hint="eastAsia"/>
+        </w:rPr>
+        <w:t>回答</w:t>
+      </w:r>
+      <w:r>
+        <w:rPr>
+          <w:rFonts w:hint="eastAsia"/>
+        </w:rPr>
+        <w:t>一个二元问题（硬币正反）</w:t>
+      </w:r>
+      <w:r>
+        <w:rPr>
+          <w:rFonts w:hint="eastAsia"/>
+        </w:rPr>
+        <w:t>减少</w:t>
+      </w:r>
+      <w:r>
+        <w:rPr>
+          <w:rFonts w:hint="eastAsia"/>
+        </w:rPr>
+        <w:t>的不确定量</w:t>
+      </w:r>
+    </w:p>
+    <w:p>
+      <w:r>
+        <w:rPr>
+          <w:rFonts w:hint="eastAsia"/>
+        </w:rPr>
+        <w:t>例：八个球中有一个更轻</w:t>
+      </w:r>
+    </w:p>
+    <w:p>
+      <w:r>
+        <w:drawing>
+          <wp:inline distT="0" distB="0" distL="0" distR="0" wp14:anchorId="7CF7F155" wp14:editId="426B02F3">
+            <wp:extent cx="5274310" cy="836295"/>
+            <wp:effectExtent l="0" t="0" r="2540" b="1905"/>
+            <wp:docPr id="899790554" name="图片 1"/>
+            <wp:cNvGraphicFramePr>
+              <a:graphicFrameLocks xmlns:a="http://schemas.openxmlformats.org/drawingml/2006/main" noChangeAspect="1"/>
+            </wp:cNvGraphicFramePr>
+            <a:graphic xmlns:a="http://schemas.openxmlformats.org/drawingml/2006/main">
+              <a:graphicData uri="http://schemas.openxmlformats.org/drawingml/2006/picture">
+                <pic:pic xmlns:pic="http://schemas.openxmlformats.org/drawingml/2006/picture">
+                  <pic:nvPicPr>
+                    <pic:cNvPr id="899790554" name=""/>
+                    <pic:cNvPicPr/>
+                  </pic:nvPicPr>
+                  <pic:blipFill>
+                    <a:blip r:embed="rId18"/>
+                    <a:stretch>
+                      <a:fillRect/>
+                    </a:stretch>
+                  </pic:blipFill>
+                  <pic:spPr>
+                    <a:xfrm>
+                      <a:off x="0" y="0"/>
+                      <a:ext cx="5274310" cy="836295"/>
+                    </a:xfrm>
+                    <a:prstGeom prst="rect">
+                      <a:avLst/>
+                    </a:prstGeom>
+                  </pic:spPr>
+                </pic:pic>
+              </a:graphicData>
+            </a:graphic>
+          </wp:inline>
+        </w:drawing>
+      </w:r>
+    </w:p>
+    <w:p>
+      <w:r>
+        <w:rPr>
+          <w:rFonts w:hint="eastAsia"/>
+        </w:rPr>
+        <w:t>需要称三次，三个二元问题（左边还是右边更轻），所以这个问题是3bit</w:t>
+      </w:r>
+    </w:p>
+    <w:p>
+      <w:pPr>
+        <w:rPr>
+          <w:noProof/>
+        </w:rPr>
+      </w:pPr>
+      <w:r>
+        <w:drawing>
+          <wp:inline distT="0" distB="0" distL="0" distR="0" wp14:anchorId="40083C3A" wp14:editId="0874A5F1">
+            <wp:extent cx="2409517" cy="279070"/>
+            <wp:effectExtent l="0" t="0" r="0" b="6985"/>
+            <wp:docPr id="1891792984" name="图片 1"/>
+            <wp:cNvGraphicFramePr>
+              <a:graphicFrameLocks xmlns:a="http://schemas.openxmlformats.org/drawingml/2006/main" noChangeAspect="1"/>
+            </wp:cNvGraphicFramePr>
+            <a:graphic xmlns:a="http://schemas.openxmlformats.org/drawingml/2006/main">
+              <a:graphicData uri="http://schemas.openxmlformats.org/drawingml/2006/picture">
+                <pic:pic xmlns:pic="http://schemas.openxmlformats.org/drawingml/2006/picture">
+                  <pic:nvPicPr>
+                    <pic:cNvPr id="1891792984" name=""/>
+                    <pic:cNvPicPr/>
+                  </pic:nvPicPr>
+                  <pic:blipFill>
+                    <a:blip r:embed="rId19"/>
+                    <a:stretch>
+                      <a:fillRect/>
+                    </a:stretch>
+                  </pic:blipFill>
+                  <pic:spPr>
+                    <a:xfrm>
+                      <a:off x="0" y="0"/>
+                      <a:ext cx="2475493" cy="286711"/>
+                    </a:xfrm>
+                    <a:prstGeom prst="rect">
+                      <a:avLst/>
+                    </a:prstGeom>
+                  </pic:spPr>
+                </pic:pic>
+              </a:graphicData>
+            </a:graphic>
+          </wp:inline>
+        </w:drawing>
+      </w:r>
+      <w:r>
+        <w:rPr>
+          <w:noProof/>
+        </w:rPr>
+        <w:t xml:space="preserve"> </w:t>
+      </w:r>
+      <w:r>
+        <w:drawing>
+          <wp:inline distT="0" distB="0" distL="0" distR="0" wp14:anchorId="44D61FB8" wp14:editId="7C313163">
+            <wp:extent cx="2398815" cy="280719"/>
+            <wp:effectExtent l="0" t="0" r="1905" b="5080"/>
+            <wp:docPr id="1007240989" name="图片 1"/>
+            <wp:cNvGraphicFramePr>
+              <a:graphicFrameLocks xmlns:a="http://schemas.openxmlformats.org/drawingml/2006/main" noChangeAspect="1"/>
+            </wp:cNvGraphicFramePr>
+            <a:graphic xmlns:a="http://schemas.openxmlformats.org/drawingml/2006/main">
+              <a:graphicData uri="http://schemas.openxmlformats.org/drawingml/2006/picture">
+                <pic:pic xmlns:pic="http://schemas.openxmlformats.org/drawingml/2006/picture">
+                  <pic:nvPicPr>
+                    <pic:cNvPr id="1007240989" name=""/>
+                    <pic:cNvPicPr/>
+                  </pic:nvPicPr>
+                  <pic:blipFill>
+                    <a:blip r:embed="rId20"/>
+                    <a:stretch>
+                      <a:fillRect/>
+                    </a:stretch>
+                  </pic:blipFill>
+                  <pic:spPr>
+                    <a:xfrm>
+                      <a:off x="0" y="0"/>
+                      <a:ext cx="2461448" cy="288049"/>
+                    </a:xfrm>
+                    <a:prstGeom prst="rect">
+                      <a:avLst/>
+                    </a:prstGeom>
+                  </pic:spPr>
+                </pic:pic>
+              </a:graphicData>
+            </a:graphic>
+          </wp:inline>
+        </w:drawing>
+      </w:r>
+    </w:p>
+    <w:p>
+      <w:r>
+        <w:rPr>
+          <w:rFonts w:hint="eastAsia"/>
+        </w:rPr>
+        <w:t>对于离散随机变量</w:t>
+      </w:r>
+      <w:r>
+        <w:t>X，其可能取值为 x 1 , x 2 , … , x n，每个值的概率为 P ( X = x i )，则熵H(X) 定义为：</w:t>
+      </w:r>
+      <w:r>
+        <w:drawing>
+          <wp:inline distT="0" distB="0" distL="0" distR="0" wp14:anchorId="6F63696B" wp14:editId="255D8C49">
+            <wp:extent cx="2263508" cy="403761"/>
+            <wp:effectExtent l="0" t="0" r="3810" b="0"/>
+            <wp:docPr id="956561499" name="图片 1" descr="手机屏幕的截图&#10;&#10;AI 生成的内容可能不正确。"/>
+            <wp:cNvGraphicFramePr>
+              <a:graphicFrameLocks xmlns:a="http://schemas.openxmlformats.org/drawingml/2006/main" noChangeAspect="1"/>
+            </wp:cNvGraphicFramePr>
+            <a:graphic xmlns:a="http://schemas.openxmlformats.org/drawingml/2006/main">
+              <a:graphicData uri="http://schemas.openxmlformats.org/drawingml/2006/picture">
+                <pic:pic xmlns:pic="http://schemas.openxmlformats.org/drawingml/2006/picture">
+                  <pic:nvPicPr>
+                    <pic:cNvPr id="956561499" name="图片 1" descr="手机屏幕的截图&#10;&#10;AI 生成的内容可能不正确。"/>
+                    <pic:cNvPicPr/>
+                  </pic:nvPicPr>
+                  <pic:blipFill>
+                    <a:blip r:embed="rId21"/>
+                    <a:stretch>
+                      <a:fillRect/>
+                    </a:stretch>
+                  </pic:blipFill>
+                  <pic:spPr>
+                    <a:xfrm>
+                      <a:off x="0" y="0"/>
+                      <a:ext cx="2297610" cy="409844"/>
+                    </a:xfrm>
+                    <a:prstGeom prst="rect">
+                      <a:avLst/>
+                    </a:prstGeom>
+                  </pic:spPr>
+                </pic:pic>
+              </a:graphicData>
+            </a:graphic>
+          </wp:inline>
+        </w:drawing>
+      </w:r>
+      <w:r>
+        <w:rPr>
+          <w:rFonts w:hint="eastAsia"/>
+        </w:rPr>
+        <w:t>底为2所以熵值单位是bit</w:t>
+      </w:r>
+    </w:p>
+    <w:p>
+      <w:r>
+        <w:rPr>
+          <w:rFonts w:hint="eastAsia"/>
+        </w:rPr>
+        <w:t>将对数底数改为e的话则熵值单位是nat</w:t>
+      </w:r>
+    </w:p>
+    <w:p>
+      <w:r>
+        <w:drawing>
+          <wp:inline distT="0" distB="0" distL="0" distR="0" wp14:anchorId="5D8739A8" wp14:editId="21AB2BA1">
+            <wp:extent cx="1879054" cy="1793174"/>
+            <wp:effectExtent l="0" t="0" r="6985" b="0"/>
+            <wp:docPr id="480117580" name="图片 1" descr="图表, 折线图&#10;&#10;AI 生成的内容可能不正确。"/>
+            <wp:cNvGraphicFramePr>
+              <a:graphicFrameLocks xmlns:a="http://schemas.openxmlformats.org/drawingml/2006/main" noChangeAspect="1"/>
+            </wp:cNvGraphicFramePr>
+            <a:graphic xmlns:a="http://schemas.openxmlformats.org/drawingml/2006/main">
+              <a:graphicData uri="http://schemas.openxmlformats.org/drawingml/2006/picture">
+                <pic:pic xmlns:pic="http://schemas.openxmlformats.org/drawingml/2006/picture">
+                  <pic:nvPicPr>
+                    <pic:cNvPr id="480117580" name="图片 1" descr="图表, 折线图&#10;&#10;AI 生成的内容可能不正确。"/>
+                    <pic:cNvPicPr/>
+                  </pic:nvPicPr>
+                  <pic:blipFill>
+                    <a:blip r:embed="rId22"/>
+                    <a:stretch>
+                      <a:fillRect/>
+                    </a:stretch>
+                  </pic:blipFill>
+                  <pic:spPr>
+                    <a:xfrm>
+                      <a:off x="0" y="0"/>
+                      <a:ext cx="1884186" cy="1798072"/>
+                    </a:xfrm>
+                    <a:prstGeom prst="rect">
+                      <a:avLst/>
+                    </a:prstGeom>
+                  </pic:spPr>
+                </pic:pic>
+              </a:graphicData>
+            </a:graphic>
+          </wp:inline>
+        </w:drawing>
+      </w:r>
+      <w:r>
+        <w:rPr>
+          <w:rFonts w:hint="eastAsia"/>
+        </w:rPr>
+        <w:t>p=0.5时熵值最高，也就是不可预测性越高</w:t>
+      </w:r>
+    </w:p>
+    <w:p>
+      <w:r>
+        <w:rPr>
+          <w:rFonts w:hint="eastAsia"/>
+        </w:rPr>
+        <w:t>如果X取值范围内的某一个值出现概率更高，那么熵值就越低，也就是越好预测</w:t>
+      </w:r>
+    </w:p>
+    <w:p>
+      <w:r>
+        <w:rPr>
+          <w:rFonts w:hint="eastAsia"/>
+        </w:rPr>
+        <w:t>如果每一个可能取值出现的概率都差不多那就不好预测，熵值高</w:t>
+      </w:r>
+    </w:p>
+    <w:p>
+      <w:r>
+        <w:rPr>
+          <w:rFonts w:hint="eastAsia"/>
+        </w:rPr>
+        <w:t>所以H(X)总是小于均匀分布情况下的熵值</w:t>
+      </w:r>
+    </w:p>
+    <w:p>
+      <w:r>
+        <w:t>Language Redundancy</w:t>
+      </w:r>
+      <w:r>
+        <w:rPr>
+          <w:rFonts w:hint="eastAsia"/>
+        </w:rPr>
+        <w:t>：</w:t>
+      </w:r>
+      <w:r>
+        <w:drawing>
+          <wp:inline distT="0" distB="0" distL="0" distR="0" wp14:anchorId="08C77FF1" wp14:editId="34E8D9DE">
+            <wp:extent cx="599704" cy="226359"/>
+            <wp:effectExtent l="0" t="0" r="0" b="2540"/>
+            <wp:docPr id="1168972611" name="图片 1" descr="文本&#10;&#10;AI 生成的内容可能不正确。"/>
+            <wp:cNvGraphicFramePr>
+              <a:graphicFrameLocks xmlns:a="http://schemas.openxmlformats.org/drawingml/2006/main" noChangeAspect="1"/>
+            </wp:cNvGraphicFramePr>
+            <a:graphic xmlns:a="http://schemas.openxmlformats.org/drawingml/2006/main">
+              <a:graphicData uri="http://schemas.openxmlformats.org/drawingml/2006/picture">
+                <pic:pic xmlns:pic="http://schemas.openxmlformats.org/drawingml/2006/picture">
+                  <pic:nvPicPr>
+                    <pic:cNvPr id="1168972611" name="图片 1" descr="文本&#10;&#10;AI 生成的内容可能不正确。"/>
+                    <pic:cNvPicPr/>
+                  </pic:nvPicPr>
+                  <pic:blipFill>
+                    <a:blip r:embed="rId23"/>
+                    <a:stretch>
+                      <a:fillRect/>
+                    </a:stretch>
+                  </pic:blipFill>
+                  <pic:spPr>
+                    <a:xfrm>
+                      <a:off x="0" y="0"/>
+                      <a:ext cx="610220" cy="230328"/>
+                    </a:xfrm>
+                    <a:prstGeom prst="rect">
+                      <a:avLst/>
+                    </a:prstGeom>
+                  </pic:spPr>
+                </pic:pic>
+              </a:graphicData>
+            </a:graphic>
+          </wp:inline>
+        </w:drawing>
+      </w:r>
+    </w:p>
+    <w:p>
+      <w:r>
+        <w:lastRenderedPageBreak/>
+        <w:t>Evaluate Language Models</w:t>
+      </w:r>
+      <w:r>
+        <w:rPr>
+          <w:rFonts w:hint="eastAsia"/>
+        </w:rPr>
+        <w:t>：</w:t>
+      </w:r>
+    </w:p>
+    <w:p>
+      <w:r>
+        <w:tab/>
+      </w:r>
+      <w:r>
+        <w:rPr>
+          <w:rFonts w:hint="eastAsia"/>
+        </w:rPr>
+        <w:t>最简单评估方法之一是将语料库中的所有文本视为一个句子，并计算句子概率。</w:t>
+      </w:r>
+    </w:p>
+    <w:p>
+      <w:r>
+        <w:rPr>
+          <w:rFonts w:hint="eastAsia"/>
+        </w:rPr>
+        <w:t>概率是介于</w:t>
+      </w:r>
+      <w:r>
+        <w:t>0到1之间的数，将大量概率相乘会导致数值下溢（结果无限接近于0），在计算上不稳定且难以比较。</w:t>
+      </w:r>
+      <w:r>
+        <w:rPr>
+          <w:rFonts w:hint="eastAsia"/>
+        </w:rPr>
+        <w:t>所以</w:t>
+      </w:r>
+      <w:r>
+        <w:rPr>
+          <w:rFonts w:hint="eastAsia"/>
+        </w:rPr>
+        <w:t>使用对数概率。因为对数函数是单调的，所以比较对数概率的大小等价于比较概率本身。同时，乘法在对数空间中就变成了加法，更加稳定。</w:t>
+      </w:r>
+    </w:p>
+    <w:p>
+      <w:r>
+        <w:drawing>
+          <wp:inline distT="0" distB="0" distL="0" distR="0" wp14:anchorId="69F5B0D9" wp14:editId="21382B6D">
+            <wp:extent cx="5001323" cy="523948"/>
+            <wp:effectExtent l="0" t="0" r="8890" b="9525"/>
+            <wp:docPr id="1899609105" name="图片 1" descr="图片包含 文本&#10;&#10;AI 生成的内容可能不正确。"/>
+            <wp:cNvGraphicFramePr>
+              <a:graphicFrameLocks xmlns:a="http://schemas.openxmlformats.org/drawingml/2006/main" noChangeAspect="1"/>
+            </wp:cNvGraphicFramePr>
+            <a:graphic xmlns:a="http://schemas.openxmlformats.org/drawingml/2006/main">
+              <a:graphicData uri="http://schemas.openxmlformats.org/drawingml/2006/picture">
+                <pic:pic xmlns:pic="http://schemas.openxmlformats.org/drawingml/2006/picture">
+                  <pic:nvPicPr>
+                    <pic:cNvPr id="1899609105" name="图片 1" descr="图片包含 文本&#10;&#10;AI 生成的内容可能不正确。"/>
+                    <pic:cNvPicPr/>
+                  </pic:nvPicPr>
+                  <pic:blipFill>
+                    <a:blip r:embed="rId24"/>
+                    <a:stretch>
+                      <a:fillRect/>
+                    </a:stretch>
+                  </pic:blipFill>
+                  <pic:spPr>
+                    <a:xfrm>
+                      <a:off x="0" y="0"/>
+                      <a:ext cx="5001323" cy="523948"/>
+                    </a:xfrm>
+                    <a:prstGeom prst="rect">
+                      <a:avLst/>
+                    </a:prstGeom>
+                  </pic:spPr>
+                </pic:pic>
+              </a:graphicData>
+            </a:graphic>
+          </wp:inline>
+        </w:drawing>
+      </w:r>
+    </w:p>
+    <w:p>
+      <w:r>
+        <w:rPr>
+          <w:rFonts w:hint="eastAsia"/>
+        </w:rPr>
+        <w:t>但是</w:t>
+      </w:r>
+      <w:r>
+        <w:t>对数总概率受语料库大小（总词数 </w:t>
+      </w:r>
+      <m:oMath>
+        <m:r>
+          <w:rPr>
+            <w:rFonts w:ascii="Cambria Math" w:hAnsi="Cambria Math"/>
+          </w:rPr>
+          <m:t>N</m:t>
+        </m:r>
+      </m:oMath>
+      <w:r>
+        <w:t>）影响，无法直接比较不同大小语料库上的模型表现。</w:t>
+      </w:r>
+      <w:r>
+        <w:rPr>
+          <w:rFonts w:hint="eastAsia"/>
+        </w:rPr>
+        <w:t>所以</w:t>
+      </w:r>
+      <w:r>
+        <w:t>计算</w:t>
+      </w:r>
+      <w:r>
+        <w:rPr>
+          <w:b/>
+          <w:bCs/>
+        </w:rPr>
+        <w:t>平均对数概率</w:t>
+      </w:r>
+      <w:r>
+        <w:t>，即用总对数概率除以词数 </w:t>
+      </w:r>
+      <m:oMath>
+        <m:r>
+          <w:rPr>
+            <w:rFonts w:ascii="Cambria Math" w:hAnsi="Cambria Math"/>
+          </w:rPr>
+          <m:t>N</m:t>
+        </m:r>
+      </m:oMath>
+      <w:r>
+        <w:t>，进行归一化。</w:t>
+      </w:r>
+    </w:p>
+    <w:p>
+      <w:r>
+        <w:drawing>
+          <wp:inline distT="0" distB="0" distL="0" distR="0" wp14:anchorId="5260A297" wp14:editId="6162A7FA">
+            <wp:extent cx="1561605" cy="561476"/>
+            <wp:effectExtent l="0" t="0" r="635" b="0"/>
+            <wp:docPr id="1073701998" name="图片 1" descr="文本&#10;&#10;AI 生成的内容可能不正确。"/>
+            <wp:cNvGraphicFramePr>
+              <a:graphicFrameLocks xmlns:a="http://schemas.openxmlformats.org/drawingml/2006/main" noChangeAspect="1"/>
+            </wp:cNvGraphicFramePr>
+            <a:graphic xmlns:a="http://schemas.openxmlformats.org/drawingml/2006/main">
+              <a:graphicData uri="http://schemas.openxmlformats.org/drawingml/2006/picture">
+                <pic:pic xmlns:pic="http://schemas.openxmlformats.org/drawingml/2006/picture">
+                  <pic:nvPicPr>
+                    <pic:cNvPr id="1073701998" name="图片 1" descr="文本&#10;&#10;AI 生成的内容可能不正确。"/>
+                    <pic:cNvPicPr/>
+                  </pic:nvPicPr>
+                  <pic:blipFill>
+                    <a:blip r:embed="rId25"/>
+                    <a:stretch>
+                      <a:fillRect/>
+                    </a:stretch>
+                  </pic:blipFill>
+                  <pic:spPr>
+                    <a:xfrm>
+                      <a:off x="0" y="0"/>
+                      <a:ext cx="1568423" cy="563928"/>
+                    </a:xfrm>
+                    <a:prstGeom prst="rect">
+                      <a:avLst/>
+                    </a:prstGeom>
+                  </pic:spPr>
+                </pic:pic>
+              </a:graphicData>
+            </a:graphic>
+          </wp:inline>
+        </w:drawing>
+      </w:r>
+    </w:p>
+    <w:p>
+      <w:r>
+        <w:t>可以改写为对词汇表中所有词 </w:t>
+      </w:r>
+      <m:oMath>
+        <m:r>
+          <w:rPr>
+            <w:rFonts w:ascii="Cambria Math" w:hAnsi="Cambria Math"/>
+          </w:rPr>
+          <m:t>v</m:t>
+        </m:r>
+      </m:oMath>
+      <w:r>
+        <w:t> 的求和。其中</w:t>
+      </w:r>
+      <w:r>
+        <w:rPr>
+          <w:rFonts w:hint="eastAsia"/>
+        </w:rPr>
+        <w:t>C(v)/N</w:t>
+      </w:r>
+      <w:r>
+        <w:t>是词 </w:t>
+      </w:r>
+      <m:oMath>
+        <m:r>
+          <w:rPr>
+            <w:rFonts w:ascii="Cambria Math" w:hAnsi="Cambria Math"/>
+          </w:rPr>
+          <m:t>v</m:t>
+        </m:r>
+      </m:oMath>
+      <w:r>
+        <w:t> 在测试语料库中的</w:t>
+      </w:r>
+      <w:r>
+        <w:rPr>
+          <w:b/>
+          <w:bCs/>
+        </w:rPr>
+        <w:t>经验概率分布（真实分布）</w:t>
+      </w:r>
+      <w:r>
+        <w:t>，记为 </w:t>
+      </w:r>
+      <m:oMath>
+        <m:r>
+          <w:rPr>
+            <w:rFonts w:ascii="Cambria Math" w:hAnsi="Cambria Math"/>
+          </w:rPr>
+          <m:t>Q(v)</m:t>
+        </m:r>
+      </m:oMath>
+      <w:r>
+        <w:t>。而 </w:t>
+      </w:r>
+      <m:oMath>
+        <m:r>
+          <w:rPr>
+            <w:rFonts w:ascii="Cambria Math" w:hAnsi="Cambria Math"/>
+          </w:rPr>
+          <m:t>P(v)</m:t>
+        </m:r>
+      </m:oMath>
+      <w:r>
+        <w:t> 是模型预测的概率分布。</w:t>
+      </w:r>
+    </w:p>
+    <w:p>
+      <w:r>
+        <w:drawing>
+          <wp:inline distT="0" distB="0" distL="0" distR="0" wp14:anchorId="0D9466CD" wp14:editId="66D473E1">
+            <wp:extent cx="2903517" cy="516347"/>
+            <wp:effectExtent l="0" t="0" r="0" b="0"/>
+            <wp:docPr id="1338355556" name="图片 1" descr="图片包含 徽标&#10;&#10;AI 生成的内容可能不正确。"/>
+            <wp:cNvGraphicFramePr>
+              <a:graphicFrameLocks xmlns:a="http://schemas.openxmlformats.org/drawingml/2006/main" noChangeAspect="1"/>
+            </wp:cNvGraphicFramePr>
+            <a:graphic xmlns:a="http://schemas.openxmlformats.org/drawingml/2006/main">
+              <a:graphicData uri="http://schemas.openxmlformats.org/drawingml/2006/picture">
+                <pic:pic xmlns:pic="http://schemas.openxmlformats.org/drawingml/2006/picture">
+                  <pic:nvPicPr>
+                    <pic:cNvPr id="1338355556" name="图片 1" descr="图片包含 徽标&#10;&#10;AI 生成的内容可能不正确。"/>
+                    <pic:cNvPicPr/>
+                  </pic:nvPicPr>
+                  <pic:blipFill>
+                    <a:blip r:embed="rId26"/>
+                    <a:stretch>
+                      <a:fillRect/>
+                    </a:stretch>
+                  </pic:blipFill>
+                  <pic:spPr>
+                    <a:xfrm>
+                      <a:off x="0" y="0"/>
+                      <a:ext cx="2919574" cy="519203"/>
+                    </a:xfrm>
+                    <a:prstGeom prst="rect">
+                      <a:avLst/>
+                    </a:prstGeom>
+                  </pic:spPr>
+                </pic:pic>
+              </a:graphicData>
+            </a:graphic>
+          </wp:inline>
+        </w:drawing>
+      </w:r>
+    </w:p>
+    <w:p>
+      <w:r>
+        <w:t>Cross-entropy</w:t>
+      </w:r>
+    </w:p>
+    <w:p>
+      <w:r>
+        <w:rPr>
+          <w:rFonts w:hint="eastAsia"/>
+        </w:rPr>
+        <w:t>上述表达式的负数就是交叉熵。它衡量的是模型预测分布</w:t>
+      </w:r>
+      <w:r>
+        <w:t>P与真实数据分布Q之间的差异。</w:t>
+      </w:r>
+    </w:p>
+    <w:p>
+      <w:r>
+        <w:drawing>
+          <wp:inline distT="0" distB="0" distL="0" distR="0" wp14:anchorId="568582F1" wp14:editId="353F8C53">
+            <wp:extent cx="5274310" cy="506095"/>
+            <wp:effectExtent l="0" t="0" r="2540" b="8255"/>
+            <wp:docPr id="1951236895" name="图片 1"/>
+            <wp:cNvGraphicFramePr>
+              <a:graphicFrameLocks xmlns:a="http://schemas.openxmlformats.org/drawingml/2006/main" noChangeAspect="1"/>
+            </wp:cNvGraphicFramePr>
+            <a:graphic xmlns:a="http://schemas.openxmlformats.org/drawingml/2006/main">
+              <a:graphicData uri="http://schemas.openxmlformats.org/drawingml/2006/picture">
+                <pic:pic xmlns:pic="http://schemas.openxmlformats.org/drawingml/2006/picture">
+                  <pic:nvPicPr>
+                    <pic:cNvPr id="1951236895" name=""/>
+                    <pic:cNvPicPr/>
+                  </pic:nvPicPr>
+                  <pic:blipFill>
+                    <a:blip r:embed="rId27"/>
+                    <a:stretch>
+                      <a:fillRect/>
+                    </a:stretch>
+                  </pic:blipFill>
+                  <pic:spPr>
+                    <a:xfrm>
+                      <a:off x="0" y="0"/>
+                      <a:ext cx="5274310" cy="506095"/>
+                    </a:xfrm>
+                    <a:prstGeom prst="rect">
+                      <a:avLst/>
+                    </a:prstGeom>
+                  </pic:spPr>
+                </pic:pic>
+              </a:graphicData>
+            </a:graphic>
+          </wp:inline>
+        </w:drawing>
+      </w:r>
+    </w:p>
+    <w:p>
+      <w:r>
+        <w:rPr>
+          <w:rFonts w:hint="eastAsia"/>
+        </w:rPr>
+        <w:t>交叉熵越低，说明模型预测分布</w:t>
+      </w:r>
+      <w:r>
+        <w:t>P与真实分布Q越接近，模型的质量就越高。</w:t>
+      </w:r>
+    </w:p>
+    <w:p>
+      <w:r>
+        <w:t>Perplexity</w:t>
+      </w:r>
+      <w:r>
+        <w:rPr>
+          <w:rFonts w:hint="eastAsia"/>
+        </w:rPr>
+        <w:t>困惑度</w:t>
+      </w:r>
+    </w:p>
+    <w:p>
+      <w:r>
+        <w:rPr>
+          <w:rFonts w:hint="eastAsia"/>
+        </w:rPr>
+        <w:t>困惑度是交叉熵的指数形式：</w:t>
+      </w:r>
+      <w:r>
+        <w:drawing>
+          <wp:inline distT="0" distB="0" distL="0" distR="0" wp14:anchorId="18032753" wp14:editId="4CB8D290">
+            <wp:extent cx="2024743" cy="280018"/>
+            <wp:effectExtent l="0" t="0" r="0" b="6350"/>
+            <wp:docPr id="821408670" name="图片 1"/>
+            <wp:cNvGraphicFramePr>
+              <a:graphicFrameLocks xmlns:a="http://schemas.openxmlformats.org/drawingml/2006/main" noChangeAspect="1"/>
+            </wp:cNvGraphicFramePr>
+            <a:graphic xmlns:a="http://schemas.openxmlformats.org/drawingml/2006/main">
+              <a:graphicData uri="http://schemas.openxmlformats.org/drawingml/2006/picture">
+                <pic:pic xmlns:pic="http://schemas.openxmlformats.org/drawingml/2006/picture">
+                  <pic:nvPicPr>
+                    <pic:cNvPr id="821408670" name=""/>
+                    <pic:cNvPicPr/>
+                  </pic:nvPicPr>
+                  <pic:blipFill>
+                    <a:blip r:embed="rId28"/>
+                    <a:stretch>
+                      <a:fillRect/>
+                    </a:stretch>
+                  </pic:blipFill>
+                  <pic:spPr>
+                    <a:xfrm>
+                      <a:off x="0" y="0"/>
+                      <a:ext cx="2054411" cy="284121"/>
+                    </a:xfrm>
+                    <a:prstGeom prst="rect">
+                      <a:avLst/>
+                    </a:prstGeom>
+                  </pic:spPr>
+                </pic:pic>
+              </a:graphicData>
+            </a:graphic>
+          </wp:inline>
+        </w:drawing>
+      </w:r>
+    </w:p>
+    <w:p>
+      <w:r>
+        <w:rPr>
+          <w:rFonts w:hint="eastAsia"/>
+        </w:rPr>
+        <w:t>困惑度可以理解为模型在预测下一个词时，平均面临的选择数量。如果困惑度为</w:t>
+      </w:r>
+      <w:r>
+        <w:t>100，意味着模型在每一步平均认为有100个可能 equally likely 的候选词。</w:t>
+      </w:r>
+    </w:p>
+    <w:p>
+      <w:r>
+        <w:rPr>
+          <w:rFonts w:hint="eastAsia"/>
+        </w:rPr>
+        <w:t>困惑度越低越好。更低的困惑度意味着模型的不确定性更小，预测更准确、更自信。</w:t>
+      </w:r>
+    </w:p>
+    <w:p>
+      <w:r>
+        <w:rPr>
+          <w:rFonts w:hint="eastAsia"/>
+        </w:rPr>
+        <w:t>模型阶数越高（考虑更多上下文），交叉熵和困惑度越低，模型性能越好。</w:t>
+      </w:r>
+    </w:p>
+    <w:p/>
+    <w:p>
+      <w:r>
+        <w:t>Text Classificatio</w:t>
+      </w:r>
+      <w:r>
+        <w:rPr>
+          <w:rFonts w:hint="eastAsia"/>
+        </w:rPr>
+        <w:t>n</w:t>
+      </w:r>
+    </w:p>
+    <w:p>
+      <w:r>
+        <w:tab/>
+      </w:r>
+      <w:r>
+        <w:rPr>
+          <w:rFonts w:hint="eastAsia"/>
+        </w:rPr>
+        <w:t>input: document d，一组固定类集</w:t>
+      </w:r>
+    </w:p>
+    <w:p>
+      <w:r>
+        <w:tab/>
+      </w:r>
+      <w:r>
+        <w:rPr>
+          <w:rFonts w:hint="eastAsia"/>
+        </w:rPr>
+        <w:t>output：预测分类</w:t>
+      </w:r>
+    </w:p>
+    <w:p>
+      <w:r>
+        <w:t>Classification Methods</w:t>
+      </w:r>
+      <w:r>
+        <w:rPr>
+          <w:rFonts w:hint="eastAsia"/>
+        </w:rPr>
+        <w:t>：</w:t>
+      </w:r>
+    </w:p>
+    <w:p>
+      <w:r>
+        <w:tab/>
+      </w:r>
+      <w:r>
+        <w:t>The Naive Bayes Classifier</w:t>
+      </w:r>
+      <w:r>
+        <w:rPr>
+          <w:rFonts w:hint="eastAsia"/>
+        </w:rPr>
+        <w:t>：</w:t>
+      </w:r>
+    </w:p>
+    <w:p>
+      <w:pPr>
+        <w:ind w:left="420" w:firstLine="420"/>
+      </w:pPr>
+      <w:r>
+        <w:rPr>
+          <w:rFonts w:hint="eastAsia"/>
+        </w:rPr>
+        <w:t>一组基于贝叶斯定理的概率算法，假设数据集的特征彼此独立。易于实现，并且对于垃圾邮件检测、情感分析和文档分类等任务非常有效。</w:t>
+      </w:r>
+      <w:r>
+        <w:rPr>
+          <w:rFonts w:hint="eastAsia"/>
+        </w:rPr>
+        <w:t xml:space="preserve"> </w:t>
+      </w:r>
+      <w:r>
+        <w:rPr>
+          <w:rFonts w:hint="eastAsia"/>
+        </w:rPr>
+        <w:t>依赖于文档的非常简单的表示，例如使用词袋模型</w:t>
+      </w:r>
+      <w:r>
+        <w:t>bag of words</w:t>
+      </w:r>
+      <w:r>
+        <w:rPr>
+          <w:rFonts w:hint="eastAsia"/>
+        </w:rPr>
+        <w:t>。</w:t>
+      </w:r>
+    </w:p>
+    <w:p>
+      <w:pPr>
+        <w:ind w:left="420" w:firstLine="420"/>
+      </w:pPr>
+      <w:r>
+        <w:t>Bag of Words</w:t>
+      </w:r>
+      <w:r>
+        <w:rPr>
+          <w:rFonts w:hint="eastAsia"/>
+        </w:rPr>
+        <w:t>：</w:t>
+      </w:r>
+    </w:p>
+    <w:p>
+      <w:pPr>
+        <w:ind w:left="840" w:firstLine="420"/>
+      </w:pPr>
+      <w:r>
+        <w:rPr>
+          <w:rFonts w:hint="eastAsia"/>
+        </w:rPr>
+        <w:t>将文本转换为单个单词的集合，忽略语法和词序</w:t>
+      </w:r>
+      <w:r>
+        <w:rPr>
+          <w:rFonts w:hint="eastAsia"/>
+        </w:rPr>
+        <w:t>order</w:t>
+      </w:r>
+      <w:r>
+        <w:rPr>
+          <w:rFonts w:hint="eastAsia"/>
+        </w:rPr>
+        <w:t>，但保留词频</w:t>
+      </w:r>
+      <w:r>
+        <w:rPr>
+          <w:rFonts w:hint="eastAsia"/>
+        </w:rPr>
+        <w:t>multiplicity</w:t>
+      </w:r>
+      <w:r>
+        <w:rPr>
+          <w:rFonts w:hint="eastAsia"/>
+        </w:rPr>
+        <w:t>。</w:t>
+      </w:r>
+    </w:p>
+    <w:p>
+      <w:pPr>
+        <w:ind w:left="840" w:firstLine="420"/>
+      </w:pPr>
+      <w:r>
+        <w:drawing>
+          <wp:inline distT="0" distB="0" distL="0" distR="0" wp14:anchorId="1B88373F" wp14:editId="5EAADB02">
+            <wp:extent cx="3414155" cy="1321516"/>
+            <wp:effectExtent l="0" t="0" r="0" b="0"/>
+            <wp:docPr id="1197100032" name="图片 1"/>
+            <wp:cNvGraphicFramePr>
+              <a:graphicFrameLocks xmlns:a="http://schemas.openxmlformats.org/drawingml/2006/main" noChangeAspect="1"/>
+            </wp:cNvGraphicFramePr>
+            <a:graphic xmlns:a="http://schemas.openxmlformats.org/drawingml/2006/main">
+              <a:graphicData uri="http://schemas.openxmlformats.org/drawingml/2006/picture">
+                <pic:pic xmlns:pic="http://schemas.openxmlformats.org/drawingml/2006/picture">
+                  <pic:nvPicPr>
+                    <pic:cNvPr id="1197100032" name=""/>
+                    <pic:cNvPicPr/>
+                  </pic:nvPicPr>
+                  <pic:blipFill>
+                    <a:blip r:embed="rId29"/>
+                    <a:stretch>
+                      <a:fillRect/>
+                    </a:stretch>
+                  </pic:blipFill>
+                  <pic:spPr>
+                    <a:xfrm>
+                      <a:off x="0" y="0"/>
+                      <a:ext cx="3424332" cy="1325455"/>
+                    </a:xfrm>
+                    <a:prstGeom prst="rect">
+                      <a:avLst/>
+                    </a:prstGeom>
+                  </pic:spPr>
+                </pic:pic>
+              </a:graphicData>
+            </a:graphic>
+          </wp:inline>
+        </w:drawing>
+      </w:r>
+    </w:p>
+    <w:p>
+      <w:pPr>
+        <w:ind w:left="840" w:firstLine="420"/>
+      </w:pPr>
+      <w:r>
+        <w:rPr>
+          <w:rFonts w:hint="eastAsia"/>
+        </w:rPr>
+        <w:t>文本语料库中的每个唯一单词都表示为固定大小向量</w:t>
+      </w:r>
+      <w:r>
+        <w:t>fixed-size vector</w:t>
+      </w:r>
+      <w:r>
+        <w:rPr>
+          <w:rFonts w:hint="eastAsia"/>
+        </w:rPr>
+        <w:t>中的一个特征，每个特征的值通常是该单词在文档中的频率。</w:t>
+      </w:r>
+    </w:p>
+    <w:p>
+      <w:r>
+        <w:tab/>
+      </w:r>
+      <w:r>
+        <w:tab/>
+      </w:r>
+      <w:r>
+        <w:rPr>
+          <w:rFonts w:hint="eastAsia"/>
+        </w:rPr>
+        <w:t>从所有可能的类别</w:t>
+      </w:r>
+      <w:r>
+        <w:t>C = { c 1 , c 2 , . . . , c j }中，找出最有可能的类别c^</w:t>
+      </w:r>
+      <w:r>
+        <w:rPr>
+          <w:rFonts w:hint="eastAsia"/>
+        </w:rPr>
+        <w:t>：</w:t>
+      </w:r>
+    </w:p>
+    <w:p>
+      <w:pPr>
+        <w:ind w:left="840"/>
+      </w:pPr>
+      <w:r>
+        <w:drawing>
+          <wp:inline distT="0" distB="0" distL="0" distR="0" wp14:anchorId="0251B965" wp14:editId="786175D3">
+            <wp:extent cx="1157844" cy="335918"/>
+            <wp:effectExtent l="0" t="0" r="4445" b="6985"/>
+            <wp:docPr id="455543027" name="图片 1"/>
+            <wp:cNvGraphicFramePr>
+              <a:graphicFrameLocks xmlns:a="http://schemas.openxmlformats.org/drawingml/2006/main" noChangeAspect="1"/>
+            </wp:cNvGraphicFramePr>
+            <a:graphic xmlns:a="http://schemas.openxmlformats.org/drawingml/2006/main">
+              <a:graphicData uri="http://schemas.openxmlformats.org/drawingml/2006/picture">
+                <pic:pic xmlns:pic="http://schemas.openxmlformats.org/drawingml/2006/picture">
+                  <pic:nvPicPr>
+                    <pic:cNvPr id="455543027" name=""/>
+                    <pic:cNvPicPr/>
+                  </pic:nvPicPr>
+                  <pic:blipFill>
+                    <a:blip r:embed="rId30"/>
+                    <a:stretch>
+                      <a:fillRect/>
+                    </a:stretch>
+                  </pic:blipFill>
+                  <pic:spPr>
+                    <a:xfrm>
+                      <a:off x="0" y="0"/>
+                      <a:ext cx="1168179" cy="338916"/>
+                    </a:xfrm>
+                    <a:prstGeom prst="rect">
+                      <a:avLst/>
+                    </a:prstGeom>
+                  </pic:spPr>
+                </pic:pic>
+              </a:graphicData>
+            </a:graphic>
+          </wp:inline>
+        </w:drawing>
+      </w:r>
+      <w:r>
+        <w:rPr>
+          <w:rFonts w:hint="eastAsia"/>
+        </w:rPr>
+        <w:t>选择在给定文档</w:t>
+      </w:r>
+      <w:r>
+        <w:t>d时，后验概率P ( c ∣ d )最大的那个类别c。</w:t>
+      </w:r>
+    </w:p>
+    <w:p>
+      <w:pPr>
+        <w:ind w:left="840"/>
+      </w:pPr>
+      <w:r>
+        <w:rPr>
+          <w:rFonts w:hint="eastAsia"/>
+        </w:rPr>
+        <w:t>通过应用贝叶斯定理，我们将目标函数进行转换：</w:t>
+      </w:r>
+      <w:r>
+        <w:drawing>
+          <wp:inline distT="0" distB="0" distL="0" distR="0" wp14:anchorId="2E6244F6" wp14:editId="74EF8922">
+            <wp:extent cx="1193470" cy="358629"/>
+            <wp:effectExtent l="0" t="0" r="6985" b="3810"/>
+            <wp:docPr id="53354815" name="图片 1"/>
+            <wp:cNvGraphicFramePr>
+              <a:graphicFrameLocks xmlns:a="http://schemas.openxmlformats.org/drawingml/2006/main" noChangeAspect="1"/>
+            </wp:cNvGraphicFramePr>
+            <a:graphic xmlns:a="http://schemas.openxmlformats.org/drawingml/2006/main">
+              <a:graphicData uri="http://schemas.openxmlformats.org/drawingml/2006/picture">
+                <pic:pic xmlns:pic="http://schemas.openxmlformats.org/drawingml/2006/picture">
+                  <pic:nvPicPr>
+                    <pic:cNvPr id="53354815" name=""/>
+                    <pic:cNvPicPr/>
+                  </pic:nvPicPr>
+                  <pic:blipFill>
+                    <a:blip r:embed="rId31"/>
+                    <a:stretch>
+                      <a:fillRect/>
+                    </a:stretch>
+                  </pic:blipFill>
+                  <pic:spPr>
+                    <a:xfrm>
+                      <a:off x="0" y="0"/>
+                      <a:ext cx="1230293" cy="369694"/>
+                    </a:xfrm>
+                    <a:prstGeom prst="rect">
+                      <a:avLst/>
+                    </a:prstGeom>
+                  </pic:spPr>
+                </pic:pic>
+              </a:graphicData>
+            </a:graphic>
+          </wp:inline>
+        </w:drawing>
+      </w:r>
+    </w:p>
+    <w:p>
+      <w:pPr>
+        <w:ind w:left="840"/>
+      </w:pPr>
+      <w:r>
+        <w:rPr>
+          <w:rFonts w:hint="eastAsia"/>
+        </w:rPr>
+        <w:t>其中：</w:t>
+      </w:r>
+      <w:r>
+        <w:t>P(c)：先验概率，即类别c出现的概率。</w:t>
+      </w:r>
+    </w:p>
+    <w:p>
+      <w:pPr>
+        <w:ind w:left="840"/>
+      </w:pPr>
+      <w:r>
+        <w:t>P(d</w:t>
+      </w:r>
+      <w:r>
+        <w:rPr>
+          <w:rFonts w:hint="eastAsia"/>
+        </w:rPr>
+        <w:t>|</w:t>
+      </w:r>
+      <w:r>
+        <w:t>c)：似然度，即在类别c中看到文档d的概率。</w:t>
+      </w:r>
+    </w:p>
+    <w:p>
+      <w:pPr>
+        <w:ind w:left="840"/>
+      </w:pPr>
+      <w:r>
+        <w:t>P(d)：证据项，对于所有类别是相同的，因此可以忽略不影响比较。</w:t>
+      </w:r>
+    </w:p>
+    <w:p>
+      <w:pPr>
+        <w:ind w:left="840"/>
+      </w:pPr>
+      <w:r>
+        <w:rPr>
+          <w:rFonts w:hint="eastAsia"/>
+        </w:rPr>
+        <w:lastRenderedPageBreak/>
+        <w:t>简化后：</w:t>
+      </w:r>
+      <w:r>
+        <w:drawing>
+          <wp:inline distT="0" distB="0" distL="0" distR="0" wp14:anchorId="1EF84831" wp14:editId="68BD2717">
+            <wp:extent cx="1306286" cy="285953"/>
+            <wp:effectExtent l="0" t="0" r="8255" b="0"/>
+            <wp:docPr id="2017949159" name="图片 1"/>
+            <wp:cNvGraphicFramePr>
+              <a:graphicFrameLocks xmlns:a="http://schemas.openxmlformats.org/drawingml/2006/main" noChangeAspect="1"/>
+            </wp:cNvGraphicFramePr>
+            <a:graphic xmlns:a="http://schemas.openxmlformats.org/drawingml/2006/main">
+              <a:graphicData uri="http://schemas.openxmlformats.org/drawingml/2006/picture">
+                <pic:pic xmlns:pic="http://schemas.openxmlformats.org/drawingml/2006/picture">
+                  <pic:nvPicPr>
+                    <pic:cNvPr id="2017949159" name=""/>
+                    <pic:cNvPicPr/>
+                  </pic:nvPicPr>
+                  <pic:blipFill>
+                    <a:blip r:embed="rId32"/>
+                    <a:stretch>
+                      <a:fillRect/>
+                    </a:stretch>
+                  </pic:blipFill>
+                  <pic:spPr>
+                    <a:xfrm>
+                      <a:off x="0" y="0"/>
+                      <a:ext cx="1331941" cy="291569"/>
+                    </a:xfrm>
+                    <a:prstGeom prst="rect">
+                      <a:avLst/>
+                    </a:prstGeom>
+                  </pic:spPr>
+                </pic:pic>
+              </a:graphicData>
+            </a:graphic>
+          </wp:inline>
+        </w:drawing>
+      </w:r>
+    </w:p>
+    <w:p>
+      <w:pPr>
+        <w:ind w:left="840"/>
+      </w:pPr>
+      <w:r>
+        <w:rPr>
+          <w:rFonts w:hint="eastAsia"/>
+        </w:rPr>
+        <w:t>为了计算</w:t>
+      </w:r>
+      <w:r>
+        <w:t>P(d</w:t>
+      </w:r>
+      <w:r>
+        <w:rPr>
+          <w:rFonts w:hint="eastAsia"/>
+        </w:rPr>
+        <w:t>|</w:t>
+      </w:r>
+      <w:r>
+        <w:t>c)，课件引入了两个关键假设：</w:t>
+      </w:r>
+    </w:p>
+    <w:p>
+      <w:pPr>
+        <w:ind w:left="840"/>
+      </w:pPr>
+      <w:r>
+        <w:rPr>
+          <w:rFonts w:hint="eastAsia"/>
+        </w:rPr>
+        <w:t>词袋模型</w:t>
+      </w:r>
+      <w:r>
+        <w:rPr>
+          <w:rFonts w:hint="eastAsia"/>
+        </w:rPr>
+        <w:t>，</w:t>
+      </w:r>
+      <w:r>
+        <w:rPr>
+          <w:rFonts w:hint="eastAsia"/>
+        </w:rPr>
+        <w:t>条件独立性假设：假设在给定类别</w:t>
+      </w:r>
+      <w:r>
+        <w:t>c的条件下，文档中每个单词的出现是相互独立的。这是一个非常强的（“朴素的”）假设，但它极大地简化了计算。</w:t>
+      </w:r>
+    </w:p>
+    <w:p>
+      <w:pPr>
+        <w:ind w:left="840"/>
+      </w:pPr>
+      <w:r>
+        <w:rPr>
+          <w:rFonts w:hint="eastAsia"/>
+        </w:rPr>
+        <w:t>最终，</w:t>
+      </w:r>
+      <w:r>
+        <w:rPr>
+          <w:rFonts w:hint="eastAsia"/>
+          <w:color w:val="EE0000"/>
+        </w:rPr>
+        <w:t>朴素贝叶斯</w:t>
+      </w:r>
+      <w:r>
+        <w:rPr>
+          <w:rFonts w:hint="eastAsia"/>
+        </w:rPr>
+        <w:t>的决策公式变为：</w:t>
+      </w:r>
+      <w:r>
+        <w:drawing>
+          <wp:inline distT="0" distB="0" distL="0" distR="0" wp14:anchorId="1CD9E37D" wp14:editId="55AEEE0C">
+            <wp:extent cx="2462826" cy="546265"/>
+            <wp:effectExtent l="0" t="0" r="0" b="6350"/>
+            <wp:docPr id="1193679067" name="图片 1" descr="文本&#10;&#10;AI 生成的内容可能不正确。"/>
+            <wp:cNvGraphicFramePr>
+              <a:graphicFrameLocks xmlns:a="http://schemas.openxmlformats.org/drawingml/2006/main" noChangeAspect="1"/>
+            </wp:cNvGraphicFramePr>
+            <a:graphic xmlns:a="http://schemas.openxmlformats.org/drawingml/2006/main">
+              <a:graphicData uri="http://schemas.openxmlformats.org/drawingml/2006/picture">
+                <pic:pic xmlns:pic="http://schemas.openxmlformats.org/drawingml/2006/picture">
+                  <pic:nvPicPr>
+                    <pic:cNvPr id="1193679067" name="图片 1" descr="文本&#10;&#10;AI 生成的内容可能不正确。"/>
+                    <pic:cNvPicPr/>
+                  </pic:nvPicPr>
+                  <pic:blipFill>
+                    <a:blip r:embed="rId33"/>
+                    <a:stretch>
+                      <a:fillRect/>
+                    </a:stretch>
+                  </pic:blipFill>
+                  <pic:spPr>
+                    <a:xfrm>
+                      <a:off x="0" y="0"/>
+                      <a:ext cx="2502598" cy="555087"/>
+                    </a:xfrm>
+                    <a:prstGeom prst="rect">
+                      <a:avLst/>
+                    </a:prstGeom>
+                  </pic:spPr>
+                </pic:pic>
+              </a:graphicData>
+            </a:graphic>
+          </wp:inline>
+        </w:drawing>
+      </w:r>
+    </w:p>
+    <w:p>
+      <w:pPr>
+        <w:ind w:left="840"/>
+      </w:pPr>
+      <w:r>
+        <w:rPr>
+          <w:rFonts w:hint="eastAsia"/>
+        </w:rPr>
+        <w:t>为避免连乘数值趋向0所以改为对数：</w:t>
+      </w:r>
+      <w:r>
+        <w:drawing>
+          <wp:inline distT="0" distB="0" distL="0" distR="0" wp14:anchorId="625A5DDF" wp14:editId="1398D48A">
+            <wp:extent cx="2321626" cy="525054"/>
+            <wp:effectExtent l="0" t="0" r="2540" b="8890"/>
+            <wp:docPr id="1484749512" name="图片 1" descr="图片包含 文本&#10;&#10;AI 生成的内容可能不正确。"/>
+            <wp:cNvGraphicFramePr>
+              <a:graphicFrameLocks xmlns:a="http://schemas.openxmlformats.org/drawingml/2006/main" noChangeAspect="1"/>
+            </wp:cNvGraphicFramePr>
+            <a:graphic xmlns:a="http://schemas.openxmlformats.org/drawingml/2006/main">
+              <a:graphicData uri="http://schemas.openxmlformats.org/drawingml/2006/picture">
+                <pic:pic xmlns:pic="http://schemas.openxmlformats.org/drawingml/2006/picture">
+                  <pic:nvPicPr>
+                    <pic:cNvPr id="1484749512" name="图片 1" descr="图片包含 文本&#10;&#10;AI 生成的内容可能不正确。"/>
+                    <pic:cNvPicPr/>
+                  </pic:nvPicPr>
+                  <pic:blipFill>
+                    <a:blip r:embed="rId34"/>
+                    <a:stretch>
+                      <a:fillRect/>
+                    </a:stretch>
+                  </pic:blipFill>
+                  <pic:spPr>
+                    <a:xfrm>
+                      <a:off x="0" y="0"/>
+                      <a:ext cx="2356558" cy="532954"/>
+                    </a:xfrm>
+                    <a:prstGeom prst="rect">
+                      <a:avLst/>
+                    </a:prstGeom>
+                  </pic:spPr>
+                </pic:pic>
+              </a:graphicData>
+            </a:graphic>
+          </wp:inline>
+        </w:drawing>
+      </w:r>
+    </w:p>
+    <w:p>
+      <w:r>
+        <w:tab/>
+      </w:r>
+      <w:r>
+        <w:rPr>
+          <w:rFonts w:hint="eastAsia"/>
+        </w:rPr>
+        <w:t>作为一个监督学习模型，训练需要已标注的语料库。我们需要从数据中估计出所有</w:t>
+      </w:r>
+      <w:r>
+        <w:t>P (c)和P (w∣c)。</w:t>
+      </w:r>
+    </w:p>
+    <w:p>
+      <w:r>
+        <w:tab/>
+      </w:r>
+      <w:r>
+        <w:rPr>
+          <w:rFonts w:hint="eastAsia"/>
+        </w:rPr>
+        <w:t>P(c):</w:t>
+      </w:r>
+      <w:r>
+        <w:rPr>
+          <w:rFonts w:hint="eastAsia"/>
+        </w:rPr>
+        <w:t xml:space="preserve"> </w:t>
+      </w:r>
+      <w:r>
+        <w:rPr>
+          <w:rFonts w:hint="eastAsia"/>
+        </w:rPr>
+        <w:t>直接用类别</w:t>
+      </w:r>
+      <w:r>
+        <w:t>c的文档数除以总文档数。</w:t>
+      </w:r>
+    </w:p>
+    <w:p>
+      <w:r>
+        <w:tab/>
+      </w:r>
+      <w:r>
+        <w:rPr>
+          <w:rFonts w:hint="eastAsia"/>
+        </w:rPr>
+        <w:t>条件概率</w:t>
+      </w:r>
+      <w:r>
+        <w:t>P(w∣c)：</w:t>
+      </w:r>
+    </w:p>
+    <w:p>
+      <w:pPr>
+        <w:pStyle w:val="a9"/>
+        <w:numPr>
+          <w:ilvl w:val="0"/>
+          <w:numId w:val="3"/>
+        </w:numPr>
+      </w:pPr>
+      <w:r>
+        <w:rPr>
+          <w:rFonts w:hint="eastAsia"/>
+        </w:rPr>
+        <w:t>将所有类别为</w:t>
+      </w:r>
+      <w:r>
+        <w:t>c的文档拼接成一个大的“类别文本”。</w:t>
+      </w:r>
+    </w:p>
+    <w:p>
+      <w:pPr>
+        <w:pStyle w:val="a9"/>
+        <w:numPr>
+          <w:ilvl w:val="0"/>
+          <w:numId w:val="3"/>
+        </w:numPr>
+      </w:pPr>
+      <w:r>
+        <w:rPr>
+          <w:rFonts w:hint="eastAsia"/>
+        </w:rPr>
+        <w:t>计算单词</w:t>
+      </w:r>
+      <w:r>
+        <w:t>w在这个大文本中出现的次数。</w:t>
+      </w:r>
+    </w:p>
+    <w:p>
+      <w:pPr>
+        <w:pStyle w:val="a9"/>
+        <w:numPr>
+          <w:ilvl w:val="0"/>
+          <w:numId w:val="3"/>
+        </w:numPr>
+      </w:pPr>
+      <w:r>
+        <w:rPr>
+          <w:rFonts w:hint="eastAsia"/>
+        </w:rPr>
+        <w:t>用该次数除以该大文本中所有单词的总数，得到最大似然估计：</w:t>
+      </w:r>
+    </w:p>
+    <w:p>
+      <w:pPr>
+        <w:pStyle w:val="a9"/>
+        <w:ind w:left="1200"/>
+      </w:pPr>
+      <w:r>
+        <w:drawing>
+          <wp:inline distT="0" distB="0" distL="0" distR="0" wp14:anchorId="56D3662E" wp14:editId="3690AE36">
+            <wp:extent cx="1662545" cy="389106"/>
+            <wp:effectExtent l="0" t="0" r="0" b="0"/>
+            <wp:docPr id="290489025" name="图片 1" descr="文本&#10;&#10;AI 生成的内容可能不正确。"/>
+            <wp:cNvGraphicFramePr>
+              <a:graphicFrameLocks xmlns:a="http://schemas.openxmlformats.org/drawingml/2006/main" noChangeAspect="1"/>
+            </wp:cNvGraphicFramePr>
+            <a:graphic xmlns:a="http://schemas.openxmlformats.org/drawingml/2006/main">
+              <a:graphicData uri="http://schemas.openxmlformats.org/drawingml/2006/picture">
+                <pic:pic xmlns:pic="http://schemas.openxmlformats.org/drawingml/2006/picture">
+                  <pic:nvPicPr>
+                    <pic:cNvPr id="290489025" name="图片 1" descr="文本&#10;&#10;AI 生成的内容可能不正确。"/>
+                    <pic:cNvPicPr/>
+                  </pic:nvPicPr>
+                  <pic:blipFill>
+                    <a:blip r:embed="rId35"/>
+                    <a:stretch>
+                      <a:fillRect/>
+                    </a:stretch>
+                  </pic:blipFill>
+                  <pic:spPr>
+                    <a:xfrm>
+                      <a:off x="0" y="0"/>
+                      <a:ext cx="1675961" cy="392246"/>
+                    </a:xfrm>
+                    <a:prstGeom prst="rect">
+                      <a:avLst/>
+                    </a:prstGeom>
+                  </pic:spPr>
+                </pic:pic>
+              </a:graphicData>
+            </a:graphic>
+          </wp:inline>
+        </w:drawing>
+      </w:r>
+    </w:p>
+    <w:p>
+      <w:pPr>
+        <w:rPr>
+          <w:rFonts w:hint="eastAsia"/>
+        </w:rPr>
+      </w:pPr>
+      <w:r>
+        <w:tab/>
+      </w:r>
+      <w:r>
+        <w:rPr>
+          <w:rFonts w:hint="eastAsia"/>
+        </w:rPr>
+        <w:t>拉普拉斯平滑：如果训练数据中某个单词在某个类别下从未出现，其概率会为</w:t>
+      </w:r>
+      <w:r>
+        <w:t>0，从而导致整个类别的概率为0。</w:t>
+      </w:r>
+      <w:r>
+        <w:rPr>
+          <w:rFonts w:hint="eastAsia"/>
+        </w:rPr>
+        <w:t>加一就行</w:t>
+      </w:r>
+    </w:p>
+    <w:p>
+      <w:r>
+        <w:tab/>
+      </w:r>
+      <w:r>
+        <w:tab/>
+      </w:r>
+      <w:r>
+        <w:drawing>
+          <wp:inline distT="0" distB="0" distL="0" distR="0" wp14:anchorId="0897A383" wp14:editId="51ECC06C">
+            <wp:extent cx="3835730" cy="463650"/>
+            <wp:effectExtent l="0" t="0" r="0" b="0"/>
+            <wp:docPr id="644561008" name="图片 1"/>
+            <wp:cNvGraphicFramePr>
+              <a:graphicFrameLocks xmlns:a="http://schemas.openxmlformats.org/drawingml/2006/main" noChangeAspect="1"/>
+            </wp:cNvGraphicFramePr>
+            <a:graphic xmlns:a="http://schemas.openxmlformats.org/drawingml/2006/main">
+              <a:graphicData uri="http://schemas.openxmlformats.org/drawingml/2006/picture">
+                <pic:pic xmlns:pic="http://schemas.openxmlformats.org/drawingml/2006/picture">
+                  <pic:nvPicPr>
+                    <pic:cNvPr id="644561008" name=""/>
+                    <pic:cNvPicPr/>
+                  </pic:nvPicPr>
+                  <pic:blipFill>
+                    <a:blip r:embed="rId36"/>
+                    <a:stretch>
+                      <a:fillRect/>
+                    </a:stretch>
+                  </pic:blipFill>
+                  <pic:spPr>
+                    <a:xfrm>
+                      <a:off x="0" y="0"/>
+                      <a:ext cx="3992138" cy="482556"/>
+                    </a:xfrm>
+                    <a:prstGeom prst="rect">
+                      <a:avLst/>
+                    </a:prstGeom>
+                  </pic:spPr>
+                </pic:pic>
+              </a:graphicData>
+            </a:graphic>
+          </wp:inline>
+        </w:drawing>
+      </w:r>
+    </w:p>
+    <w:p>
+      <w:r>
+        <w:tab/>
+      </w:r>
+      <w:r>
+        <w:tab/>
+      </w:r>
+      <w:r>
+        <w:rPr>
+          <w:rFonts w:hint="eastAsia"/>
+        </w:rPr>
+        <w:t>其中</w:t>
+      </w:r>
+      <w:r>
+        <w:t>∣Voc∣ 是词汇表大小。</w:t>
+      </w:r>
+    </w:p>
+    <w:p>
+      <w:r>
+        <w:tab/>
+      </w:r>
+      <w:r>
+        <w:rPr>
+          <w:rFonts w:hint="eastAsia"/>
+        </w:rPr>
+        <w:t>未知词：对于在测试集中出现但未在训练集中出现的词，直接忽略它们，不计算其概率。</w:t>
+      </w:r>
+    </w:p>
+    <w:p>
+      <w:r>
+        <w:tab/>
+      </w:r>
+      <w:r>
+        <w:rPr>
+          <w:rFonts w:hint="eastAsia"/>
+        </w:rPr>
+        <w:t>停用词：</w:t>
+      </w:r>
+      <w:r>
+        <w:rPr>
+          <w:rFonts w:hint="eastAsia"/>
+        </w:rPr>
+        <w:t>“</w:t>
+      </w:r>
+      <w:r>
+        <w:t>the” 和 “a”</w:t>
+      </w:r>
+      <w:r>
+        <w:rPr>
+          <w:rFonts w:hint="eastAsia"/>
+        </w:rPr>
+        <w:t>，在实践中，移除停用词通常没有帮助，因此大多数朴素贝叶斯实现会使用所有单词。</w:t>
+      </w:r>
+    </w:p>
+    <w:p>
+      <w:pPr>
+        <w:rPr>
+          <w:rFonts w:hint="eastAsia"/>
+        </w:rPr>
+      </w:pPr>
+    </w:p>
     <w:sectPr>
       <w:pgSz w:w="11906" w:h="16838"/>
       <w:pgMar w:top="1440" w:right="1800" w:bottom="1440" w:left="1800" w:header="851" w:footer="992" w:gutter="0"/>
@@ -632,6 +5516,347 @@
     </w:sectPr>
   </w:body>
 </w:document>
+</file>
+
+<file path=word/numbering.xml><?xml version="1.0" encoding="utf-8"?>
+<w:numbering xmlns:wpc="http://schemas.microsoft.com/office/word/2010/wordprocessingCanvas" xmlns:cx="http://schemas.microsoft.com/office/drawing/2014/chartex" xmlns:cx1="http://schemas.microsoft.com/office/drawing/2015/9/8/chartex" xmlns:cx2="http://schemas.microsoft.com/office/drawing/2015/10/21/chartex" xmlns:cx3="http://schemas.microsoft.com/office/drawing/2016/5/9/chartex" xmlns:cx4="http://schemas.microsoft.com/office/drawing/2016/5/10/chartex" xmlns:cx5="http://schemas.microsoft.com/office/drawing/2016/5/11/chartex" xmlns:cx6="http://schemas.microsoft.com/office/drawing/2016/5/12/chartex" xmlns:cx7="http://schemas.microsoft.com/office/drawing/2016/5/13/chartex" xmlns:cx8="http://schemas.microsoft.com/office/drawing/2016/5/14/chartex" xmlns:mc="http://schemas.openxmlformats.org/markup-compatibility/2006" xmlns:aink="http://schemas.microsoft.com/office/drawing/2016/ink" xmlns:am3d="http://schemas.microsoft.com/office/drawing/2017/model3d" xmlns:o="urn:schemas-microsoft-com:office:office" xmlns:oel="http://schemas.microsoft.com/office/2019/extlst" xmlns:r="http://schemas.openxmlformats.org/officeDocument/2006/relationships" xmlns:m="http://schemas.openxmlformats.org/officeDocument/2006/math" xmlns:v="urn:schemas-microsoft-com:vml" xmlns:wp14="http://schemas.microsoft.com/office/word/2010/wordprocessingDrawing" xmlns:wp="http://schemas.openxmlformats.org/drawingml/2006/wordprocessingDrawing" xmlns:w10="urn:schemas-microsoft-com:office:word" xmlns:w="http://schemas.openxmlformats.org/wordprocessingml/2006/main" xmlns:w14="http://schemas.microsoft.com/office/word/2010/wordml" xmlns:w15="http://schemas.microsoft.com/office/word/2012/wordml" xmlns:w16cex="http://schemas.microsoft.com/office/word/2018/wordml/cex" xmlns:w16cid="http://schemas.microsoft.com/office/word/2016/wordml/cid" xmlns:w16="http://schemas.microsoft.com/office/word/2018/wordml" xmlns:w16du="http://schemas.microsoft.com/office/word/2023/wordml/word16du" xmlns:w16sdtdh="http://schemas.microsoft.com/office/word/2020/wordml/sdtdatahash" xmlns:w16sdtfl="http://schemas.microsoft.com/office/word/2024/wordml/sdtformatlock" xmlns:w16se="http://schemas.microsoft.com/office/word/2015/wordml/symex" xmlns:wpg="http://schemas.microsoft.com/office/word/2010/wordprocessingGroup" xmlns:wpi="http://schemas.microsoft.com/office/word/2010/wordprocessingInk" xmlns:wne="http://schemas.microsoft.com/office/word/2006/wordml" xmlns:wps="http://schemas.microsoft.com/office/word/2010/wordprocessingShape" mc:Ignorable="w14 w15 w16se w16cid w16 w16cex w16sdtdh w16sdtfl w16du wp14">
+  <w:abstractNum w:abstractNumId="0" w15:restartNumberingAfterBreak="0">
+    <w:nsid w:val="14A1219E"/>
+    <w:multiLevelType w:val="hybridMultilevel"/>
+    <w:tmpl w:val="6212E17C"/>
+    <w:lvl w:ilvl="0" w:tplc="9154EA56">
+      <w:start w:val="1"/>
+      <w:numFmt w:val="decimal"/>
+      <w:lvlText w:val="%1."/>
+      <w:lvlJc w:val="left"/>
+      <w:pPr>
+        <w:ind w:left="1200" w:hanging="360"/>
+      </w:pPr>
+      <w:rPr>
+        <w:rFonts w:hint="default"/>
+      </w:rPr>
+    </w:lvl>
+    <w:lvl w:ilvl="1" w:tplc="04090019" w:tentative="1">
+      <w:start w:val="1"/>
+      <w:numFmt w:val="lowerLetter"/>
+      <w:lvlText w:val="%2)"/>
+      <w:lvlJc w:val="left"/>
+      <w:pPr>
+        <w:ind w:left="1720" w:hanging="440"/>
+      </w:pPr>
+    </w:lvl>
+    <w:lvl w:ilvl="2" w:tplc="0409001B" w:tentative="1">
+      <w:start w:val="1"/>
+      <w:numFmt w:val="lowerRoman"/>
+      <w:lvlText w:val="%3."/>
+      <w:lvlJc w:val="right"/>
+      <w:pPr>
+        <w:ind w:left="2160" w:hanging="440"/>
+      </w:pPr>
+    </w:lvl>
+    <w:lvl w:ilvl="3" w:tplc="0409000F" w:tentative="1">
+      <w:start w:val="1"/>
+      <w:numFmt w:val="decimal"/>
+      <w:lvlText w:val="%4."/>
+      <w:lvlJc w:val="left"/>
+      <w:pPr>
+        <w:ind w:left="2600" w:hanging="440"/>
+      </w:pPr>
+    </w:lvl>
+    <w:lvl w:ilvl="4" w:tplc="04090019" w:tentative="1">
+      <w:start w:val="1"/>
+      <w:numFmt w:val="lowerLetter"/>
+      <w:lvlText w:val="%5)"/>
+      <w:lvlJc w:val="left"/>
+      <w:pPr>
+        <w:ind w:left="3040" w:hanging="440"/>
+      </w:pPr>
+    </w:lvl>
+    <w:lvl w:ilvl="5" w:tplc="0409001B" w:tentative="1">
+      <w:start w:val="1"/>
+      <w:numFmt w:val="lowerRoman"/>
+      <w:lvlText w:val="%6."/>
+      <w:lvlJc w:val="right"/>
+      <w:pPr>
+        <w:ind w:left="3480" w:hanging="440"/>
+      </w:pPr>
+    </w:lvl>
+    <w:lvl w:ilvl="6" w:tplc="0409000F" w:tentative="1">
+      <w:start w:val="1"/>
+      <w:numFmt w:val="decimal"/>
+      <w:lvlText w:val="%7."/>
+      <w:lvlJc w:val="left"/>
+      <w:pPr>
+        <w:ind w:left="3920" w:hanging="440"/>
+      </w:pPr>
+    </w:lvl>
+    <w:lvl w:ilvl="7" w:tplc="04090019" w:tentative="1">
+      <w:start w:val="1"/>
+      <w:numFmt w:val="lowerLetter"/>
+      <w:lvlText w:val="%8)"/>
+      <w:lvlJc w:val="left"/>
+      <w:pPr>
+        <w:ind w:left="4360" w:hanging="440"/>
+      </w:pPr>
+    </w:lvl>
+    <w:lvl w:ilvl="8" w:tplc="0409001B" w:tentative="1">
+      <w:start w:val="1"/>
+      <w:numFmt w:val="lowerRoman"/>
+      <w:lvlText w:val="%9."/>
+      <w:lvlJc w:val="right"/>
+      <w:pPr>
+        <w:ind w:left="4800" w:hanging="440"/>
+      </w:pPr>
+    </w:lvl>
+  </w:abstractNum>
+  <w:abstractNum w:abstractNumId="1" w15:restartNumberingAfterBreak="0">
+    <w:nsid w:val="49144846"/>
+    <w:multiLevelType w:val="hybridMultilevel"/>
+    <w:tmpl w:val="A8AC6BCE"/>
+    <w:lvl w:ilvl="0" w:tplc="309E8318">
+      <w:start w:val="1"/>
+      <w:numFmt w:val="decimal"/>
+      <w:lvlText w:val="%1."/>
+      <w:lvlJc w:val="left"/>
+      <w:pPr>
+        <w:ind w:left="1140" w:hanging="360"/>
+      </w:pPr>
+      <w:rPr>
+        <w:rFonts w:hint="default"/>
+      </w:rPr>
+    </w:lvl>
+    <w:lvl w:ilvl="1" w:tplc="04090019" w:tentative="1">
+      <w:start w:val="1"/>
+      <w:numFmt w:val="lowerLetter"/>
+      <w:lvlText w:val="%2)"/>
+      <w:lvlJc w:val="left"/>
+      <w:pPr>
+        <w:ind w:left="1660" w:hanging="440"/>
+      </w:pPr>
+    </w:lvl>
+    <w:lvl w:ilvl="2" w:tplc="0409001B" w:tentative="1">
+      <w:start w:val="1"/>
+      <w:numFmt w:val="lowerRoman"/>
+      <w:lvlText w:val="%3."/>
+      <w:lvlJc w:val="right"/>
+      <w:pPr>
+        <w:ind w:left="2100" w:hanging="440"/>
+      </w:pPr>
+    </w:lvl>
+    <w:lvl w:ilvl="3" w:tplc="0409000F" w:tentative="1">
+      <w:start w:val="1"/>
+      <w:numFmt w:val="decimal"/>
+      <w:lvlText w:val="%4."/>
+      <w:lvlJc w:val="left"/>
+      <w:pPr>
+        <w:ind w:left="2540" w:hanging="440"/>
+      </w:pPr>
+    </w:lvl>
+    <w:lvl w:ilvl="4" w:tplc="04090019" w:tentative="1">
+      <w:start w:val="1"/>
+      <w:numFmt w:val="lowerLetter"/>
+      <w:lvlText w:val="%5)"/>
+      <w:lvlJc w:val="left"/>
+      <w:pPr>
+        <w:ind w:left="2980" w:hanging="440"/>
+      </w:pPr>
+    </w:lvl>
+    <w:lvl w:ilvl="5" w:tplc="0409001B" w:tentative="1">
+      <w:start w:val="1"/>
+      <w:numFmt w:val="lowerRoman"/>
+      <w:lvlText w:val="%6."/>
+      <w:lvlJc w:val="right"/>
+      <w:pPr>
+        <w:ind w:left="3420" w:hanging="440"/>
+      </w:pPr>
+    </w:lvl>
+    <w:lvl w:ilvl="6" w:tplc="0409000F" w:tentative="1">
+      <w:start w:val="1"/>
+      <w:numFmt w:val="decimal"/>
+      <w:lvlText w:val="%7."/>
+      <w:lvlJc w:val="left"/>
+      <w:pPr>
+        <w:ind w:left="3860" w:hanging="440"/>
+      </w:pPr>
+    </w:lvl>
+    <w:lvl w:ilvl="7" w:tplc="04090019" w:tentative="1">
+      <w:start w:val="1"/>
+      <w:numFmt w:val="lowerLetter"/>
+      <w:lvlText w:val="%8)"/>
+      <w:lvlJc w:val="left"/>
+      <w:pPr>
+        <w:ind w:left="4300" w:hanging="440"/>
+      </w:pPr>
+    </w:lvl>
+    <w:lvl w:ilvl="8" w:tplc="0409001B" w:tentative="1">
+      <w:start w:val="1"/>
+      <w:numFmt w:val="lowerRoman"/>
+      <w:lvlText w:val="%9."/>
+      <w:lvlJc w:val="right"/>
+      <w:pPr>
+        <w:ind w:left="4740" w:hanging="440"/>
+      </w:pPr>
+    </w:lvl>
+  </w:abstractNum>
+  <w:abstractNum w:abstractNumId="2" w15:restartNumberingAfterBreak="0">
+    <w:nsid w:val="6A382FAE"/>
+    <w:multiLevelType w:val="multilevel"/>
+    <w:tmpl w:val="C6680ED0"/>
+    <w:lvl w:ilvl="0">
+      <w:start w:val="1"/>
+      <w:numFmt w:val="bullet"/>
+      <w:lvlText w:val=""/>
+      <w:lvlJc w:val="left"/>
+      <w:pPr>
+        <w:tabs>
+          <w:tab w:val="num" w:pos="720"/>
+        </w:tabs>
+        <w:ind w:left="720" w:hanging="360"/>
+      </w:pPr>
+      <w:rPr>
+        <w:rFonts w:ascii="Symbol" w:hAnsi="Symbol" w:hint="default"/>
+        <w:sz w:val="20"/>
+      </w:rPr>
+    </w:lvl>
+    <w:lvl w:ilvl="1" w:tentative="1">
+      <w:start w:val="1"/>
+      <w:numFmt w:val="bullet"/>
+      <w:lvlText w:val=""/>
+      <w:lvlJc w:val="left"/>
+      <w:pPr>
+        <w:tabs>
+          <w:tab w:val="num" w:pos="1440"/>
+        </w:tabs>
+        <w:ind w:left="1440" w:hanging="360"/>
+      </w:pPr>
+      <w:rPr>
+        <w:rFonts w:ascii="Symbol" w:hAnsi="Symbol" w:hint="default"/>
+        <w:sz w:val="20"/>
+      </w:rPr>
+    </w:lvl>
+    <w:lvl w:ilvl="2" w:tentative="1">
+      <w:start w:val="1"/>
+      <w:numFmt w:val="bullet"/>
+      <w:lvlText w:val=""/>
+      <w:lvlJc w:val="left"/>
+      <w:pPr>
+        <w:tabs>
+          <w:tab w:val="num" w:pos="2160"/>
+        </w:tabs>
+        <w:ind w:left="2160" w:hanging="360"/>
+      </w:pPr>
+      <w:rPr>
+        <w:rFonts w:ascii="Symbol" w:hAnsi="Symbol" w:hint="default"/>
+        <w:sz w:val="20"/>
+      </w:rPr>
+    </w:lvl>
+    <w:lvl w:ilvl="3" w:tentative="1">
+      <w:start w:val="1"/>
+      <w:numFmt w:val="bullet"/>
+      <w:lvlText w:val=""/>
+      <w:lvlJc w:val="left"/>
+      <w:pPr>
+        <w:tabs>
+          <w:tab w:val="num" w:pos="2880"/>
+        </w:tabs>
+        <w:ind w:left="2880" w:hanging="360"/>
+      </w:pPr>
+      <w:rPr>
+        <w:rFonts w:ascii="Symbol" w:hAnsi="Symbol" w:hint="default"/>
+        <w:sz w:val="20"/>
+      </w:rPr>
+    </w:lvl>
+    <w:lvl w:ilvl="4" w:tentative="1">
+      <w:start w:val="1"/>
+      <w:numFmt w:val="bullet"/>
+      <w:lvlText w:val=""/>
+      <w:lvlJc w:val="left"/>
+      <w:pPr>
+        <w:tabs>
+          <w:tab w:val="num" w:pos="3600"/>
+        </w:tabs>
+        <w:ind w:left="3600" w:hanging="360"/>
+      </w:pPr>
+      <w:rPr>
+        <w:rFonts w:ascii="Symbol" w:hAnsi="Symbol" w:hint="default"/>
+        <w:sz w:val="20"/>
+      </w:rPr>
+    </w:lvl>
+    <w:lvl w:ilvl="5" w:tentative="1">
+      <w:start w:val="1"/>
+      <w:numFmt w:val="bullet"/>
+      <w:lvlText w:val=""/>
+      <w:lvlJc w:val="left"/>
+      <w:pPr>
+        <w:tabs>
+          <w:tab w:val="num" w:pos="4320"/>
+        </w:tabs>
+        <w:ind w:left="4320" w:hanging="360"/>
+      </w:pPr>
+      <w:rPr>
+        <w:rFonts w:ascii="Symbol" w:hAnsi="Symbol" w:hint="default"/>
+        <w:sz w:val="20"/>
+      </w:rPr>
+    </w:lvl>
+    <w:lvl w:ilvl="6" w:tentative="1">
+      <w:start w:val="1"/>
+      <w:numFmt w:val="bullet"/>
+      <w:lvlText w:val=""/>
+      <w:lvlJc w:val="left"/>
+      <w:pPr>
+        <w:tabs>
+          <w:tab w:val="num" w:pos="5040"/>
+        </w:tabs>
+        <w:ind w:left="5040" w:hanging="360"/>
+      </w:pPr>
+      <w:rPr>
+        <w:rFonts w:ascii="Symbol" w:hAnsi="Symbol" w:hint="default"/>
+        <w:sz w:val="20"/>
+      </w:rPr>
+    </w:lvl>
+    <w:lvl w:ilvl="7" w:tentative="1">
+      <w:start w:val="1"/>
+      <w:numFmt w:val="bullet"/>
+      <w:lvlText w:val=""/>
+      <w:lvlJc w:val="left"/>
+      <w:pPr>
+        <w:tabs>
+          <w:tab w:val="num" w:pos="5760"/>
+        </w:tabs>
+        <w:ind w:left="5760" w:hanging="360"/>
+      </w:pPr>
+      <w:rPr>
+        <w:rFonts w:ascii="Symbol" w:hAnsi="Symbol" w:hint="default"/>
+        <w:sz w:val="20"/>
+      </w:rPr>
+    </w:lvl>
+    <w:lvl w:ilvl="8" w:tentative="1">
+      <w:start w:val="1"/>
+      <w:numFmt w:val="bullet"/>
+      <w:lvlText w:val=""/>
+      <w:lvlJc w:val="left"/>
+      <w:pPr>
+        <w:tabs>
+          <w:tab w:val="num" w:pos="6480"/>
+        </w:tabs>
+        <w:ind w:left="6480" w:hanging="360"/>
+      </w:pPr>
+      <w:rPr>
+        <w:rFonts w:ascii="Symbol" w:hAnsi="Symbol" w:hint="default"/>
+        <w:sz w:val="20"/>
+      </w:rPr>
+    </w:lvl>
+  </w:abstractNum>
+  <w:num w:numId="1" w16cid:durableId="533228698">
+    <w:abstractNumId w:val="1"/>
+  </w:num>
+  <w:num w:numId="2" w16cid:durableId="1665938843">
+    <w:abstractNumId w:val="2"/>
+  </w:num>
+  <w:num w:numId="3" w16cid:durableId="52584212">
+    <w:abstractNumId w:val="0"/>
+  </w:num>
+</w:numbering>
 </file>
 
 <file path=word/styles.xml><?xml version="1.0" encoding="utf-8"?>
@@ -1241,7 +6466,6 @@
   <w:style w:type="character" w:default="1" w:styleId="a0">
     <w:name w:val="Default Paragraph Font"/>
     <w:uiPriority w:val="1"/>
-    <w:semiHidden/>
     <w:unhideWhenUsed/>
   </w:style>
   <w:style w:type="table" w:default="1" w:styleId="a1">

--- a/Lec/NLP/note.docx
+++ b/Lec/NLP/note.docx
@@ -2887,6 +2887,9 @@
     </w:p>
     <w:p>
       <w:r>
+        <w:rPr>
+          <w:noProof/>
+        </w:rPr>
         <w:drawing>
           <wp:inline distT="0" distB="0" distL="0" distR="0" wp14:anchorId="3510E86E" wp14:editId="140D2B11">
             <wp:extent cx="5274310" cy="484505"/>
@@ -2946,6 +2949,9 @@
     </w:p>
     <w:p>
       <w:r>
+        <w:rPr>
+          <w:noProof/>
+        </w:rPr>
         <w:lastRenderedPageBreak/>
         <w:drawing>
           <wp:inline distT="0" distB="0" distL="0" distR="0" wp14:anchorId="229175D7" wp14:editId="78864969">
@@ -3051,6 +3057,9 @@
         <w:t>)，我们得到：</w:t>
       </w:r>
       <w:r>
+        <w:rPr>
+          <w:noProof/>
+        </w:rPr>
         <w:drawing>
           <wp:inline distT="0" distB="0" distL="0" distR="0" wp14:anchorId="34A409E0" wp14:editId="106F5F7F">
             <wp:extent cx="1122220" cy="415637"/>
@@ -3157,62 +3166,56 @@
         <w:rPr>
           <w:rFonts w:hint="eastAsia"/>
         </w:rPr>
+        <w:t xml:space="preserve"> 如果上下文词很少见，减少量可能非常大。</w:t>
+      </w:r>
+    </w:p>
+    <w:p>
+      <w:r>
+        <w:t>Interpolation</w:t>
+      </w:r>
+      <w:r>
+        <w:rPr>
+          <w:rFonts w:hint="eastAsia"/>
+        </w:rPr>
+        <w:t>插值：</w:t>
+      </w:r>
+    </w:p>
+    <w:p>
+      <w:r>
+        <w:tab/>
+      </w:r>
+      <w:r>
+        <w:rPr>
+          <w:rFonts w:hint="eastAsia"/>
+        </w:rPr>
+        <w:t>插值通过加权求和多个</w:t>
+      </w:r>
+      <w:r>
+        <w:t xml:space="preserve"> n-gram 模型的概率（例如，一元模型、二元模型、三元模型）来组合它们。</w:t>
+      </w:r>
+      <w:r>
+        <w:rPr>
+          <w:rFonts w:hint="eastAsia"/>
+        </w:rPr>
+        <w:t>混合不同级别的概率，提供一个更平衡的估计</w:t>
+      </w:r>
+      <w:r>
+        <w:rPr>
+          <w:rFonts w:hint="eastAsia"/>
+        </w:rPr>
+        <w:t>，</w:t>
+      </w:r>
+      <w:r>
+        <w:rPr>
+          <w:rFonts w:hint="eastAsia"/>
+        </w:rPr>
+        <w:t>同时利用数据中的特定和一般模式。例如，当我们使用三元模型时，我们同时使用一元模型、二元模型和三元模型，然后使用三个</w:t>
+      </w:r>
+      <w:r>
         <w:t xml:space="preserve"> </w:t>
       </w:r>
       <w:r>
         <w:rPr>
-          <w:rFonts w:hint="eastAsia"/>
-        </w:rPr>
-        <w:t>如果上下文词很少见，减少量可能非常大。</w:t>
-      </w:r>
-    </w:p>
-    <w:p>
-      <w:r>
-        <w:t>Interpolation</w:t>
-      </w:r>
-      <w:r>
-        <w:rPr>
-          <w:rFonts w:hint="eastAsia"/>
-        </w:rPr>
-        <w:t>插值：</w:t>
-      </w:r>
-    </w:p>
-    <w:p>
-      <w:r>
-        <w:tab/>
-      </w:r>
-      <w:r>
-        <w:rPr>
-          <w:rFonts w:hint="eastAsia"/>
-        </w:rPr>
-        <w:t>插值通过加权求和多个</w:t>
-      </w:r>
-      <w:r>
-        <w:t xml:space="preserve"> n-gram 模型的概率（例如，一元模型、二元模型、三元模型）来组合它们。</w:t>
-      </w:r>
-      <w:r>
-        <w:rPr>
-          <w:rFonts w:hint="eastAsia"/>
-        </w:rPr>
-        <w:t>混合不同级别的概率，提供一个更平衡的估计</w:t>
-      </w:r>
-      <w:r>
-        <w:rPr>
-          <w:rFonts w:hint="eastAsia"/>
-        </w:rPr>
-        <w:t>，</w:t>
-      </w:r>
-      <w:r>
-        <w:rPr>
-          <w:rFonts w:hint="eastAsia"/>
-        </w:rPr>
-        <w:t>同时利用数据中的特定和一般模式。例如，当我们使用三元模型时，我们同时使用一元模型、二元模型和三元模型，然后使用三个</w:t>
-      </w:r>
-      <w:r>
-        <w:t xml:space="preserve"> </w:t>
-      </w:r>
-      <w:r>
-        <w:rPr>
           <w:rFonts w:ascii="Cambria Math" w:hAnsi="Cambria Math" w:cs="Cambria Math"/>
         </w:rPr>
         <w:t>𝜆</w:t>
@@ -3223,6 +3226,9 @@
     </w:p>
     <w:p>
       <w:r>
+        <w:rPr>
+          <w:noProof/>
+        </w:rPr>
         <w:drawing>
           <wp:inline distT="0" distB="0" distL="0" distR="0" wp14:anchorId="74C226D5" wp14:editId="7E85C034">
             <wp:extent cx="2826327" cy="344699"/>
@@ -3302,6 +3308,9 @@
     </w:p>
     <w:p>
       <w:r>
+        <w:rPr>
+          <w:noProof/>
+        </w:rPr>
         <w:drawing>
           <wp:inline distT="0" distB="0" distL="0" distR="0" wp14:anchorId="18732F4E" wp14:editId="072F34D7">
             <wp:extent cx="5274310" cy="549275"/>
@@ -3377,6 +3386,9 @@
     </w:p>
     <w:p>
       <w:r>
+        <w:rPr>
+          <w:noProof/>
+        </w:rPr>
         <w:lastRenderedPageBreak/>
         <w:drawing>
           <wp:inline distT="0" distB="0" distL="0" distR="0" wp14:anchorId="2CB5F3FF" wp14:editId="2602D60C">
@@ -3916,6 +3928,9 @@
     </w:p>
     <w:p>
       <w:r>
+        <w:rPr>
+          <w:noProof/>
+        </w:rPr>
         <w:drawing>
           <wp:inline distT="0" distB="0" distL="0" distR="0" wp14:anchorId="7CF7F155" wp14:editId="426B02F3">
             <wp:extent cx="5274310" cy="836295"/>
@@ -3968,6 +3983,9 @@
         </w:rPr>
       </w:pPr>
       <w:r>
+        <w:rPr>
+          <w:noProof/>
+        </w:rPr>
         <w:drawing>
           <wp:inline distT="0" distB="0" distL="0" distR="0" wp14:anchorId="40083C3A" wp14:editId="0874A5F1">
             <wp:extent cx="2409517" cy="279070"/>
@@ -4011,6 +4029,9 @@
         <w:t xml:space="preserve"> </w:t>
       </w:r>
       <w:r>
+        <w:rPr>
+          <w:noProof/>
+        </w:rPr>
         <w:drawing>
           <wp:inline distT="0" distB="0" distL="0" distR="0" wp14:anchorId="44D61FB8" wp14:editId="7C313163">
             <wp:extent cx="2398815" cy="280719"/>
@@ -4059,6 +4080,9 @@
         <w:t>X，其可能取值为 x 1 , x 2 , … , x n，每个值的概率为 P ( X = x i )，则熵H(X) 定义为：</w:t>
       </w:r>
       <w:r>
+        <w:rPr>
+          <w:noProof/>
+        </w:rPr>
         <w:drawing>
           <wp:inline distT="0" distB="0" distL="0" distR="0" wp14:anchorId="6F63696B" wp14:editId="255D8C49">
             <wp:extent cx="2263508" cy="403761"/>
@@ -4112,6 +4136,9 @@
     </w:p>
     <w:p>
       <w:r>
+        <w:rPr>
+          <w:noProof/>
+        </w:rPr>
         <w:drawing>
           <wp:inline distT="0" distB="0" distL="0" distR="0" wp14:anchorId="5D8739A8" wp14:editId="21AB2BA1">
             <wp:extent cx="1879054" cy="1793174"/>
@@ -4190,6 +4217,9 @@
         <w:t>：</w:t>
       </w:r>
       <w:r>
+        <w:rPr>
+          <w:noProof/>
+        </w:rPr>
         <w:drawing>
           <wp:inline distT="0" distB="0" distL="0" distR="0" wp14:anchorId="08C77FF1" wp14:editId="34E8D9DE">
             <wp:extent cx="599704" cy="226359"/>
@@ -4275,6 +4305,9 @@
     </w:p>
     <w:p>
       <w:r>
+        <w:rPr>
+          <w:noProof/>
+        </w:rPr>
         <w:drawing>
           <wp:inline distT="0" distB="0" distL="0" distR="0" wp14:anchorId="69F5B0D9" wp14:editId="21382B6D">
             <wp:extent cx="5001323" cy="523948"/>
@@ -4366,6 +4399,9 @@
     </w:p>
     <w:p>
       <w:r>
+        <w:rPr>
+          <w:noProof/>
+        </w:rPr>
         <w:drawing>
           <wp:inline distT="0" distB="0" distL="0" distR="0" wp14:anchorId="5260A297" wp14:editId="6162A7FA">
             <wp:extent cx="1561605" cy="561476"/>
@@ -4473,6 +4509,9 @@
     </w:p>
     <w:p>
       <w:r>
+        <w:rPr>
+          <w:noProof/>
+        </w:rPr>
         <w:drawing>
           <wp:inline distT="0" distB="0" distL="0" distR="0" wp14:anchorId="0D9466CD" wp14:editId="66D473E1">
             <wp:extent cx="2903517" cy="516347"/>
@@ -4528,6 +4567,9 @@
     </w:p>
     <w:p>
       <w:r>
+        <w:rPr>
+          <w:noProof/>
+        </w:rPr>
         <w:drawing>
           <wp:inline distT="0" distB="0" distL="0" distR="0" wp14:anchorId="568582F1" wp14:editId="353F8C53">
             <wp:extent cx="5274310" cy="506095"/>
@@ -4595,6 +4637,9 @@
         <w:t>困惑度是交叉熵的指数形式：</w:t>
       </w:r>
       <w:r>
+        <w:rPr>
+          <w:noProof/>
+        </w:rPr>
         <w:drawing>
           <wp:inline distT="0" distB="0" distL="0" distR="0" wp14:anchorId="18032753" wp14:editId="4CB8D290">
             <wp:extent cx="2024743" cy="280018"/>
@@ -4804,6 +4849,9 @@
         <w:ind w:left="840" w:firstLine="420"/>
       </w:pPr>
       <w:r>
+        <w:rPr>
+          <w:noProof/>
+        </w:rPr>
         <w:drawing>
           <wp:inline distT="0" distB="0" distL="0" distR="0" wp14:anchorId="1B88373F" wp14:editId="5EAADB02">
             <wp:extent cx="3414155" cy="1321516"/>
@@ -4889,6 +4937,9 @@
         <w:ind w:left="840"/>
       </w:pPr>
       <w:r>
+        <w:rPr>
+          <w:noProof/>
+        </w:rPr>
         <w:drawing>
           <wp:inline distT="0" distB="0" distL="0" distR="0" wp14:anchorId="0251B965" wp14:editId="786175D3">
             <wp:extent cx="1157844" cy="335918"/>
@@ -4946,6 +4997,9 @@
         <w:t>通过应用贝叶斯定理，我们将目标函数进行转换：</w:t>
       </w:r>
       <w:r>
+        <w:rPr>
+          <w:noProof/>
+        </w:rPr>
         <w:drawing>
           <wp:inline distT="0" distB="0" distL="0" distR="0" wp14:anchorId="2E6244F6" wp14:editId="74EF8922">
             <wp:extent cx="1193470" cy="358629"/>
@@ -5034,6 +5088,9 @@
         <w:t>简化后：</w:t>
       </w:r>
       <w:r>
+        <w:rPr>
+          <w:noProof/>
+        </w:rPr>
         <w:drawing>
           <wp:inline distT="0" distB="0" distL="0" distR="0" wp14:anchorId="1EF84831" wp14:editId="68BD2717">
             <wp:extent cx="1306286" cy="285953"/>
@@ -5144,6 +5201,9 @@
         <w:t>的决策公式变为：</w:t>
       </w:r>
       <w:r>
+        <w:rPr>
+          <w:noProof/>
+        </w:rPr>
         <w:drawing>
           <wp:inline distT="0" distB="0" distL="0" distR="0" wp14:anchorId="1CD9E37D" wp14:editId="55AEEE0C">
             <wp:extent cx="2462826" cy="546265"/>
@@ -5192,6 +5252,9 @@
         <w:t>为避免连乘数值趋向0所以改为对数：</w:t>
       </w:r>
       <w:r>
+        <w:rPr>
+          <w:noProof/>
+        </w:rPr>
         <w:drawing>
           <wp:inline distT="0" distB="0" distL="0" distR="0" wp14:anchorId="625A5DDF" wp14:editId="1398D48A">
             <wp:extent cx="2321626" cy="525054"/>
@@ -5257,13 +5320,7 @@
         <w:rPr>
           <w:rFonts w:hint="eastAsia"/>
         </w:rPr>
-        <w:t xml:space="preserve"> </w:t>
-      </w:r>
-      <w:r>
-        <w:rPr>
-          <w:rFonts w:hint="eastAsia"/>
-        </w:rPr>
-        <w:t>直接用类别</w:t>
+        <w:t xml:space="preserve"> 直接用类别</w:t>
       </w:r>
       <w:r>
         <w:t>c的文档数除以总文档数。</w:t>
@@ -5340,6 +5397,9 @@
         <w:ind w:left="1200"/>
       </w:pPr>
       <w:r>
+        <w:rPr>
+          <w:noProof/>
+        </w:rPr>
         <w:drawing>
           <wp:inline distT="0" distB="0" distL="0" distR="0" wp14:anchorId="56D3662E" wp14:editId="3690AE36">
             <wp:extent cx="1662545" cy="389106"/>
@@ -5378,11 +5438,6 @@
       </w:r>
     </w:p>
     <w:p>
-      <w:pPr>
-        <w:rPr>
-          <w:rFonts w:hint="eastAsia"/>
-        </w:rPr>
-      </w:pPr>
       <w:r>
         <w:tab/>
       </w:r>
@@ -5410,6 +5465,9 @@
         <w:tab/>
       </w:r>
       <w:r>
+        <w:rPr>
+          <w:noProof/>
+        </w:rPr>
         <w:drawing>
           <wp:inline distT="0" distB="0" distL="0" distR="0" wp14:anchorId="0897A383" wp14:editId="51ECC06C">
             <wp:extent cx="3835730" cy="463650"/>
@@ -5501,12 +5559,29 @@
         <w:t>，在实践中，移除停用词通常没有帮助，因此大多数朴素贝叶斯实现会使用所有单词。</w:t>
       </w:r>
     </w:p>
-    <w:p>
-      <w:pPr>
-        <w:rPr>
-          <w:rFonts w:hint="eastAsia"/>
-        </w:rPr>
-      </w:pPr>
+    <w:p/>
+    <w:p>
+      <w:pPr>
+        <w:rPr>
+          <w:rFonts w:hint="eastAsia"/>
+        </w:rPr>
+      </w:pPr>
+      <w:r>
+        <w:rPr>
+          <w:rFonts w:hint="eastAsia"/>
+        </w:rPr>
+        <w:lastRenderedPageBreak/>
+        <w:t>情感</w:t>
+      </w:r>
+      <w:r>
+        <w:t>Sentiment</w:t>
+      </w:r>
+      <w:r>
+        <w:rPr>
+          <w:rFonts w:hint="eastAsia"/>
+        </w:rPr>
+        <w:t>和二元朴素贝叶斯</w:t>
+      </w:r>
     </w:p>
     <w:sectPr>
       <w:pgSz w:w="11906" w:h="16838"/>
@@ -6466,6 +6541,7 @@
   <w:style w:type="character" w:default="1" w:styleId="a0">
     <w:name w:val="Default Paragraph Font"/>
     <w:uiPriority w:val="1"/>
+    <w:semiHidden/>
     <w:unhideWhenUsed/>
   </w:style>
   <w:style w:type="table" w:default="1" w:styleId="a1">
